--- a/Assets/Document/云熹约定项目文档/13.后续剧情/修罗场剧情文本/周杉&何行舟线.docx
+++ b/Assets/Document/云熹约定项目文档/13.后续剧情/修罗场剧情文本/周杉&何行舟线.docx
@@ -4975,24 +4975,7 @@
           <w:sz w:val="28"/>
           <w:szCs w:val="28"/>
         </w:rPr>
-        <w:t>“天地为鉴，父母为证。</w:t>
-      </w:r>
-      <w:r>
-        <w:rPr>
-          <w:rFonts w:hint="eastAsia"/>
-          <w:sz w:val="28"/>
-          <w:szCs w:val="28"/>
-          <w:lang w:val="en-US" w:eastAsia="zh-CN"/>
-        </w:rPr>
-        <w:t>我何行舟，此生绝不负你。</w:t>
-      </w:r>
-      <w:r>
-        <w:rPr>
-          <w:rFonts w:hint="eastAsia"/>
-          <w:sz w:val="28"/>
-          <w:szCs w:val="28"/>
-        </w:rPr>
-        <w:t>”</w:t>
+        <w:t>“往后所有的路，我都想跟你一起走。”</w:t>
       </w:r>
       <w:r>
         <w:rPr>
@@ -5292,7 +5275,24 @@
           <w:sz w:val="28"/>
           <w:szCs w:val="28"/>
         </w:rPr>
-        <w:t>他在等，等你一个明确的点头，等你把他纳入你的未来里。刚才对着天地父母许下的誓言，他需要你的回应来盖章作数||</w:t>
+        <w:t>他在等，等你一个明确的点头，等你把他纳入你的未来里</w:t>
+      </w:r>
+      <w:r>
+        <w:rPr>
+          <w:rFonts w:hint="eastAsia"/>
+          <w:sz w:val="28"/>
+          <w:szCs w:val="28"/>
+          <w:lang w:eastAsia="zh-CN"/>
+        </w:rPr>
+        <w:t>，</w:t>
+      </w:r>
+      <w:r>
+        <w:rPr>
+          <w:rFonts w:hint="eastAsia"/>
+          <w:sz w:val="28"/>
+          <w:szCs w:val="28"/>
+        </w:rPr>
+        <w:t>他需要你的回应来盖章作数||</w:t>
       </w:r>
     </w:p>
     <w:p>
@@ -5370,7 +5370,7 @@
           <w:sz w:val="28"/>
           <w:szCs w:val="28"/>
         </w:rPr>
-        <w:t>女主名 ||“好。”||0000</w:t>
+        <w:t>女主名||“好。”||0000</w:t>
       </w:r>
     </w:p>
     <w:p>
@@ -6080,15 +6080,15 @@
           <w:szCs w:val="28"/>
           <w:lang w:val="en-US" w:eastAsia="zh-CN"/>
         </w:rPr>
-        <w:t>一会</w:t>
-      </w:r>
-      <w:r>
-        <w:rPr>
-          <w:rFonts w:hint="eastAsia"/>
-          <w:sz w:val="28"/>
-          <w:szCs w:val="28"/>
-        </w:rPr>
-        <w:t>给你带本绝版书”，</w:t>
+        <w:t>给你带了点东西，一会儿方便吗</w:t>
+      </w:r>
+      <w:r>
+        <w:rPr>
+          <w:rFonts w:hint="eastAsia"/>
+          <w:sz w:val="28"/>
+          <w:szCs w:val="28"/>
+        </w:rPr>
+        <w:t>”，</w:t>
       </w:r>
       <w:r>
         <w:rPr>
@@ -6337,500 +6337,1925 @@
           <w:szCs w:val="28"/>
           <w:lang w:val="en-US" w:eastAsia="zh-CN"/>
         </w:rPr>
-        <w:t>||你站在窗边，看着路灯下周杉仰起的笑脸，手指悬在手机屏幕上方。何行舟的消息还亮着：“一会给你带本绝版书。”你抬头看了一眼周杉，又低头看了一眼那行字。雨开始下了，不大，但很密，打在窗玻璃上沙沙响。周杉还站在楼下，没有撑伞，头发很快被淋湿了一层。</w:t>
-      </w:r>
-    </w:p>
-    <w:p>
-      <w:pPr>
-        <w:rPr>
-          <w:rFonts w:hint="eastAsia"/>
-          <w:sz w:val="28"/>
-          <w:szCs w:val="28"/>
-          <w:lang w:val="en-US" w:eastAsia="zh-CN"/>
-        </w:rPr>
-      </w:pPr>
-    </w:p>
-    <w:p>
-      <w:pPr>
-        <w:rPr>
-          <w:rFonts w:hint="eastAsia"/>
-          <w:sz w:val="28"/>
-          <w:szCs w:val="28"/>
-          <w:lang w:val="en-US" w:eastAsia="zh-CN"/>
-        </w:rPr>
-      </w:pPr>
-      <w:r>
-        <w:rPr>
-          <w:rFonts w:hint="eastAsia"/>
-          <w:sz w:val="28"/>
-          <w:szCs w:val="28"/>
-          <w:lang w:val="en-US" w:eastAsia="zh-CN"/>
-        </w:rPr>
-        <w:t>你咬了咬嘴唇，打了一行字发给何行舟：“今晚不在家，改天吧。”发完立刻锁屏，没有看他的回复。然后你打开门，朝楼下喊了一声：“上来吧，雨太大了。”</w:t>
-      </w:r>
-    </w:p>
-    <w:p>
-      <w:pPr>
-        <w:rPr>
-          <w:rFonts w:hint="eastAsia"/>
-          <w:sz w:val="28"/>
-          <w:szCs w:val="28"/>
-          <w:lang w:val="en-US" w:eastAsia="zh-CN"/>
-        </w:rPr>
-      </w:pPr>
-    </w:p>
-    <w:p>
-      <w:pPr>
-        <w:rPr>
-          <w:rFonts w:hint="eastAsia"/>
-          <w:sz w:val="28"/>
-          <w:szCs w:val="28"/>
-          <w:lang w:val="en-US" w:eastAsia="zh-CN"/>
-        </w:rPr>
-      </w:pPr>
-      <w:r>
-        <w:rPr>
-          <w:rFonts w:hint="eastAsia"/>
-          <w:sz w:val="28"/>
-          <w:szCs w:val="28"/>
-          <w:lang w:val="en-US" w:eastAsia="zh-CN"/>
-        </w:rPr>
-        <w:t>周杉跑上来的时候，头发上全是细密的水珠。他站在电梯里，一边用手抹脸上的雨水，一边笑。“本来想给你个惊喜，结果被雨浇了。”你说不出话，只是拉着他进了门。玄关的灯亮着，你从鞋柜里拿出那双客用拖鞋——他上次来穿过的那双，你洗过收好了，又拿出来放在他脚边。他弯腰换鞋的时候，你走到厨房去倒热水。</w:t>
-      </w:r>
-    </w:p>
-    <w:p>
-      <w:pPr>
-        <w:rPr>
-          <w:rFonts w:hint="eastAsia"/>
-          <w:sz w:val="28"/>
-          <w:szCs w:val="28"/>
-          <w:lang w:val="en-US" w:eastAsia="zh-CN"/>
-        </w:rPr>
-      </w:pPr>
-    </w:p>
-    <w:p>
-      <w:pPr>
-        <w:rPr>
-          <w:rFonts w:hint="eastAsia"/>
-          <w:sz w:val="28"/>
-          <w:szCs w:val="28"/>
-          <w:lang w:val="en-US" w:eastAsia="zh-CN"/>
-        </w:rPr>
-      </w:pPr>
-      <w:r>
-        <w:rPr>
-          <w:rFonts w:hint="eastAsia"/>
-          <w:sz w:val="28"/>
-          <w:szCs w:val="28"/>
-          <w:lang w:val="en-US" w:eastAsia="zh-CN"/>
-        </w:rPr>
-        <w:t>你不知道的是，此刻小区门口的花坛边，一个人正撑着黑色的直柄伞站在那里。他低头看着手机屏幕上那行“今晚不在家，改天吧”，又抬头看着三楼那扇亮着灯的窗户。窗帘没有完全拉上，缝隙里透出暖黄色的光。两个影子从玄关移到客厅，一个是你，一个是那个正在换鞋的男人。他把伞收起来，攥在手里，指节泛白。雨越下越大，他没有走。他就那样站在雨里，看着那扇窗户，看了很久。</w:t>
-      </w:r>
-    </w:p>
-    <w:p>
-      <w:pPr>
-        <w:rPr>
-          <w:rFonts w:hint="eastAsia"/>
-          <w:sz w:val="28"/>
-          <w:szCs w:val="28"/>
-          <w:lang w:val="en-US" w:eastAsia="zh-CN"/>
-        </w:rPr>
-      </w:pPr>
-    </w:p>
-    <w:p>
-      <w:pPr>
-        <w:rPr>
-          <w:rFonts w:hint="eastAsia"/>
-          <w:sz w:val="28"/>
-          <w:szCs w:val="28"/>
-          <w:lang w:val="en-US" w:eastAsia="zh-CN"/>
-        </w:rPr>
-      </w:pPr>
-      <w:r>
-        <w:rPr>
-          <w:rFonts w:hint="eastAsia"/>
-          <w:sz w:val="28"/>
-          <w:szCs w:val="28"/>
-          <w:lang w:val="en-US" w:eastAsia="zh-CN"/>
-        </w:rPr>
-        <w:t>第二天早上，周杉走的时候你在睡觉。他给你留了纸条，说回学校办离校手续，过几天再来。你醒来看到纸条，没有多想。给他发了一条消息：“路上注意安全。”他没有回。</w:t>
-      </w:r>
-    </w:p>
-    <w:p>
-      <w:pPr>
-        <w:rPr>
-          <w:rFonts w:hint="eastAsia"/>
-          <w:sz w:val="28"/>
-          <w:szCs w:val="28"/>
-          <w:lang w:val="en-US" w:eastAsia="zh-CN"/>
-        </w:rPr>
-      </w:pPr>
-    </w:p>
-    <w:p>
-      <w:pPr>
-        <w:rPr>
-          <w:rFonts w:hint="eastAsia"/>
-          <w:sz w:val="28"/>
-          <w:szCs w:val="28"/>
-          <w:lang w:val="en-US" w:eastAsia="zh-CN"/>
-        </w:rPr>
-      </w:pPr>
-      <w:r>
-        <w:rPr>
-          <w:rFonts w:hint="eastAsia"/>
-          <w:sz w:val="28"/>
-          <w:szCs w:val="28"/>
-          <w:lang w:val="en-US" w:eastAsia="zh-CN"/>
-        </w:rPr>
-        <w:t>第一天，他没有回消息。你以为他在忙毕业的事。第二天，电话没人接。你给他室友打电话，室友说他前天就办完手续走了。第三天，所有的消息都像沉进了深水里。你开始慌了。</w:t>
-      </w:r>
-    </w:p>
-    <w:p>
-      <w:pPr>
-        <w:rPr>
-          <w:rFonts w:hint="eastAsia"/>
-          <w:sz w:val="28"/>
-          <w:szCs w:val="28"/>
-          <w:lang w:val="en-US" w:eastAsia="zh-CN"/>
-        </w:rPr>
-      </w:pPr>
-    </w:p>
-    <w:p>
-      <w:pPr>
-        <w:rPr>
-          <w:rFonts w:hint="eastAsia"/>
-          <w:sz w:val="28"/>
-          <w:szCs w:val="28"/>
-          <w:lang w:val="en-US" w:eastAsia="zh-CN"/>
-        </w:rPr>
-      </w:pPr>
-      <w:r>
-        <w:rPr>
-          <w:rFonts w:hint="eastAsia"/>
-          <w:sz w:val="28"/>
-          <w:szCs w:val="28"/>
-          <w:lang w:val="en-US" w:eastAsia="zh-CN"/>
-        </w:rPr>
-        <w:t>那天晚上你躺在床上，翻来覆去睡不着。窗外的雨又下起来了，和那天晚上一样，沙沙的，密密的。你不知道自己是什么时候睡着的。你只记得忽然觉得周围安静了——雨声没了，风声没了，连自己的呼吸声都听不到了。</w:t>
-      </w:r>
-    </w:p>
-    <w:p>
-      <w:pPr>
-        <w:rPr>
-          <w:rFonts w:hint="eastAsia"/>
-          <w:sz w:val="28"/>
-          <w:szCs w:val="28"/>
-          <w:lang w:val="en-US" w:eastAsia="zh-CN"/>
-        </w:rPr>
-      </w:pPr>
-    </w:p>
-    <w:p>
-      <w:pPr>
-        <w:rPr>
-          <w:rFonts w:hint="eastAsia"/>
-          <w:sz w:val="28"/>
-          <w:szCs w:val="28"/>
-          <w:lang w:val="en-US" w:eastAsia="zh-CN"/>
-        </w:rPr>
-      </w:pPr>
-      <w:r>
-        <w:rPr>
-          <w:rFonts w:hint="eastAsia"/>
-          <w:sz w:val="28"/>
-          <w:szCs w:val="28"/>
-          <w:lang w:val="en-US" w:eastAsia="zh-CN"/>
-        </w:rPr>
-        <w:t>你睁开眼。</w:t>
-      </w:r>
-    </w:p>
-    <w:p>
-      <w:pPr>
-        <w:rPr>
-          <w:rFonts w:hint="eastAsia"/>
-          <w:sz w:val="28"/>
-          <w:szCs w:val="28"/>
-          <w:lang w:val="en-US" w:eastAsia="zh-CN"/>
-        </w:rPr>
-      </w:pPr>
-    </w:p>
-    <w:p>
-      <w:pPr>
-        <w:rPr>
-          <w:rFonts w:hint="eastAsia"/>
-          <w:sz w:val="28"/>
-          <w:szCs w:val="28"/>
-          <w:lang w:val="en-US" w:eastAsia="zh-CN"/>
-        </w:rPr>
-      </w:pPr>
-      <w:r>
-        <w:rPr>
-          <w:rFonts w:hint="eastAsia"/>
-          <w:sz w:val="28"/>
-          <w:szCs w:val="28"/>
-          <w:lang w:val="en-US" w:eastAsia="zh-CN"/>
-        </w:rPr>
-        <w:t>你躺在自己的床上。卧室的灯没有开，但房间里有光，一种说不清从哪来的、灰白色的光。窗帘是拉上的，但你看到窗外的天空是灰白色的，没有月亮，没有星星，什么都没有。你想坐起来，身体却动不了。不是被压住了，是那种梦里才有的、想动却使不上力的感觉。</w:t>
-      </w:r>
-    </w:p>
-    <w:p>
-      <w:pPr>
-        <w:rPr>
-          <w:rFonts w:hint="eastAsia"/>
-          <w:sz w:val="28"/>
-          <w:szCs w:val="28"/>
-          <w:lang w:val="en-US" w:eastAsia="zh-CN"/>
-        </w:rPr>
-      </w:pPr>
-    </w:p>
-    <w:p>
-      <w:pPr>
-        <w:rPr>
-          <w:rFonts w:hint="eastAsia"/>
-          <w:sz w:val="28"/>
-          <w:szCs w:val="28"/>
-          <w:lang w:val="en-US" w:eastAsia="zh-CN"/>
-        </w:rPr>
-      </w:pPr>
-      <w:r>
-        <w:rPr>
-          <w:rFonts w:hint="eastAsia"/>
-          <w:sz w:val="28"/>
-          <w:szCs w:val="28"/>
-          <w:lang w:val="en-US" w:eastAsia="zh-CN"/>
-        </w:rPr>
-        <w:t>你偏过头，看到床垫在渗血。</w:t>
-      </w:r>
-    </w:p>
-    <w:p>
-      <w:pPr>
-        <w:rPr>
-          <w:rFonts w:hint="eastAsia"/>
-          <w:sz w:val="28"/>
-          <w:szCs w:val="28"/>
-          <w:lang w:val="en-US" w:eastAsia="zh-CN"/>
-        </w:rPr>
-      </w:pPr>
-    </w:p>
-    <w:p>
-      <w:pPr>
-        <w:rPr>
-          <w:rFonts w:hint="eastAsia"/>
-          <w:sz w:val="28"/>
-          <w:szCs w:val="28"/>
-          <w:lang w:val="en-US" w:eastAsia="zh-CN"/>
-        </w:rPr>
-      </w:pPr>
-      <w:r>
-        <w:rPr>
-          <w:rFonts w:hint="eastAsia"/>
-          <w:sz w:val="28"/>
-          <w:szCs w:val="28"/>
-          <w:lang w:val="en-US" w:eastAsia="zh-CN"/>
-        </w:rPr>
-        <w:t>暗红色的液体从床垫的缝隙里慢慢洇出来，沿着床单的纹理扩散，像一朵正在盛开的花。血不多，但一直在渗，一点一点地，把床单染出一片深色的水渍。你看着那片血渍，发现它的形状不太对——不是随意洇开的，而是有轮廓的。像一个人的身体。头、肩膀、躯干、腿，每一个部位都在慢慢显现，像是有人在床垫下面，用自己的血在拓印。</w:t>
-      </w:r>
-    </w:p>
-    <w:p>
-      <w:pPr>
-        <w:rPr>
-          <w:rFonts w:hint="eastAsia"/>
-          <w:sz w:val="28"/>
-          <w:szCs w:val="28"/>
-          <w:lang w:val="en-US" w:eastAsia="zh-CN"/>
-        </w:rPr>
-      </w:pPr>
-    </w:p>
-    <w:p>
-      <w:pPr>
-        <w:rPr>
-          <w:rFonts w:hint="eastAsia"/>
-          <w:sz w:val="28"/>
-          <w:szCs w:val="28"/>
-          <w:lang w:val="en-US" w:eastAsia="zh-CN"/>
-        </w:rPr>
-      </w:pPr>
-      <w:r>
-        <w:rPr>
-          <w:rFonts w:hint="eastAsia"/>
-          <w:sz w:val="28"/>
-          <w:szCs w:val="28"/>
-          <w:lang w:val="en-US" w:eastAsia="zh-CN"/>
-        </w:rPr>
-        <w:t>你的手指能动了。你撑起身体，床单上的血渍已经印出了一个完整的人形。你跪在床边，手指攥着床单的边缘，用力一掀。</w:t>
-      </w:r>
-    </w:p>
-    <w:p>
-      <w:pPr>
-        <w:rPr>
-          <w:rFonts w:hint="eastAsia"/>
-          <w:sz w:val="28"/>
-          <w:szCs w:val="28"/>
-          <w:lang w:val="en-US" w:eastAsia="zh-CN"/>
-        </w:rPr>
-      </w:pPr>
-    </w:p>
-    <w:p>
-      <w:pPr>
-        <w:rPr>
-          <w:rFonts w:hint="eastAsia"/>
-          <w:sz w:val="28"/>
-          <w:szCs w:val="28"/>
-          <w:lang w:val="en-US" w:eastAsia="zh-CN"/>
-        </w:rPr>
-      </w:pPr>
-      <w:r>
-        <w:rPr>
-          <w:rFonts w:hint="eastAsia"/>
-          <w:sz w:val="28"/>
-          <w:szCs w:val="28"/>
-          <w:lang w:val="en-US" w:eastAsia="zh-CN"/>
-        </w:rPr>
-        <w:t>床垫下面是一块木板。木板上绑着一个人。他的手腕和脚踝被粗麻绳固定在四个角上，身体弓着，像一只被钉在标本盒里的蝴蝶。绳子勒得很紧，勒进了皮肤，勒出了暗红色的淤痕。他的嘴被黑色的线缝上了，从嘴角到嘴角，密密匝匝的，像缝一只布偶。线头还挂着，被血浸透了，干结成硬块。他的眼睛睁着。不，不是睁着——他的眼皮不见了。上眼睑和下眼睑都被整齐地切掉了，露出完整的眼球。眼球上蒙着一层灰白色的翳，看不到瞳孔，看不到焦点，但你知道他在看着你。他一直都在看着你。</w:t>
-      </w:r>
-    </w:p>
-    <w:p>
-      <w:pPr>
-        <w:rPr>
-          <w:rFonts w:hint="eastAsia"/>
-          <w:sz w:val="28"/>
-          <w:szCs w:val="28"/>
-          <w:lang w:val="en-US" w:eastAsia="zh-CN"/>
-        </w:rPr>
-      </w:pPr>
-    </w:p>
-    <w:p>
-      <w:pPr>
-        <w:rPr>
-          <w:rFonts w:hint="eastAsia"/>
-          <w:sz w:val="28"/>
-          <w:szCs w:val="28"/>
-          <w:lang w:val="en-US" w:eastAsia="zh-CN"/>
-        </w:rPr>
-      </w:pPr>
-      <w:r>
-        <w:rPr>
-          <w:rFonts w:hint="eastAsia"/>
-          <w:sz w:val="28"/>
-          <w:szCs w:val="28"/>
-          <w:lang w:val="en-US" w:eastAsia="zh-CN"/>
-        </w:rPr>
-        <w:t>你认出了他的衣服。白色卫衣，领口有一圈浅浅的汗渍。你洗过这件衣服，叠好放在床头柜上，他说过要穿走的。你没有让他穿走。</w:t>
-      </w:r>
-    </w:p>
-    <w:p>
-      <w:pPr>
-        <w:rPr>
-          <w:rFonts w:hint="eastAsia"/>
-          <w:sz w:val="28"/>
-          <w:szCs w:val="28"/>
-          <w:lang w:val="en-US" w:eastAsia="zh-CN"/>
-        </w:rPr>
-      </w:pPr>
-    </w:p>
-    <w:p>
-      <w:pPr>
-        <w:rPr>
-          <w:rFonts w:hint="eastAsia"/>
-          <w:sz w:val="28"/>
-          <w:szCs w:val="28"/>
-          <w:lang w:val="en-US" w:eastAsia="zh-CN"/>
-        </w:rPr>
-      </w:pPr>
-      <w:r>
-        <w:rPr>
-          <w:rFonts w:hint="eastAsia"/>
-          <w:sz w:val="28"/>
-          <w:szCs w:val="28"/>
-          <w:lang w:val="en-US" w:eastAsia="zh-CN"/>
-        </w:rPr>
-        <w:t>周杉。</w:t>
-      </w:r>
-    </w:p>
-    <w:p>
-      <w:pPr>
-        <w:rPr>
-          <w:rFonts w:hint="eastAsia"/>
-          <w:sz w:val="28"/>
-          <w:szCs w:val="28"/>
-          <w:lang w:val="en-US" w:eastAsia="zh-CN"/>
-        </w:rPr>
-      </w:pPr>
-    </w:p>
-    <w:p>
-      <w:pPr>
-        <w:rPr>
-          <w:rFonts w:hint="eastAsia"/>
-          <w:sz w:val="28"/>
-          <w:szCs w:val="28"/>
-          <w:lang w:val="en-US" w:eastAsia="zh-CN"/>
-        </w:rPr>
-      </w:pPr>
-      <w:r>
-        <w:rPr>
-          <w:rFonts w:hint="eastAsia"/>
-          <w:sz w:val="28"/>
-          <w:szCs w:val="28"/>
-          <w:lang w:val="en-US" w:eastAsia="zh-CN"/>
-        </w:rPr>
-        <w:t>他的身上开满了花。不是插上去的，是从伤口里长出来的。从他的手腕、他的脚踝、他被缝上的嘴角、他被切开的眼眶——每一处伤口都向外延伸出翠绿的枝蔓，枝蔓上绽开一朵一朵深紫色的鸢尾花。花瓣很大，薄如蝉翼，边缘带着细碎的褶皱，像一只只停在伤口上的蝴蝶。花心里有暗红色的汁液，顺着花瓣的纹路往下淌，滴在木板上，滴在床底的灰尘里。那些花在呼吸。你看到花瓣轻轻地、慢慢地开合，像心脏在搏动。</w:t>
-      </w:r>
-    </w:p>
-    <w:p>
-      <w:pPr>
-        <w:rPr>
-          <w:rFonts w:hint="eastAsia"/>
-          <w:sz w:val="28"/>
-          <w:szCs w:val="28"/>
-          <w:lang w:val="en-US" w:eastAsia="zh-CN"/>
-        </w:rPr>
-      </w:pPr>
-    </w:p>
-    <w:p>
-      <w:pPr>
-        <w:rPr>
-          <w:rFonts w:hint="eastAsia"/>
-          <w:sz w:val="28"/>
-          <w:szCs w:val="28"/>
-          <w:lang w:val="en-US" w:eastAsia="zh-CN"/>
-        </w:rPr>
-      </w:pPr>
-      <w:r>
-        <w:rPr>
-          <w:rFonts w:hint="eastAsia"/>
-          <w:sz w:val="28"/>
-          <w:szCs w:val="28"/>
-          <w:lang w:val="en-US" w:eastAsia="zh-CN"/>
-        </w:rPr>
-        <w:t>空气里弥漫着浓烈的香气。鸢尾花的味道是甜的，甜得发腻，甜得像有什么东西在腐烂。你跪在地上，手里还攥着那条被血浸透的床单。你的喉咙发不出声音。你想喊他的名字，但嘴唇在抖，牙齿在打颤，连一个音节都挤不出来。</w:t>
-      </w:r>
-    </w:p>
-    <w:p>
-      <w:pPr>
-        <w:rPr>
-          <w:rFonts w:hint="eastAsia"/>
-          <w:sz w:val="28"/>
-          <w:szCs w:val="28"/>
-          <w:lang w:val="en-US" w:eastAsia="zh-CN"/>
-        </w:rPr>
-      </w:pPr>
-    </w:p>
-    <w:p>
-      <w:pPr>
-        <w:rPr>
-          <w:rFonts w:hint="eastAsia"/>
-          <w:sz w:val="28"/>
-          <w:szCs w:val="28"/>
-          <w:lang w:val="en-US" w:eastAsia="zh-CN"/>
-        </w:rPr>
-      </w:pPr>
-      <w:r>
-        <w:rPr>
-          <w:rFonts w:hint="eastAsia"/>
-          <w:sz w:val="28"/>
-          <w:szCs w:val="28"/>
-          <w:lang w:val="en-US" w:eastAsia="zh-CN"/>
-        </w:rPr>
-        <w:t>你伸出手，去碰他的脸。你的指尖触到他的颧骨——凉的，硬的，像冬天的石头。你的手指滑到他被缝上的嘴角，线是粗的，扎手。你摸到了他嘴唇下面那颗小小的痣。是他，是他的脸，是他在路灯下仰头看你时笑着的脸。</w:t>
+        <w:t>||你站在窗边，看着路灯下周杉仰起的笑脸，何行舟的消息还亮着||</w:t>
+      </w:r>
+    </w:p>
+    <w:p>
+      <w:pPr>
+        <w:rPr>
+          <w:rFonts w:hint="eastAsia"/>
+          <w:sz w:val="28"/>
+          <w:szCs w:val="28"/>
+          <w:lang w:val="en-US" w:eastAsia="zh-CN"/>
+        </w:rPr>
+      </w:pPr>
+    </w:p>
+    <w:p>
+      <w:pPr>
+        <w:rPr>
+          <w:rFonts w:hint="eastAsia"/>
+          <w:sz w:val="28"/>
+          <w:szCs w:val="28"/>
+          <w:lang w:val="en-US" w:eastAsia="zh-CN"/>
+        </w:rPr>
+      </w:pPr>
+      <w:r>
+        <w:rPr>
+          <w:rFonts w:hint="eastAsia"/>
+          <w:sz w:val="28"/>
+          <w:szCs w:val="28"/>
+          <w:lang w:val="en-US" w:eastAsia="zh-CN"/>
+        </w:rPr>
+        <w:t>||你抬头看了一眼周杉，又低头看了一眼那行字，很快做出了选择：“今晚不行，改天吧。”||</w:t>
+      </w:r>
+    </w:p>
+    <w:p>
+      <w:pPr>
+        <w:rPr>
+          <w:rFonts w:hint="eastAsia"/>
+          <w:sz w:val="28"/>
+          <w:szCs w:val="28"/>
+          <w:lang w:val="en-US" w:eastAsia="zh-CN"/>
+        </w:rPr>
+      </w:pPr>
+    </w:p>
+    <w:p>
+      <w:pPr>
+        <w:rPr>
+          <w:rFonts w:hint="eastAsia"/>
+          <w:sz w:val="28"/>
+          <w:szCs w:val="28"/>
+          <w:lang w:val="en-US" w:eastAsia="zh-CN"/>
+        </w:rPr>
+      </w:pPr>
+      <w:r>
+        <w:rPr>
+          <w:rFonts w:hint="eastAsia"/>
+          <w:sz w:val="28"/>
+          <w:szCs w:val="28"/>
+          <w:lang w:val="en-US" w:eastAsia="zh-CN"/>
+        </w:rPr>
+        <w:t>||周杉跑上来的时候，头发上全是细密的水珠。他站在电梯里，一边用手抹脸上的雨水，一边笑||</w:t>
+      </w:r>
+    </w:p>
+    <w:p>
+      <w:pPr>
+        <w:rPr>
+          <w:rFonts w:hint="eastAsia"/>
+          <w:sz w:val="28"/>
+          <w:szCs w:val="28"/>
+          <w:lang w:val="en-US" w:eastAsia="zh-CN"/>
+        </w:rPr>
+      </w:pPr>
+    </w:p>
+    <w:p>
+      <w:pPr>
+        <w:rPr>
+          <w:rFonts w:hint="eastAsia"/>
+          <w:sz w:val="28"/>
+          <w:szCs w:val="28"/>
+          <w:lang w:val="en-US" w:eastAsia="zh-CN"/>
+        </w:rPr>
+      </w:pPr>
+      <w:r>
+        <w:rPr>
+          <w:rFonts w:hint="eastAsia"/>
+          <w:sz w:val="28"/>
+          <w:szCs w:val="28"/>
+          <w:lang w:val="en-US" w:eastAsia="zh-CN"/>
+        </w:rPr>
+        <w:t>||第二天一早，周杉说要出去一趟，晚点回来||</w:t>
+      </w:r>
+    </w:p>
+    <w:p>
+      <w:pPr>
+        <w:rPr>
+          <w:rFonts w:hint="eastAsia"/>
+          <w:sz w:val="28"/>
+          <w:szCs w:val="28"/>
+          <w:lang w:val="en-US" w:eastAsia="zh-CN"/>
+        </w:rPr>
+      </w:pPr>
+    </w:p>
+    <w:p>
+      <w:pPr>
+        <w:rPr>
+          <w:rFonts w:hint="eastAsia"/>
+          <w:sz w:val="28"/>
+          <w:szCs w:val="28"/>
+          <w:lang w:val="en-US" w:eastAsia="zh-CN"/>
+        </w:rPr>
+      </w:pPr>
+      <w:r>
+        <w:rPr>
+          <w:rFonts w:hint="eastAsia"/>
+          <w:sz w:val="28"/>
+          <w:szCs w:val="28"/>
+          <w:lang w:val="en-US" w:eastAsia="zh-CN"/>
+        </w:rPr>
+        <w:t>||你正好约了许映月逛街，两个人从早午一直逛到晚上，跑了好几个商圈，吃饱喝足后心满意足地分开||</w:t>
+      </w:r>
+    </w:p>
+    <w:p>
+      <w:pPr>
+        <w:rPr>
+          <w:rFonts w:hint="eastAsia"/>
+          <w:sz w:val="28"/>
+          <w:szCs w:val="28"/>
+          <w:lang w:val="en-US" w:eastAsia="zh-CN"/>
+        </w:rPr>
+      </w:pPr>
+    </w:p>
+    <w:p>
+      <w:pPr>
+        <w:rPr>
+          <w:rFonts w:hint="default"/>
+          <w:sz w:val="28"/>
+          <w:szCs w:val="28"/>
+          <w:lang w:val="en-US" w:eastAsia="zh-CN"/>
+        </w:rPr>
+      </w:pPr>
+      <w:r>
+        <w:rPr>
+          <w:rFonts w:hint="eastAsia"/>
+          <w:sz w:val="28"/>
+          <w:szCs w:val="28"/>
+          <w:lang w:val="en-US" w:eastAsia="zh-CN"/>
+        </w:rPr>
+        <w:t>||到家的时候，天已完全黑透||</w:t>
+      </w:r>
+    </w:p>
+    <w:p>
+      <w:pPr>
+        <w:rPr>
+          <w:rFonts w:hint="eastAsia"/>
+          <w:sz w:val="28"/>
+          <w:szCs w:val="28"/>
+          <w:lang w:val="en-US" w:eastAsia="zh-CN"/>
+        </w:rPr>
+      </w:pPr>
+    </w:p>
+    <w:p>
+      <w:pPr>
+        <w:rPr>
+          <w:rFonts w:hint="eastAsia"/>
+          <w:sz w:val="28"/>
+          <w:szCs w:val="28"/>
+          <w:lang w:val="en-US" w:eastAsia="zh-CN"/>
+        </w:rPr>
+      </w:pPr>
+      <w:r>
+        <w:rPr>
+          <w:rFonts w:hint="eastAsia"/>
+          <w:sz w:val="28"/>
+          <w:szCs w:val="28"/>
+          <w:lang w:val="en-US" w:eastAsia="zh-CN"/>
+        </w:rPr>
+        <w:t>||掏钥匙开门的时候，你觉得门锁比平时涩了一点，拧了两下才打开，或许该给锁芯上油了||</w:t>
+      </w:r>
+    </w:p>
+    <w:p>
+      <w:pPr>
+        <w:rPr>
+          <w:rFonts w:hint="eastAsia"/>
+          <w:sz w:val="28"/>
+          <w:szCs w:val="28"/>
+          <w:lang w:val="en-US" w:eastAsia="zh-CN"/>
+        </w:rPr>
+      </w:pPr>
+    </w:p>
+    <w:p>
+      <w:pPr>
+        <w:rPr>
+          <w:rFonts w:hint="default"/>
+          <w:sz w:val="28"/>
+          <w:szCs w:val="28"/>
+          <w:lang w:val="en-US" w:eastAsia="zh-CN"/>
+        </w:rPr>
+      </w:pPr>
+      <w:r>
+        <w:rPr>
+          <w:rFonts w:hint="eastAsia"/>
+          <w:sz w:val="28"/>
+          <w:szCs w:val="28"/>
+          <w:lang w:val="en-US" w:eastAsia="zh-CN"/>
+        </w:rPr>
+        <w:t>||推门进去，玄关的灯没开，客厅的光线有些暗，窗帘半拉着，和早上出门时差不多，周杉还没回来||</w:t>
+      </w:r>
+    </w:p>
+    <w:p>
+      <w:pPr>
+        <w:rPr>
+          <w:rFonts w:hint="eastAsia"/>
+          <w:sz w:val="28"/>
+          <w:szCs w:val="28"/>
+          <w:lang w:val="en-US" w:eastAsia="zh-CN"/>
+        </w:rPr>
+      </w:pPr>
+    </w:p>
+    <w:p>
+      <w:pPr>
+        <w:rPr>
+          <w:rFonts w:hint="eastAsia"/>
+          <w:sz w:val="28"/>
+          <w:szCs w:val="28"/>
+          <w:lang w:val="en-US" w:eastAsia="zh-CN"/>
+        </w:rPr>
+      </w:pPr>
+      <w:r>
+        <w:rPr>
+          <w:rFonts w:hint="eastAsia"/>
+          <w:sz w:val="28"/>
+          <w:szCs w:val="28"/>
+          <w:lang w:val="en-US" w:eastAsia="zh-CN"/>
+        </w:rPr>
+        <w:t>||你把包随手放在鞋柜上，往客厅走了两步||</w:t>
+      </w:r>
+    </w:p>
+    <w:p>
+      <w:pPr>
+        <w:rPr>
+          <w:rFonts w:hint="eastAsia"/>
+          <w:sz w:val="28"/>
+          <w:szCs w:val="28"/>
+          <w:lang w:val="en-US" w:eastAsia="zh-CN"/>
+        </w:rPr>
+      </w:pPr>
+    </w:p>
+    <w:p>
+      <w:pPr>
+        <w:rPr>
+          <w:rFonts w:hint="eastAsia"/>
+          <w:sz w:val="28"/>
+          <w:szCs w:val="28"/>
+          <w:lang w:val="en-US" w:eastAsia="zh-CN"/>
+        </w:rPr>
+      </w:pPr>
+      <w:r>
+        <w:rPr>
+          <w:rFonts w:hint="eastAsia"/>
+          <w:sz w:val="28"/>
+          <w:szCs w:val="28"/>
+          <w:lang w:val="en-US" w:eastAsia="zh-CN"/>
+        </w:rPr>
+        <w:t>||茶几下面的地毯歪了，斜了大概十度角，一角翘起来压在茶几腿上。地毯很沉，且有茶几压着，一般不会挪位||</w:t>
+      </w:r>
+    </w:p>
+    <w:p>
+      <w:pPr>
+        <w:rPr>
+          <w:rFonts w:hint="eastAsia"/>
+          <w:sz w:val="28"/>
+          <w:szCs w:val="28"/>
+          <w:lang w:val="en-US" w:eastAsia="zh-CN"/>
+        </w:rPr>
+      </w:pPr>
+    </w:p>
+    <w:p>
+      <w:pPr>
+        <w:rPr>
+          <w:rFonts w:hint="default"/>
+          <w:sz w:val="28"/>
+          <w:szCs w:val="28"/>
+          <w:lang w:val="en-US" w:eastAsia="zh-CN"/>
+        </w:rPr>
+      </w:pPr>
+      <w:r>
+        <w:rPr>
+          <w:rFonts w:hint="eastAsia"/>
+          <w:sz w:val="28"/>
+          <w:szCs w:val="28"/>
+          <w:lang w:val="en-US" w:eastAsia="zh-CN"/>
+        </w:rPr>
+        <w:t>||你蹲下来拽了半天才把地毯拽正，手指摸到地毯边角的时候，觉得有点潮，像是被湿鞋踩过，阴干了一半的样子||</w:t>
+      </w:r>
+    </w:p>
+    <w:p>
+      <w:pPr>
+        <w:rPr>
+          <w:rFonts w:hint="eastAsia"/>
+          <w:sz w:val="28"/>
+          <w:szCs w:val="28"/>
+          <w:lang w:val="en-US" w:eastAsia="zh-CN"/>
+        </w:rPr>
+      </w:pPr>
+    </w:p>
+    <w:p>
+      <w:pPr>
+        <w:rPr>
+          <w:rFonts w:hint="eastAsia"/>
+          <w:sz w:val="28"/>
+          <w:szCs w:val="28"/>
+          <w:lang w:val="en-US" w:eastAsia="zh-CN"/>
+        </w:rPr>
+      </w:pPr>
+      <w:r>
+        <w:rPr>
+          <w:rFonts w:hint="eastAsia"/>
+          <w:sz w:val="28"/>
+          <w:szCs w:val="28"/>
+          <w:lang w:val="en-US" w:eastAsia="zh-CN"/>
+        </w:rPr>
+        <w:t>||你下意识地捻了捻，指腹蹭到几粒细沙||</w:t>
+      </w:r>
+    </w:p>
+    <w:p>
+      <w:pPr>
+        <w:rPr>
+          <w:rFonts w:hint="eastAsia"/>
+          <w:sz w:val="28"/>
+          <w:szCs w:val="28"/>
+          <w:lang w:val="en-US" w:eastAsia="zh-CN"/>
+        </w:rPr>
+      </w:pPr>
+    </w:p>
+    <w:p>
+      <w:pPr>
+        <w:rPr>
+          <w:rFonts w:hint="default"/>
+          <w:sz w:val="28"/>
+          <w:szCs w:val="28"/>
+          <w:lang w:val="en-US" w:eastAsia="zh-CN"/>
+        </w:rPr>
+      </w:pPr>
+      <w:r>
+        <w:rPr>
+          <w:rFonts w:hint="eastAsia"/>
+          <w:sz w:val="28"/>
+          <w:szCs w:val="28"/>
+          <w:lang w:val="en-US" w:eastAsia="zh-CN"/>
+        </w:rPr>
+        <w:t>||你抬头看向茶几，桌面上的东西大致没动，可你常用的陶瓷马克杯，却从桌中央移到了桌角，似乎还多了个小豁口||</w:t>
+      </w:r>
+    </w:p>
+    <w:p>
+      <w:pPr>
+        <w:rPr>
+          <w:rFonts w:hint="eastAsia"/>
+          <w:sz w:val="28"/>
+          <w:szCs w:val="28"/>
+          <w:lang w:val="en-US" w:eastAsia="zh-CN"/>
+        </w:rPr>
+      </w:pPr>
+    </w:p>
+    <w:p>
+      <w:pPr>
+        <w:rPr>
+          <w:rFonts w:hint="eastAsia"/>
+          <w:sz w:val="28"/>
+          <w:szCs w:val="28"/>
+          <w:lang w:val="en-US" w:eastAsia="zh-CN"/>
+        </w:rPr>
+      </w:pPr>
+      <w:r>
+        <w:rPr>
+          <w:rFonts w:hint="eastAsia"/>
+          <w:sz w:val="28"/>
+          <w:szCs w:val="28"/>
+          <w:lang w:val="en-US" w:eastAsia="zh-CN"/>
+        </w:rPr>
+        <w:t>||你站起来，往浴室走，路过餐桌的时候，发现椅子被拉出来了一把，横在路中间||</w:t>
+      </w:r>
+    </w:p>
+    <w:p>
+      <w:pPr>
+        <w:rPr>
+          <w:rFonts w:hint="eastAsia"/>
+          <w:sz w:val="28"/>
+          <w:szCs w:val="28"/>
+          <w:lang w:val="en-US" w:eastAsia="zh-CN"/>
+        </w:rPr>
+      </w:pPr>
+    </w:p>
+    <w:p>
+      <w:pPr>
+        <w:rPr>
+          <w:rFonts w:hint="eastAsia"/>
+          <w:sz w:val="28"/>
+          <w:szCs w:val="28"/>
+          <w:lang w:val="en-US" w:eastAsia="zh-CN"/>
+        </w:rPr>
+      </w:pPr>
+      <w:r>
+        <w:rPr>
+          <w:rFonts w:hint="eastAsia"/>
+          <w:sz w:val="28"/>
+          <w:szCs w:val="28"/>
+          <w:lang w:val="en-US" w:eastAsia="zh-CN"/>
+        </w:rPr>
+        <w:t>||你推开浴室的门，灯没开，排风扇也没开，空气里有一股淡淡的潮气，混合着沐浴露的香味和另一种说不清的味道||</w:t>
+      </w:r>
+    </w:p>
+    <w:p>
+      <w:pPr>
+        <w:rPr>
+          <w:rFonts w:hint="eastAsia"/>
+          <w:sz w:val="28"/>
+          <w:szCs w:val="28"/>
+          <w:lang w:val="en-US" w:eastAsia="zh-CN"/>
+        </w:rPr>
+      </w:pPr>
+    </w:p>
+    <w:p>
+      <w:pPr>
+        <w:rPr>
+          <w:rFonts w:hint="default"/>
+          <w:sz w:val="28"/>
+          <w:szCs w:val="28"/>
+          <w:lang w:val="en-US" w:eastAsia="zh-CN"/>
+        </w:rPr>
+      </w:pPr>
+      <w:r>
+        <w:rPr>
+          <w:rFonts w:hint="eastAsia"/>
+          <w:sz w:val="28"/>
+          <w:szCs w:val="28"/>
+          <w:lang w:val="en-US" w:eastAsia="zh-CN"/>
+        </w:rPr>
+        <w:t>||你伸手按了灯，白光一下子亮起来，浴室里的东西照得清清楚楚||</w:t>
+      </w:r>
+    </w:p>
+    <w:p>
+      <w:pPr>
+        <w:rPr>
+          <w:rFonts w:hint="eastAsia"/>
+          <w:sz w:val="28"/>
+          <w:szCs w:val="28"/>
+          <w:lang w:val="en-US" w:eastAsia="zh-CN"/>
+        </w:rPr>
+      </w:pPr>
+    </w:p>
+    <w:p>
+      <w:pPr>
+        <w:rPr>
+          <w:rFonts w:hint="eastAsia"/>
+          <w:sz w:val="28"/>
+          <w:szCs w:val="28"/>
+          <w:lang w:val="en-US" w:eastAsia="zh-CN"/>
+        </w:rPr>
+      </w:pPr>
+      <w:r>
+        <w:rPr>
+          <w:rFonts w:hint="eastAsia"/>
+          <w:sz w:val="28"/>
+          <w:szCs w:val="28"/>
+          <w:lang w:val="en-US" w:eastAsia="zh-CN"/>
+        </w:rPr>
+        <w:t>||洗手台的镜子上有几道水痕，是那种用手抹过的痕迹，从左上到右下，歪歪扭扭的，像有人洗完脸随手抹了一把||</w:t>
+      </w:r>
+    </w:p>
+    <w:p>
+      <w:pPr>
+        <w:rPr>
+          <w:rFonts w:hint="eastAsia"/>
+          <w:sz w:val="28"/>
+          <w:szCs w:val="28"/>
+          <w:lang w:val="en-US" w:eastAsia="zh-CN"/>
+        </w:rPr>
+      </w:pPr>
+    </w:p>
+    <w:p>
+      <w:pPr>
+        <w:rPr>
+          <w:rFonts w:hint="default"/>
+          <w:sz w:val="28"/>
+          <w:szCs w:val="28"/>
+          <w:lang w:val="en-US" w:eastAsia="zh-CN"/>
+        </w:rPr>
+      </w:pPr>
+      <w:r>
+        <w:rPr>
+          <w:rFonts w:hint="eastAsia"/>
+          <w:sz w:val="28"/>
+          <w:szCs w:val="28"/>
+          <w:lang w:val="en-US" w:eastAsia="zh-CN"/>
+        </w:rPr>
+        <w:t>||镜框边角还有一小片白色的泡沫渍，已经干了，结成薄薄的膜。你打开水龙头掬起水冲了一下，没冲掉，看来得用湿抹布擦||</w:t>
+      </w:r>
+    </w:p>
+    <w:p>
+      <w:pPr>
+        <w:rPr>
+          <w:rFonts w:hint="eastAsia"/>
+          <w:sz w:val="28"/>
+          <w:szCs w:val="28"/>
+          <w:lang w:val="en-US" w:eastAsia="zh-CN"/>
+        </w:rPr>
+      </w:pPr>
+    </w:p>
+    <w:p>
+      <w:pPr>
+        <w:rPr>
+          <w:rFonts w:hint="eastAsia"/>
+          <w:sz w:val="28"/>
+          <w:szCs w:val="28"/>
+          <w:lang w:val="en-US" w:eastAsia="zh-CN"/>
+        </w:rPr>
+      </w:pPr>
+      <w:r>
+        <w:rPr>
+          <w:rFonts w:hint="eastAsia"/>
+          <w:sz w:val="28"/>
+          <w:szCs w:val="28"/>
+          <w:lang w:val="en-US" w:eastAsia="zh-CN"/>
+        </w:rPr>
+        <w:t>||浴缸的白色瓷砖壁上，靠近排水口的位置，有几道浅浅的棕黑色痕迹，那痕迹不长，大概一掌距离，从浴缸边沿延伸到缸底||</w:t>
+      </w:r>
+    </w:p>
+    <w:p>
+      <w:pPr>
+        <w:rPr>
+          <w:rFonts w:hint="eastAsia"/>
+          <w:sz w:val="28"/>
+          <w:szCs w:val="28"/>
+          <w:lang w:val="en-US" w:eastAsia="zh-CN"/>
+        </w:rPr>
+      </w:pPr>
+    </w:p>
+    <w:p>
+      <w:pPr>
+        <w:rPr>
+          <w:rFonts w:hint="eastAsia"/>
+          <w:sz w:val="28"/>
+          <w:szCs w:val="28"/>
+          <w:lang w:val="en-US" w:eastAsia="zh-CN"/>
+        </w:rPr>
+      </w:pPr>
+      <w:r>
+        <w:rPr>
+          <w:rFonts w:hint="eastAsia"/>
+          <w:sz w:val="28"/>
+          <w:szCs w:val="28"/>
+          <w:lang w:val="en-US" w:eastAsia="zh-CN"/>
+        </w:rPr>
+        <w:t>||你蹲下来看，伸手蹭了蹭，有点滑腻，像是混了水的沐浴露残留||</w:t>
+      </w:r>
+    </w:p>
+    <w:p>
+      <w:pPr>
+        <w:rPr>
+          <w:rFonts w:hint="eastAsia"/>
+          <w:sz w:val="28"/>
+          <w:szCs w:val="28"/>
+          <w:lang w:val="en-US" w:eastAsia="zh-CN"/>
+        </w:rPr>
+      </w:pPr>
+    </w:p>
+    <w:p>
+      <w:pPr>
+        <w:rPr>
+          <w:rFonts w:hint="eastAsia"/>
+          <w:sz w:val="28"/>
+          <w:szCs w:val="28"/>
+          <w:lang w:val="en-US" w:eastAsia="zh-CN"/>
+        </w:rPr>
+      </w:pPr>
+      <w:r>
+        <w:rPr>
+          <w:rFonts w:hint="eastAsia"/>
+          <w:sz w:val="28"/>
+          <w:szCs w:val="28"/>
+          <w:lang w:val="en-US" w:eastAsia="zh-CN"/>
+        </w:rPr>
+        <w:t>||浴缸的排水口周围一圈是湿的，中间还留着一小摊没流干净的水||</w:t>
+      </w:r>
+    </w:p>
+    <w:p>
+      <w:pPr>
+        <w:rPr>
+          <w:rFonts w:hint="eastAsia"/>
+          <w:sz w:val="28"/>
+          <w:szCs w:val="28"/>
+          <w:lang w:val="en-US" w:eastAsia="zh-CN"/>
+        </w:rPr>
+      </w:pPr>
+    </w:p>
+    <w:p>
+      <w:pPr>
+        <w:rPr>
+          <w:rFonts w:hint="eastAsia"/>
+          <w:sz w:val="28"/>
+          <w:szCs w:val="28"/>
+          <w:lang w:val="en-US" w:eastAsia="zh-CN"/>
+        </w:rPr>
+      </w:pPr>
+      <w:r>
+        <w:rPr>
+          <w:rFonts w:hint="eastAsia"/>
+          <w:sz w:val="28"/>
+          <w:szCs w:val="28"/>
+          <w:lang w:val="en-US" w:eastAsia="zh-CN"/>
+        </w:rPr>
+        <w:t>||毛巾架上挂着一条湿浴巾，边角上的液滴悬而未落，但地上已经汇聚起了一个小水洼||</w:t>
+      </w:r>
+    </w:p>
+    <w:p>
+      <w:pPr>
+        <w:rPr>
+          <w:rFonts w:hint="eastAsia"/>
+          <w:sz w:val="28"/>
+          <w:szCs w:val="28"/>
+          <w:lang w:val="en-US" w:eastAsia="zh-CN"/>
+        </w:rPr>
+      </w:pPr>
+    </w:p>
+    <w:p>
+      <w:pPr>
+        <w:rPr>
+          <w:rFonts w:hint="default"/>
+          <w:sz w:val="28"/>
+          <w:szCs w:val="28"/>
+          <w:lang w:val="en-US" w:eastAsia="zh-CN"/>
+        </w:rPr>
+      </w:pPr>
+      <w:r>
+        <w:rPr>
+          <w:rFonts w:hint="eastAsia"/>
+          <w:sz w:val="28"/>
+          <w:szCs w:val="28"/>
+          <w:lang w:val="en-US" w:eastAsia="zh-CN"/>
+        </w:rPr>
+        <w:t>||你感觉有些奇怪，难道是周杉出门前写了个澡？但应该也不至于要打湿整条浴巾||</w:t>
+      </w:r>
+    </w:p>
+    <w:p>
+      <w:pPr>
+        <w:rPr>
+          <w:rFonts w:hint="eastAsia"/>
+          <w:sz w:val="28"/>
+          <w:szCs w:val="28"/>
+          <w:lang w:val="en-US" w:eastAsia="zh-CN"/>
+        </w:rPr>
+      </w:pPr>
+    </w:p>
+    <w:p>
+      <w:pPr>
+        <w:rPr>
+          <w:rFonts w:hint="default"/>
+          <w:sz w:val="28"/>
+          <w:szCs w:val="28"/>
+          <w:lang w:val="en-US" w:eastAsia="zh-CN"/>
+        </w:rPr>
+      </w:pPr>
+      <w:r>
+        <w:rPr>
+          <w:rFonts w:hint="eastAsia"/>
+          <w:sz w:val="28"/>
+          <w:szCs w:val="28"/>
+          <w:lang w:val="en-US" w:eastAsia="zh-CN"/>
+        </w:rPr>
+        <w:t>||你凑近了些，浴巾上有很浓烈的沐浴露的味道，不像是正常擦拭残留的，像有人刻意用沐浴露反复漂洗了好几次||</w:t>
+      </w:r>
+    </w:p>
+    <w:p>
+      <w:pPr>
+        <w:rPr>
+          <w:rFonts w:hint="eastAsia"/>
+          <w:sz w:val="28"/>
+          <w:szCs w:val="28"/>
+          <w:lang w:val="en-US" w:eastAsia="zh-CN"/>
+        </w:rPr>
+      </w:pPr>
+    </w:p>
+    <w:p>
+      <w:pPr>
+        <w:rPr>
+          <w:rFonts w:hint="default"/>
+          <w:sz w:val="28"/>
+          <w:szCs w:val="28"/>
+          <w:lang w:val="en-US" w:eastAsia="zh-CN"/>
+        </w:rPr>
+      </w:pPr>
+      <w:r>
+        <w:rPr>
+          <w:rFonts w:hint="eastAsia"/>
+          <w:sz w:val="28"/>
+          <w:szCs w:val="28"/>
+          <w:lang w:val="en-US" w:eastAsia="zh-CN"/>
+        </w:rPr>
+        <w:t>||家里静得可怕，连窗外的风声都消失了，只有墙上的挂钟在滴答滴答地走，每一声都像重锤，砸在你紧绷的神经上||</w:t>
+      </w:r>
+    </w:p>
+    <w:p>
+      <w:pPr>
+        <w:rPr>
+          <w:rFonts w:hint="eastAsia"/>
+          <w:sz w:val="28"/>
+          <w:szCs w:val="28"/>
+          <w:lang w:val="en-US" w:eastAsia="zh-CN"/>
+        </w:rPr>
+      </w:pPr>
+    </w:p>
+    <w:p>
+      <w:pPr>
+        <w:rPr>
+          <w:rFonts w:hint="eastAsia"/>
+          <w:sz w:val="28"/>
+          <w:szCs w:val="28"/>
+          <w:lang w:val="en-US" w:eastAsia="zh-CN"/>
+        </w:rPr>
+      </w:pPr>
+      <w:r>
+        <w:rPr>
+          <w:rFonts w:hint="eastAsia"/>
+          <w:sz w:val="28"/>
+          <w:szCs w:val="28"/>
+          <w:lang w:val="en-US" w:eastAsia="zh-CN"/>
+        </w:rPr>
+        <w:t>||手机忽然震了一下，你的心也跟着猛地一跳，还好是许映月发来的消息，问你是否平安到家||</w:t>
+      </w:r>
+    </w:p>
+    <w:p>
+      <w:pPr>
+        <w:rPr>
+          <w:rFonts w:hint="eastAsia"/>
+          <w:sz w:val="28"/>
+          <w:szCs w:val="28"/>
+          <w:lang w:val="en-US" w:eastAsia="zh-CN"/>
+        </w:rPr>
+      </w:pPr>
+    </w:p>
+    <w:p>
+      <w:pPr>
+        <w:rPr>
+          <w:rFonts w:hint="eastAsia"/>
+          <w:sz w:val="28"/>
+          <w:szCs w:val="28"/>
+          <w:lang w:val="en-US" w:eastAsia="zh-CN"/>
+        </w:rPr>
+      </w:pPr>
+      <w:r>
+        <w:rPr>
+          <w:rFonts w:hint="eastAsia"/>
+          <w:sz w:val="28"/>
+          <w:szCs w:val="28"/>
+          <w:lang w:val="en-US" w:eastAsia="zh-CN"/>
+        </w:rPr>
+        <w:t>||你回了一个“到了”，然后想打些什么，又删掉了。你想说“我家好像和离开时不一样了”，但又说不上来，怕她平白担心||</w:t>
+      </w:r>
+    </w:p>
+    <w:p>
+      <w:pPr>
+        <w:rPr>
+          <w:rFonts w:hint="eastAsia"/>
+          <w:sz w:val="28"/>
+          <w:szCs w:val="28"/>
+          <w:lang w:val="en-US" w:eastAsia="zh-CN"/>
+        </w:rPr>
+      </w:pPr>
+    </w:p>
+    <w:p>
+      <w:pPr>
+        <w:rPr>
+          <w:rFonts w:hint="default"/>
+          <w:sz w:val="28"/>
+          <w:szCs w:val="28"/>
+          <w:lang w:val="en-US" w:eastAsia="zh-CN"/>
+        </w:rPr>
+      </w:pPr>
+      <w:r>
+        <w:rPr>
+          <w:rFonts w:hint="eastAsia"/>
+          <w:sz w:val="28"/>
+          <w:szCs w:val="28"/>
+          <w:lang w:val="en-US" w:eastAsia="zh-CN"/>
+        </w:rPr>
+        <w:t>||怀揣着疑虑，你又在家里逛了一圈，没有财务丢失，也没有更多异样，或许是你想太多了||</w:t>
+      </w:r>
+    </w:p>
+    <w:p>
+      <w:pPr>
+        <w:rPr>
+          <w:rFonts w:hint="eastAsia"/>
+          <w:sz w:val="28"/>
+          <w:szCs w:val="28"/>
+          <w:lang w:val="en-US" w:eastAsia="zh-CN"/>
+        </w:rPr>
+      </w:pPr>
+    </w:p>
+    <w:p>
+      <w:pPr>
+        <w:rPr>
+          <w:rFonts w:hint="default"/>
+          <w:sz w:val="28"/>
+          <w:szCs w:val="28"/>
+          <w:lang w:val="en-US" w:eastAsia="zh-CN"/>
+        </w:rPr>
+      </w:pPr>
+      <w:r>
+        <w:rPr>
+          <w:rFonts w:hint="eastAsia"/>
+          <w:sz w:val="28"/>
+          <w:szCs w:val="28"/>
+          <w:lang w:val="en-US" w:eastAsia="zh-CN"/>
+        </w:rPr>
+        <w:t>||你洗完澡躺在床上，闭上眼却感觉难以入眠||</w:t>
+      </w:r>
+    </w:p>
+    <w:p>
+      <w:pPr>
+        <w:rPr>
+          <w:rFonts w:hint="eastAsia"/>
+          <w:sz w:val="28"/>
+          <w:szCs w:val="28"/>
+          <w:lang w:val="en-US" w:eastAsia="zh-CN"/>
+        </w:rPr>
+      </w:pPr>
+    </w:p>
+    <w:p>
+      <w:pPr>
+        <w:rPr>
+          <w:rFonts w:hint="default"/>
+          <w:sz w:val="28"/>
+          <w:szCs w:val="28"/>
+          <w:lang w:val="en-US" w:eastAsia="zh-CN"/>
+        </w:rPr>
+      </w:pPr>
+      <w:r>
+        <w:rPr>
+          <w:rFonts w:hint="eastAsia"/>
+          <w:sz w:val="28"/>
+          <w:szCs w:val="28"/>
+          <w:lang w:val="en-US" w:eastAsia="zh-CN"/>
+        </w:rPr>
+        <w:t>||屋子里的每一个细微的声响在此刻都被放的巨大，冰箱的嗡鸣，水管的震动，排气扇被风吹的吱呀声……||</w:t>
+      </w:r>
+    </w:p>
+    <w:p>
+      <w:pPr>
+        <w:rPr>
+          <w:rFonts w:hint="eastAsia"/>
+          <w:sz w:val="28"/>
+          <w:szCs w:val="28"/>
+          <w:lang w:val="en-US" w:eastAsia="zh-CN"/>
+        </w:rPr>
+      </w:pPr>
+    </w:p>
+    <w:p>
+      <w:pPr>
+        <w:rPr>
+          <w:rFonts w:hint="default"/>
+          <w:sz w:val="28"/>
+          <w:szCs w:val="28"/>
+          <w:lang w:val="en-US" w:eastAsia="zh-CN"/>
+        </w:rPr>
+      </w:pPr>
+      <w:r>
+        <w:rPr>
+          <w:rFonts w:hint="eastAsia"/>
+          <w:sz w:val="28"/>
+          <w:szCs w:val="28"/>
+          <w:lang w:val="en-US" w:eastAsia="zh-CN"/>
+        </w:rPr>
+        <w:t>||于是你睁开眼||</w:t>
+      </w:r>
+    </w:p>
+    <w:p>
+      <w:pPr>
+        <w:rPr>
+          <w:rFonts w:hint="eastAsia"/>
+          <w:sz w:val="28"/>
+          <w:szCs w:val="28"/>
+          <w:lang w:val="en-US" w:eastAsia="zh-CN"/>
+        </w:rPr>
+      </w:pPr>
+    </w:p>
+    <w:p>
+      <w:pPr>
+        <w:rPr>
+          <w:rFonts w:hint="default"/>
+          <w:sz w:val="28"/>
+          <w:szCs w:val="28"/>
+          <w:lang w:val="en-US" w:eastAsia="zh-CN"/>
+        </w:rPr>
+      </w:pPr>
+      <w:r>
+        <w:rPr>
+          <w:rFonts w:hint="eastAsia"/>
+          <w:sz w:val="28"/>
+          <w:szCs w:val="28"/>
+          <w:lang w:val="en-US" w:eastAsia="zh-CN"/>
+        </w:rPr>
+        <w:t>||刹那间，万籁俱静||</w:t>
+      </w:r>
+    </w:p>
+    <w:p>
+      <w:pPr>
+        <w:rPr>
+          <w:rFonts w:hint="eastAsia"/>
+          <w:sz w:val="28"/>
+          <w:szCs w:val="28"/>
+          <w:lang w:val="en-US" w:eastAsia="zh-CN"/>
+        </w:rPr>
+      </w:pPr>
+    </w:p>
+    <w:p>
+      <w:pPr>
+        <w:rPr>
+          <w:rFonts w:hint="eastAsia"/>
+          <w:sz w:val="28"/>
+          <w:szCs w:val="28"/>
+          <w:lang w:val="en-US" w:eastAsia="zh-CN"/>
+        </w:rPr>
+      </w:pPr>
+      <w:r>
+        <w:rPr>
+          <w:rFonts w:hint="eastAsia"/>
+          <w:sz w:val="28"/>
+          <w:szCs w:val="28"/>
+          <w:lang w:val="en-US" w:eastAsia="zh-CN"/>
+        </w:rPr>
+        <w:t>||眼前不是你卧室的天花板，而是一片无垠的天空||</w:t>
+      </w:r>
+    </w:p>
+    <w:p>
+      <w:pPr>
+        <w:rPr>
+          <w:rFonts w:hint="eastAsia"/>
+          <w:sz w:val="28"/>
+          <w:szCs w:val="28"/>
+          <w:lang w:val="en-US" w:eastAsia="zh-CN"/>
+        </w:rPr>
+      </w:pPr>
+    </w:p>
+    <w:p>
+      <w:pPr>
+        <w:rPr>
+          <w:rFonts w:hint="default"/>
+          <w:sz w:val="28"/>
+          <w:szCs w:val="28"/>
+          <w:lang w:val="en-US" w:eastAsia="zh-CN"/>
+        </w:rPr>
+      </w:pPr>
+      <w:r>
+        <w:rPr>
+          <w:rFonts w:hint="eastAsia"/>
+          <w:sz w:val="28"/>
+          <w:szCs w:val="28"/>
+          <w:lang w:val="en-US" w:eastAsia="zh-CN"/>
+        </w:rPr>
+        <w:t>||你愣了一下，把眼睛闭上，默数几秒再睁开||</w:t>
+      </w:r>
+    </w:p>
+    <w:p>
+      <w:pPr>
+        <w:rPr>
+          <w:rFonts w:hint="eastAsia"/>
+          <w:sz w:val="28"/>
+          <w:szCs w:val="28"/>
+          <w:lang w:val="en-US" w:eastAsia="zh-CN"/>
+        </w:rPr>
+      </w:pPr>
+    </w:p>
+    <w:p>
+      <w:pPr>
+        <w:rPr>
+          <w:rFonts w:hint="eastAsia"/>
+          <w:sz w:val="28"/>
+          <w:szCs w:val="28"/>
+          <w:lang w:val="en-US" w:eastAsia="zh-CN"/>
+        </w:rPr>
+      </w:pPr>
+      <w:r>
+        <w:rPr>
+          <w:rFonts w:hint="eastAsia"/>
+          <w:sz w:val="28"/>
+          <w:szCs w:val="28"/>
+          <w:lang w:val="en-US" w:eastAsia="zh-CN"/>
+        </w:rPr>
+        <w:t>||还是那样，没有太阳，没有飞鸟，只有一片蓝，像一块巨大的、没有边际的幕布，沉默地笼罩在你上方||</w:t>
+      </w:r>
+    </w:p>
+    <w:p>
+      <w:pPr>
+        <w:rPr>
+          <w:rFonts w:hint="eastAsia"/>
+          <w:sz w:val="28"/>
+          <w:szCs w:val="28"/>
+          <w:lang w:val="en-US" w:eastAsia="zh-CN"/>
+        </w:rPr>
+      </w:pPr>
+    </w:p>
+    <w:p>
+      <w:pPr>
+        <w:rPr>
+          <w:rFonts w:hint="default"/>
+          <w:sz w:val="28"/>
+          <w:szCs w:val="28"/>
+          <w:lang w:val="en-US" w:eastAsia="zh-CN"/>
+        </w:rPr>
+      </w:pPr>
+      <w:r>
+        <w:rPr>
+          <w:rFonts w:hint="eastAsia"/>
+          <w:sz w:val="28"/>
+          <w:szCs w:val="28"/>
+          <w:lang w:val="en-US" w:eastAsia="zh-CN"/>
+        </w:rPr>
+        <w:t>||正思考着是不是出现了幻觉，你就感知到自己在慢慢被什么浸湿||</w:t>
+      </w:r>
+    </w:p>
+    <w:p>
+      <w:pPr>
+        <w:rPr>
+          <w:rFonts w:hint="eastAsia"/>
+          <w:sz w:val="28"/>
+          <w:szCs w:val="28"/>
+          <w:lang w:val="en-US" w:eastAsia="zh-CN"/>
+        </w:rPr>
+      </w:pPr>
+    </w:p>
+    <w:p>
+      <w:pPr>
+        <w:rPr>
+          <w:rFonts w:hint="eastAsia"/>
+          <w:sz w:val="28"/>
+          <w:szCs w:val="28"/>
+          <w:lang w:val="en-US" w:eastAsia="zh-CN"/>
+        </w:rPr>
+      </w:pPr>
+      <w:r>
+        <w:rPr>
+          <w:rFonts w:hint="eastAsia"/>
+          <w:sz w:val="28"/>
+          <w:szCs w:val="28"/>
+          <w:lang w:val="en-US" w:eastAsia="zh-CN"/>
+        </w:rPr>
+        <w:t>||整个人像是陷进了一片被雨水泡透了的泥沼里，从头皮到肩胛，从腰窝到腿弯，每一寸贴在床单上的皮肤都向你反馈着那种触感||</w:t>
+      </w:r>
+    </w:p>
+    <w:p>
+      <w:pPr>
+        <w:rPr>
+          <w:rFonts w:hint="eastAsia"/>
+          <w:sz w:val="28"/>
+          <w:szCs w:val="28"/>
+          <w:lang w:val="en-US" w:eastAsia="zh-CN"/>
+        </w:rPr>
+      </w:pPr>
+    </w:p>
+    <w:p>
+      <w:pPr>
+        <w:rPr>
+          <w:rFonts w:hint="eastAsia"/>
+          <w:sz w:val="28"/>
+          <w:szCs w:val="28"/>
+          <w:lang w:val="en-US" w:eastAsia="zh-CN"/>
+        </w:rPr>
+      </w:pPr>
+      <w:r>
+        <w:rPr>
+          <w:rFonts w:hint="eastAsia"/>
+          <w:sz w:val="28"/>
+          <w:szCs w:val="28"/>
+          <w:lang w:val="en-US" w:eastAsia="zh-CN"/>
+        </w:rPr>
+        <w:t>||那种湿又冷又黏，带着一股说不清的铁锈味，一点一点地往你的衣服里渗，往你的皮肤里钻||</w:t>
+      </w:r>
+    </w:p>
+    <w:p>
+      <w:pPr>
+        <w:rPr>
+          <w:rFonts w:hint="eastAsia"/>
+          <w:sz w:val="28"/>
+          <w:szCs w:val="28"/>
+          <w:lang w:val="en-US" w:eastAsia="zh-CN"/>
+        </w:rPr>
+      </w:pPr>
+    </w:p>
+    <w:p>
+      <w:pPr>
+        <w:rPr>
+          <w:rFonts w:hint="eastAsia"/>
+          <w:sz w:val="28"/>
+          <w:szCs w:val="28"/>
+          <w:lang w:val="en-US" w:eastAsia="zh-CN"/>
+        </w:rPr>
+      </w:pPr>
+      <w:r>
+        <w:rPr>
+          <w:rFonts w:hint="eastAsia"/>
+          <w:sz w:val="28"/>
+          <w:szCs w:val="28"/>
+          <w:lang w:val="en-US" w:eastAsia="zh-CN"/>
+        </w:rPr>
+        <w:t>||你想翻身，身体却沉沉的，像被什么东西压住了||</w:t>
+      </w:r>
+    </w:p>
+    <w:p>
+      <w:pPr>
+        <w:rPr>
+          <w:rFonts w:hint="eastAsia"/>
+          <w:sz w:val="28"/>
+          <w:szCs w:val="28"/>
+          <w:lang w:val="en-US" w:eastAsia="zh-CN"/>
+        </w:rPr>
+      </w:pPr>
+    </w:p>
+    <w:p>
+      <w:pPr>
+        <w:rPr>
+          <w:rFonts w:hint="default"/>
+          <w:sz w:val="28"/>
+          <w:szCs w:val="28"/>
+          <w:lang w:val="en-US" w:eastAsia="zh-CN"/>
+        </w:rPr>
+      </w:pPr>
+      <w:r>
+        <w:rPr>
+          <w:rFonts w:hint="eastAsia"/>
+          <w:sz w:val="28"/>
+          <w:szCs w:val="28"/>
+          <w:lang w:val="en-US" w:eastAsia="zh-CN"/>
+        </w:rPr>
+        <w:t>||你用力撑起手臂，湿透的床单粘着你的后背，起身时还发出了轻微的撕裂声||</w:t>
+      </w:r>
+    </w:p>
+    <w:p>
+      <w:pPr>
+        <w:rPr>
+          <w:rFonts w:hint="eastAsia"/>
+          <w:sz w:val="28"/>
+          <w:szCs w:val="28"/>
+          <w:lang w:val="en-US" w:eastAsia="zh-CN"/>
+        </w:rPr>
+      </w:pPr>
+    </w:p>
+    <w:p>
+      <w:pPr>
+        <w:rPr>
+          <w:rFonts w:hint="default"/>
+          <w:sz w:val="28"/>
+          <w:szCs w:val="28"/>
+          <w:lang w:val="en-US" w:eastAsia="zh-CN"/>
+        </w:rPr>
+      </w:pPr>
+      <w:r>
+        <w:rPr>
+          <w:rFonts w:hint="eastAsia"/>
+          <w:sz w:val="28"/>
+          <w:szCs w:val="28"/>
+          <w:lang w:val="en-US" w:eastAsia="zh-CN"/>
+        </w:rPr>
+        <w:t>||你坐起来了||</w:t>
+      </w:r>
+    </w:p>
+    <w:p>
+      <w:pPr>
+        <w:rPr>
+          <w:rFonts w:hint="eastAsia"/>
+          <w:sz w:val="28"/>
+          <w:szCs w:val="28"/>
+          <w:lang w:val="en-US" w:eastAsia="zh-CN"/>
+        </w:rPr>
+      </w:pPr>
+    </w:p>
+    <w:p>
+      <w:pPr>
+        <w:rPr>
+          <w:rFonts w:hint="eastAsia"/>
+          <w:sz w:val="28"/>
+          <w:szCs w:val="28"/>
+          <w:lang w:val="en-US" w:eastAsia="zh-CN"/>
+        </w:rPr>
+      </w:pPr>
+      <w:r>
+        <w:rPr>
+          <w:rFonts w:hint="eastAsia"/>
+          <w:sz w:val="28"/>
+          <w:szCs w:val="28"/>
+          <w:lang w:val="en-US" w:eastAsia="zh-CN"/>
+        </w:rPr>
+        <w:t>||眼前是你的房间的布局，但不是你的房间||</w:t>
+      </w:r>
+    </w:p>
+    <w:p>
+      <w:pPr>
+        <w:rPr>
+          <w:rFonts w:hint="eastAsia"/>
+          <w:sz w:val="28"/>
+          <w:szCs w:val="28"/>
+          <w:lang w:val="en-US" w:eastAsia="zh-CN"/>
+        </w:rPr>
+      </w:pPr>
+    </w:p>
+    <w:p>
+      <w:pPr>
+        <w:rPr>
+          <w:rFonts w:hint="eastAsia"/>
+          <w:sz w:val="28"/>
+          <w:szCs w:val="28"/>
+          <w:lang w:val="en-US" w:eastAsia="zh-CN"/>
+        </w:rPr>
+      </w:pPr>
+      <w:r>
+        <w:rPr>
+          <w:rFonts w:hint="eastAsia"/>
+          <w:sz w:val="28"/>
+          <w:szCs w:val="28"/>
+          <w:lang w:val="en-US" w:eastAsia="zh-CN"/>
+        </w:rPr>
+        <w:t>||窗帘是你卧室那幅灰色的棉麻窗帘，但窗外的景色不对。你的窗外能看到楼下的花坛里种着几棵歪脖子树||</w:t>
+      </w:r>
+    </w:p>
+    <w:p>
+      <w:pPr>
+        <w:rPr>
+          <w:rFonts w:hint="eastAsia"/>
+          <w:sz w:val="28"/>
+          <w:szCs w:val="28"/>
+          <w:lang w:val="en-US" w:eastAsia="zh-CN"/>
+        </w:rPr>
+      </w:pPr>
+    </w:p>
+    <w:p>
+      <w:pPr>
+        <w:rPr>
+          <w:rFonts w:hint="eastAsia"/>
+          <w:sz w:val="28"/>
+          <w:szCs w:val="28"/>
+          <w:lang w:val="en-US" w:eastAsia="zh-CN"/>
+        </w:rPr>
+      </w:pPr>
+      <w:r>
+        <w:rPr>
+          <w:rFonts w:hint="eastAsia"/>
+          <w:sz w:val="28"/>
+          <w:szCs w:val="28"/>
+          <w:lang w:val="en-US" w:eastAsia="zh-CN"/>
+        </w:rPr>
+        <w:t>||但此刻，窗帘的缝隙间只有那片无垠的蔚蓝，像有人把整个世界都抽走了，只留下一张天空的壁纸||</w:t>
+      </w:r>
+    </w:p>
+    <w:p>
+      <w:pPr>
+        <w:rPr>
+          <w:rFonts w:hint="eastAsia"/>
+          <w:sz w:val="28"/>
+          <w:szCs w:val="28"/>
+          <w:lang w:val="en-US" w:eastAsia="zh-CN"/>
+        </w:rPr>
+      </w:pPr>
+    </w:p>
+    <w:p>
+      <w:pPr>
+        <w:rPr>
+          <w:rFonts w:hint="default"/>
+          <w:sz w:val="28"/>
+          <w:szCs w:val="28"/>
+          <w:lang w:val="en-US" w:eastAsia="zh-CN"/>
+        </w:rPr>
+      </w:pPr>
+      <w:r>
+        <w:rPr>
+          <w:rFonts w:hint="eastAsia"/>
+          <w:sz w:val="28"/>
+          <w:szCs w:val="28"/>
+          <w:lang w:val="en-US" w:eastAsia="zh-CN"/>
+        </w:rPr>
+        <w:t>||地板也消失了，取而代之的是一片绵延无边的云层||</w:t>
+      </w:r>
+    </w:p>
+    <w:p>
+      <w:pPr>
+        <w:rPr>
+          <w:rFonts w:hint="eastAsia"/>
+          <w:sz w:val="28"/>
+          <w:szCs w:val="28"/>
+          <w:lang w:val="en-US" w:eastAsia="zh-CN"/>
+        </w:rPr>
+      </w:pPr>
+    </w:p>
+    <w:p>
+      <w:pPr>
+        <w:rPr>
+          <w:rFonts w:hint="eastAsia"/>
+          <w:sz w:val="28"/>
+          <w:szCs w:val="28"/>
+          <w:lang w:val="en-US" w:eastAsia="zh-CN"/>
+        </w:rPr>
+      </w:pPr>
+      <w:r>
+        <w:rPr>
+          <w:rFonts w:hint="eastAsia"/>
+          <w:sz w:val="28"/>
+          <w:szCs w:val="28"/>
+          <w:lang w:val="en-US" w:eastAsia="zh-CN"/>
+        </w:rPr>
+        <w:t>||你的身体越来越凉，那种湿意没有因为你坐起来而消散||</w:t>
+      </w:r>
+    </w:p>
+    <w:p>
+      <w:pPr>
+        <w:rPr>
+          <w:rFonts w:hint="eastAsia"/>
+          <w:sz w:val="28"/>
+          <w:szCs w:val="28"/>
+          <w:lang w:val="en-US" w:eastAsia="zh-CN"/>
+        </w:rPr>
+      </w:pPr>
+    </w:p>
+    <w:p>
+      <w:pPr>
+        <w:rPr>
+          <w:rFonts w:hint="default"/>
+          <w:sz w:val="28"/>
+          <w:szCs w:val="28"/>
+          <w:lang w:val="en-US" w:eastAsia="zh-CN"/>
+        </w:rPr>
+      </w:pPr>
+      <w:r>
+        <w:rPr>
+          <w:rFonts w:hint="eastAsia"/>
+          <w:sz w:val="28"/>
+          <w:szCs w:val="28"/>
+          <w:lang w:val="en-US" w:eastAsia="zh-CN"/>
+        </w:rPr>
+        <w:t>||你低头看了看自己的深色睡衣，的确沾湿了，但看不出沾染了什么颜色||</w:t>
+      </w:r>
+    </w:p>
+    <w:p>
+      <w:pPr>
+        <w:rPr>
+          <w:rFonts w:hint="eastAsia"/>
+          <w:sz w:val="28"/>
+          <w:szCs w:val="28"/>
+          <w:lang w:val="en-US" w:eastAsia="zh-CN"/>
+        </w:rPr>
+      </w:pPr>
+    </w:p>
+    <w:p>
+      <w:pPr>
+        <w:rPr>
+          <w:rFonts w:hint="default"/>
+          <w:sz w:val="28"/>
+          <w:szCs w:val="28"/>
+          <w:lang w:val="en-US" w:eastAsia="zh-CN"/>
+        </w:rPr>
+      </w:pPr>
+      <w:r>
+        <w:rPr>
+          <w:rFonts w:hint="eastAsia"/>
+          <w:sz w:val="28"/>
+          <w:szCs w:val="28"/>
+          <w:lang w:val="en-US" w:eastAsia="zh-CN"/>
+        </w:rPr>
+        <w:t>||于是你回头——||</w:t>
+      </w:r>
+    </w:p>
+    <w:p>
+      <w:pPr>
+        <w:rPr>
+          <w:rFonts w:hint="eastAsia"/>
+          <w:sz w:val="28"/>
+          <w:szCs w:val="28"/>
+          <w:lang w:val="en-US" w:eastAsia="zh-CN"/>
+        </w:rPr>
+      </w:pPr>
+    </w:p>
+    <w:p>
+      <w:pPr>
+        <w:rPr>
+          <w:rFonts w:hint="default"/>
+          <w:sz w:val="28"/>
+          <w:szCs w:val="28"/>
+          <w:lang w:val="en-US" w:eastAsia="zh-CN"/>
+        </w:rPr>
+      </w:pPr>
+      <w:r>
+        <w:rPr>
+          <w:rFonts w:hint="eastAsia"/>
+          <w:sz w:val="28"/>
+          <w:szCs w:val="28"/>
+          <w:lang w:val="en-US" w:eastAsia="zh-CN"/>
+        </w:rPr>
+        <w:t>||是床垫在渗血||</w:t>
+      </w:r>
+    </w:p>
+    <w:p>
+      <w:pPr>
+        <w:rPr>
+          <w:rFonts w:hint="eastAsia"/>
+          <w:sz w:val="28"/>
+          <w:szCs w:val="28"/>
+          <w:lang w:val="en-US" w:eastAsia="zh-CN"/>
+        </w:rPr>
+      </w:pPr>
+    </w:p>
+    <w:p>
+      <w:pPr>
+        <w:rPr>
+          <w:rFonts w:hint="eastAsia"/>
+          <w:sz w:val="28"/>
+          <w:szCs w:val="28"/>
+          <w:lang w:val="en-US" w:eastAsia="zh-CN"/>
+        </w:rPr>
+      </w:pPr>
+      <w:r>
+        <w:rPr>
+          <w:rFonts w:hint="eastAsia"/>
+          <w:sz w:val="28"/>
+          <w:szCs w:val="28"/>
+          <w:lang w:val="en-US" w:eastAsia="zh-CN"/>
+        </w:rPr>
+        <w:t>||暗红色的液体从床垫的缝隙里慢慢洇出来，像春天解冻的溪水，沿着床垫的纹理一点一点地扩散||</w:t>
+      </w:r>
+    </w:p>
+    <w:p>
+      <w:pPr>
+        <w:rPr>
+          <w:rFonts w:hint="eastAsia"/>
+          <w:sz w:val="28"/>
+          <w:szCs w:val="28"/>
+          <w:lang w:val="en-US" w:eastAsia="zh-CN"/>
+        </w:rPr>
+      </w:pPr>
+    </w:p>
+    <w:p>
+      <w:pPr>
+        <w:rPr>
+          <w:rFonts w:hint="eastAsia"/>
+          <w:sz w:val="28"/>
+          <w:szCs w:val="28"/>
+          <w:lang w:val="en-US" w:eastAsia="zh-CN"/>
+        </w:rPr>
+      </w:pPr>
+      <w:r>
+        <w:rPr>
+          <w:rFonts w:hint="eastAsia"/>
+          <w:sz w:val="28"/>
+          <w:szCs w:val="28"/>
+          <w:lang w:val="en-US" w:eastAsia="zh-CN"/>
+        </w:rPr>
+        <w:t>||血渍的边界是不规则的，但正慢慢形成一个轮廓||</w:t>
+      </w:r>
+    </w:p>
+    <w:p>
+      <w:pPr>
+        <w:rPr>
+          <w:rFonts w:hint="eastAsia"/>
+          <w:sz w:val="28"/>
+          <w:szCs w:val="28"/>
+          <w:lang w:val="en-US" w:eastAsia="zh-CN"/>
+        </w:rPr>
+      </w:pPr>
+    </w:p>
+    <w:p>
+      <w:pPr>
+        <w:rPr>
+          <w:rFonts w:hint="eastAsia"/>
+          <w:sz w:val="28"/>
+          <w:szCs w:val="28"/>
+          <w:lang w:val="en-US" w:eastAsia="zh-CN"/>
+        </w:rPr>
+      </w:pPr>
+      <w:r>
+        <w:rPr>
+          <w:rFonts w:hint="eastAsia"/>
+          <w:sz w:val="28"/>
+          <w:szCs w:val="28"/>
+          <w:lang w:val="en-US" w:eastAsia="zh-CN"/>
+        </w:rPr>
+        <w:t>||你看着那片血渍，发现它正在拓印出一个人形||</w:t>
+      </w:r>
+    </w:p>
+    <w:p>
+      <w:pPr>
+        <w:rPr>
+          <w:rFonts w:hint="eastAsia"/>
+          <w:sz w:val="28"/>
+          <w:szCs w:val="28"/>
+          <w:lang w:val="en-US" w:eastAsia="zh-CN"/>
+        </w:rPr>
+      </w:pPr>
+    </w:p>
+    <w:p>
+      <w:pPr>
+        <w:rPr>
+          <w:rFonts w:hint="eastAsia"/>
+          <w:sz w:val="28"/>
+          <w:szCs w:val="28"/>
+          <w:lang w:val="en-US" w:eastAsia="zh-CN"/>
+        </w:rPr>
+      </w:pPr>
+      <w:r>
+        <w:rPr>
+          <w:rFonts w:hint="eastAsia"/>
+          <w:sz w:val="28"/>
+          <w:szCs w:val="28"/>
+          <w:lang w:val="en-US" w:eastAsia="zh-CN"/>
+        </w:rPr>
+        <w:t>||头、肩膀、躯干、腿，每一个部位都在缓慢地显现||</w:t>
+      </w:r>
+    </w:p>
+    <w:p>
+      <w:pPr>
+        <w:rPr>
+          <w:rFonts w:hint="eastAsia"/>
+          <w:sz w:val="28"/>
+          <w:szCs w:val="28"/>
+          <w:lang w:val="en-US" w:eastAsia="zh-CN"/>
+        </w:rPr>
+      </w:pPr>
+    </w:p>
+    <w:p>
+      <w:pPr>
+        <w:rPr>
+          <w:rFonts w:hint="eastAsia"/>
+          <w:sz w:val="28"/>
+          <w:szCs w:val="28"/>
+          <w:lang w:val="en-US" w:eastAsia="zh-CN"/>
+        </w:rPr>
+      </w:pPr>
+      <w:r>
+        <w:rPr>
+          <w:rFonts w:hint="eastAsia"/>
+          <w:sz w:val="28"/>
+          <w:szCs w:val="28"/>
+          <w:lang w:val="en-US" w:eastAsia="zh-CN"/>
+        </w:rPr>
+        <w:t>||血渍越扩越大，人形越来越清晰。你甚至能看到那具人形的胸口，有一片颜色特别深，像是心脏的位置||</w:t>
+      </w:r>
+    </w:p>
+    <w:p>
+      <w:pPr>
+        <w:rPr>
+          <w:rFonts w:hint="eastAsia"/>
+          <w:sz w:val="28"/>
+          <w:szCs w:val="28"/>
+          <w:lang w:val="en-US" w:eastAsia="zh-CN"/>
+        </w:rPr>
+      </w:pPr>
+    </w:p>
+    <w:p>
+      <w:pPr>
+        <w:rPr>
+          <w:rFonts w:hint="default"/>
+          <w:sz w:val="28"/>
+          <w:szCs w:val="28"/>
+          <w:lang w:val="en-US" w:eastAsia="zh-CN"/>
+        </w:rPr>
+      </w:pPr>
+      <w:r>
+        <w:rPr>
+          <w:rFonts w:hint="eastAsia"/>
+          <w:sz w:val="28"/>
+          <w:szCs w:val="28"/>
+          <w:lang w:val="en-US" w:eastAsia="zh-CN"/>
+        </w:rPr>
+        <w:t>||那片深色还在往外洇，一点一点，鲜活的像还在跳动||</w:t>
+      </w:r>
+    </w:p>
+    <w:p>
+      <w:pPr>
+        <w:rPr>
+          <w:rFonts w:hint="eastAsia"/>
+          <w:sz w:val="28"/>
+          <w:szCs w:val="28"/>
+          <w:lang w:val="en-US" w:eastAsia="zh-CN"/>
+        </w:rPr>
+      </w:pPr>
+    </w:p>
+    <w:p>
+      <w:pPr>
+        <w:rPr>
+          <w:rFonts w:hint="default"/>
+          <w:sz w:val="28"/>
+          <w:szCs w:val="28"/>
+          <w:lang w:val="en-US" w:eastAsia="zh-CN"/>
+        </w:rPr>
+      </w:pPr>
+      <w:r>
+        <w:rPr>
+          <w:rFonts w:hint="eastAsia"/>
+          <w:sz w:val="28"/>
+          <w:szCs w:val="28"/>
+          <w:lang w:val="en-US" w:eastAsia="zh-CN"/>
+        </w:rPr>
+        <w:t>||你告诉自己这是梦，但后背的湿冷是真的，鼻尖的腥甜是真的，眼前那片正在慢慢成形的暗红色人形，也是真的||</w:t>
+      </w:r>
+    </w:p>
+    <w:p>
+      <w:pPr>
+        <w:rPr>
+          <w:rFonts w:hint="eastAsia"/>
+          <w:sz w:val="28"/>
+          <w:szCs w:val="28"/>
+          <w:lang w:val="en-US" w:eastAsia="zh-CN"/>
+        </w:rPr>
+      </w:pPr>
+    </w:p>
+    <w:p>
+      <w:pPr>
+        <w:rPr>
+          <w:rFonts w:hint="eastAsia"/>
+          <w:sz w:val="28"/>
+          <w:szCs w:val="28"/>
+          <w:lang w:val="en-US" w:eastAsia="zh-CN"/>
+        </w:rPr>
+      </w:pPr>
+      <w:r>
+        <w:rPr>
+          <w:rFonts w:hint="eastAsia"/>
+          <w:sz w:val="28"/>
+          <w:szCs w:val="28"/>
+          <w:lang w:val="en-US" w:eastAsia="zh-CN"/>
+        </w:rPr>
+        <w:t>||冷静，冷静||</w:t>
+      </w:r>
+    </w:p>
+    <w:p>
+      <w:pPr>
+        <w:rPr>
+          <w:rFonts w:hint="eastAsia"/>
+          <w:sz w:val="28"/>
+          <w:szCs w:val="28"/>
+          <w:lang w:val="en-US" w:eastAsia="zh-CN"/>
+        </w:rPr>
+      </w:pPr>
+    </w:p>
+    <w:p>
+      <w:pPr>
+        <w:rPr>
+          <w:rFonts w:hint="eastAsia"/>
+          <w:sz w:val="28"/>
+          <w:szCs w:val="28"/>
+          <w:lang w:val="en-US" w:eastAsia="zh-CN"/>
+        </w:rPr>
+      </w:pPr>
+      <w:r>
+        <w:rPr>
+          <w:rFonts w:hint="eastAsia"/>
+          <w:sz w:val="28"/>
+          <w:szCs w:val="28"/>
+          <w:lang w:val="en-US" w:eastAsia="zh-CN"/>
+        </w:rPr>
+        <w:t>||你翻身下床，赤脚踩在地上。脚下的云地看起来柔软蓬松，踩上去却坚硬冰冷，踩在未打磨的大理石上，硌得脚心发疼||</w:t>
+      </w:r>
+    </w:p>
+    <w:p>
+      <w:pPr>
+        <w:rPr>
+          <w:rFonts w:hint="eastAsia"/>
+          <w:sz w:val="28"/>
+          <w:szCs w:val="28"/>
+          <w:lang w:val="en-US" w:eastAsia="zh-CN"/>
+        </w:rPr>
+      </w:pPr>
+    </w:p>
+    <w:p>
+      <w:pPr>
+        <w:rPr>
+          <w:rFonts w:hint="eastAsia"/>
+          <w:sz w:val="28"/>
+          <w:szCs w:val="28"/>
+          <w:lang w:val="en-US" w:eastAsia="zh-CN"/>
+        </w:rPr>
+      </w:pPr>
+      <w:r>
+        <w:rPr>
+          <w:rFonts w:hint="eastAsia"/>
+          <w:sz w:val="28"/>
+          <w:szCs w:val="28"/>
+          <w:lang w:val="en-US" w:eastAsia="zh-CN"/>
+        </w:rPr>
+        <w:t>||你很清楚接下来可能会看到什么，可恐惧还是像藤蔓一样，顺着脚踝往上爬，狠狠的攫住了你的心||</w:t>
+      </w:r>
+    </w:p>
+    <w:p>
+      <w:pPr>
+        <w:rPr>
+          <w:rFonts w:hint="eastAsia"/>
+          <w:sz w:val="28"/>
+          <w:szCs w:val="28"/>
+          <w:lang w:val="en-US" w:eastAsia="zh-CN"/>
+        </w:rPr>
+      </w:pPr>
+    </w:p>
+    <w:p>
+      <w:pPr>
+        <w:rPr>
+          <w:rFonts w:hint="eastAsia"/>
+          <w:sz w:val="28"/>
+          <w:szCs w:val="28"/>
+          <w:lang w:val="en-US" w:eastAsia="zh-CN"/>
+        </w:rPr>
+      </w:pPr>
+      <w:r>
+        <w:rPr>
+          <w:rFonts w:hint="eastAsia"/>
+          <w:sz w:val="28"/>
+          <w:szCs w:val="28"/>
+          <w:lang w:val="en-US" w:eastAsia="zh-CN"/>
+        </w:rPr>
+        <w:t>||这是一种难以抵挡的生理性恐惧||</w:t>
+      </w:r>
+    </w:p>
+    <w:p>
+      <w:pPr>
+        <w:rPr>
+          <w:rFonts w:hint="eastAsia"/>
+          <w:sz w:val="28"/>
+          <w:szCs w:val="28"/>
+          <w:lang w:val="en-US" w:eastAsia="zh-CN"/>
+        </w:rPr>
+      </w:pPr>
+    </w:p>
+    <w:p>
+      <w:pPr>
+        <w:rPr>
+          <w:rFonts w:hint="eastAsia"/>
+          <w:sz w:val="28"/>
+          <w:szCs w:val="28"/>
+          <w:lang w:val="en-US" w:eastAsia="zh-CN"/>
+        </w:rPr>
+      </w:pPr>
+      <w:r>
+        <w:rPr>
+          <w:rFonts w:hint="eastAsia"/>
+          <w:sz w:val="28"/>
+          <w:szCs w:val="28"/>
+          <w:lang w:val="en-US" w:eastAsia="zh-CN"/>
+        </w:rPr>
+        <w:t>||你伸出颤抖的手，死死捏住床垫的一角，用尽全身力气，猛地一扯||</w:t>
+      </w:r>
+    </w:p>
+    <w:p>
+      <w:pPr>
+        <w:rPr>
+          <w:rFonts w:hint="eastAsia"/>
+          <w:sz w:val="28"/>
+          <w:szCs w:val="28"/>
+          <w:lang w:val="en-US" w:eastAsia="zh-CN"/>
+        </w:rPr>
+      </w:pPr>
+    </w:p>
+    <w:p>
+      <w:pPr>
+        <w:rPr>
+          <w:rFonts w:hint="eastAsia"/>
+          <w:sz w:val="28"/>
+          <w:szCs w:val="28"/>
+          <w:lang w:val="en-US" w:eastAsia="zh-CN"/>
+        </w:rPr>
+      </w:pPr>
+      <w:r>
+        <w:rPr>
+          <w:rFonts w:hint="eastAsia"/>
+          <w:sz w:val="28"/>
+          <w:szCs w:val="28"/>
+          <w:lang w:val="en-US" w:eastAsia="zh-CN"/>
+        </w:rPr>
+        <w:t>||床垫扯开，露出了床板，床板上绑着一个人||</w:t>
+      </w:r>
+    </w:p>
+    <w:p>
+      <w:pPr>
+        <w:rPr>
+          <w:rFonts w:hint="eastAsia"/>
+          <w:sz w:val="28"/>
+          <w:szCs w:val="28"/>
+          <w:lang w:val="en-US" w:eastAsia="zh-CN"/>
+        </w:rPr>
+      </w:pPr>
+    </w:p>
+    <w:p>
+      <w:pPr>
+        <w:rPr>
+          <w:rFonts w:hint="default"/>
+          <w:sz w:val="28"/>
+          <w:szCs w:val="28"/>
+          <w:lang w:val="en-US" w:eastAsia="zh-CN"/>
+        </w:rPr>
+      </w:pPr>
+      <w:r>
+        <w:rPr>
+          <w:rFonts w:hint="eastAsia"/>
+          <w:sz w:val="28"/>
+          <w:szCs w:val="28"/>
+          <w:lang w:val="en-US" w:eastAsia="zh-CN"/>
+        </w:rPr>
+        <w:t>||周杉||</w:t>
+      </w:r>
+    </w:p>
+    <w:p>
+      <w:pPr>
+        <w:rPr>
+          <w:rFonts w:hint="eastAsia"/>
+          <w:sz w:val="28"/>
+          <w:szCs w:val="28"/>
+          <w:lang w:val="en-US" w:eastAsia="zh-CN"/>
+        </w:rPr>
+      </w:pPr>
+    </w:p>
+    <w:p>
+      <w:pPr>
+        <w:rPr>
+          <w:rFonts w:hint="eastAsia"/>
+          <w:sz w:val="28"/>
+          <w:szCs w:val="28"/>
+          <w:lang w:val="en-US" w:eastAsia="zh-CN"/>
+        </w:rPr>
+      </w:pPr>
+      <w:r>
+        <w:rPr>
+          <w:rFonts w:hint="eastAsia"/>
+          <w:sz w:val="28"/>
+          <w:szCs w:val="28"/>
+          <w:lang w:val="en-US" w:eastAsia="zh-CN"/>
+        </w:rPr>
+        <w:t>||他的手腕、脚踝和腰部被粗麻绳固定在木板上，身体平贴着，像一只被钉在标本盒里的蝴蝶||</w:t>
+      </w:r>
+      <w:r>
+        <w:rPr>
+          <w:rFonts w:hint="eastAsia"/>
+          <w:sz w:val="28"/>
+          <w:szCs w:val="28"/>
+          <w:lang w:val="en-US" w:eastAsia="zh-CN"/>
+        </w:rPr>
+        <w:br w:type="textWrapping"/>
+      </w:r>
+    </w:p>
+    <w:p>
+      <w:pPr>
+        <w:rPr>
+          <w:rFonts w:hint="eastAsia"/>
+          <w:sz w:val="28"/>
+          <w:szCs w:val="28"/>
+          <w:lang w:val="en-US" w:eastAsia="zh-CN"/>
+        </w:rPr>
+      </w:pPr>
+      <w:r>
+        <w:rPr>
+          <w:rFonts w:hint="eastAsia"/>
+          <w:sz w:val="28"/>
+          <w:szCs w:val="28"/>
+          <w:lang w:val="en-US" w:eastAsia="zh-CN"/>
+        </w:rPr>
+        <w:t>||那绳子似乎勒得很紧，勒进皮肤，勒出了暗红色的淤痕||</w:t>
+      </w:r>
+    </w:p>
+    <w:p>
+      <w:pPr>
+        <w:rPr>
+          <w:rFonts w:hint="eastAsia"/>
+          <w:sz w:val="28"/>
+          <w:szCs w:val="28"/>
+          <w:lang w:val="en-US" w:eastAsia="zh-CN"/>
+        </w:rPr>
+      </w:pPr>
+    </w:p>
+    <w:p>
+      <w:pPr>
+        <w:rPr>
+          <w:rFonts w:hint="eastAsia"/>
+          <w:sz w:val="28"/>
+          <w:szCs w:val="28"/>
+          <w:lang w:val="en-US" w:eastAsia="zh-CN"/>
+        </w:rPr>
+      </w:pPr>
+      <w:r>
+        <w:rPr>
+          <w:rFonts w:hint="eastAsia"/>
+          <w:sz w:val="28"/>
+          <w:szCs w:val="28"/>
+          <w:lang w:val="en-US" w:eastAsia="zh-CN"/>
+        </w:rPr>
+        <w:t>||</w:t>
+      </w:r>
+      <w:r>
+        <w:rPr>
+          <w:rFonts w:hint="eastAsia"/>
+          <w:sz w:val="28"/>
+          <w:szCs w:val="28"/>
+        </w:rPr>
+        <w:t>他的嘴被线缝上了</w:t>
+      </w:r>
+      <w:r>
+        <w:rPr>
+          <w:rFonts w:hint="eastAsia"/>
+          <w:sz w:val="28"/>
+          <w:szCs w:val="28"/>
+          <w:lang w:eastAsia="zh-CN"/>
+        </w:rPr>
+        <w:t>，</w:t>
+      </w:r>
+      <w:r>
+        <w:rPr>
+          <w:rFonts w:hint="eastAsia"/>
+          <w:sz w:val="28"/>
+          <w:szCs w:val="28"/>
+        </w:rPr>
+        <w:t>那些线很粗，一针一针，密密匝匝地从上唇刺穿到下唇，又从下唇穿回上唇，像在缝合一只被撕裂的布偶</w:t>
+      </w:r>
+      <w:r>
+        <w:rPr>
+          <w:rFonts w:hint="eastAsia"/>
+          <w:sz w:val="28"/>
+          <w:szCs w:val="28"/>
+          <w:lang w:val="en-US" w:eastAsia="zh-CN"/>
+        </w:rPr>
+        <w:t>||</w:t>
       </w:r>
     </w:p>
     <w:p>
@@ -6859,10 +8284,1546 @@
           <w:szCs w:val="28"/>
           <w:lang w:val="en-US" w:eastAsia="zh-CN"/>
         </w:rPr>
-        <w:t>你的手指停在那里。鸢尾花的香气越来越浓，浓到你的眼睛开始刺痛。你低下头，看到自己的手背上不知什么时候也洇开了一片暗红色的血渍。你不知道那是他的，还是你的。你听到自己的呼吸声，很重，很急，像溺水的人。</w:t>
+        <w:t>||</w:t>
+      </w:r>
+      <w:r>
+        <w:rPr>
+          <w:rFonts w:hint="eastAsia"/>
+          <w:sz w:val="28"/>
+          <w:szCs w:val="28"/>
+        </w:rPr>
+        <w:t>线头从嘴角垂下来，挂着暗红色的血</w:t>
+      </w:r>
+      <w:r>
+        <w:rPr>
+          <w:rFonts w:hint="eastAsia"/>
+          <w:sz w:val="28"/>
+          <w:szCs w:val="28"/>
+          <w:lang w:val="en-US" w:eastAsia="zh-CN"/>
+        </w:rPr>
+        <w:t>块</w:t>
+      </w:r>
+      <w:r>
+        <w:rPr>
+          <w:rFonts w:hint="eastAsia"/>
+          <w:sz w:val="28"/>
+          <w:szCs w:val="28"/>
+        </w:rPr>
+        <w:t>，已经</w:t>
+      </w:r>
+      <w:r>
+        <w:rPr>
+          <w:rFonts w:hint="eastAsia"/>
+          <w:sz w:val="28"/>
+          <w:szCs w:val="28"/>
+          <w:lang w:val="en-US" w:eastAsia="zh-CN"/>
+        </w:rPr>
+        <w:t>完全</w:t>
+      </w:r>
+      <w:r>
+        <w:rPr>
+          <w:rFonts w:hint="eastAsia"/>
+          <w:sz w:val="28"/>
+          <w:szCs w:val="28"/>
+        </w:rPr>
+        <w:t>干结了。每一针的针脚都陷进肉里，把嘴唇勒出一道一道深紫色的淤痕</w:t>
+      </w:r>
+      <w:r>
+        <w:rPr>
+          <w:rFonts w:hint="eastAsia"/>
+          <w:sz w:val="28"/>
+          <w:szCs w:val="28"/>
+          <w:lang w:val="en-US" w:eastAsia="zh-CN"/>
+        </w:rPr>
+        <w:t>||</w:t>
+      </w:r>
+    </w:p>
+    <w:p>
+      <w:pPr>
+        <w:rPr>
+          <w:rFonts w:hint="eastAsia"/>
+          <w:sz w:val="28"/>
+          <w:szCs w:val="28"/>
+        </w:rPr>
+      </w:pPr>
+    </w:p>
+    <w:p>
+      <w:pPr>
+        <w:rPr>
+          <w:rFonts w:hint="eastAsia"/>
+          <w:sz w:val="28"/>
+          <w:szCs w:val="28"/>
+          <w:lang w:val="en-US" w:eastAsia="zh-CN"/>
+        </w:rPr>
+      </w:pPr>
+      <w:r>
+        <w:rPr>
+          <w:rFonts w:hint="eastAsia"/>
+          <w:sz w:val="28"/>
+          <w:szCs w:val="28"/>
+          <w:lang w:val="en-US" w:eastAsia="zh-CN"/>
+        </w:rPr>
+        <w:t>||</w:t>
+      </w:r>
+      <w:r>
+        <w:rPr>
+          <w:rFonts w:hint="eastAsia"/>
+          <w:sz w:val="28"/>
+          <w:szCs w:val="28"/>
+        </w:rPr>
+        <w:t>被线缝死的嘴角，线孔里钻出了半根嫩枝。枝很细，颜色是那种刚从腐土里探出来的浅绿，带着湿润的光泽</w:t>
+      </w:r>
+      <w:r>
+        <w:rPr>
+          <w:rFonts w:hint="eastAsia"/>
+          <w:sz w:val="28"/>
+          <w:szCs w:val="28"/>
+          <w:lang w:val="en-US" w:eastAsia="zh-CN"/>
+        </w:rPr>
+        <w:t>||</w:t>
+      </w:r>
+    </w:p>
+    <w:p>
+      <w:pPr>
+        <w:rPr>
+          <w:rFonts w:hint="eastAsia"/>
+          <w:sz w:val="28"/>
+          <w:szCs w:val="28"/>
+          <w:lang w:val="en-US" w:eastAsia="zh-CN"/>
+        </w:rPr>
+      </w:pPr>
+    </w:p>
+    <w:p>
+      <w:pPr>
+        <w:rPr>
+          <w:rFonts w:hint="eastAsia"/>
+          <w:sz w:val="28"/>
+          <w:szCs w:val="28"/>
+          <w:lang w:val="en-US" w:eastAsia="zh-CN"/>
+        </w:rPr>
+      </w:pPr>
+      <w:r>
+        <w:rPr>
+          <w:rFonts w:hint="eastAsia"/>
+          <w:sz w:val="28"/>
+          <w:szCs w:val="28"/>
+          <w:lang w:val="en-US" w:eastAsia="zh-CN"/>
+        </w:rPr>
+        <w:t>||</w:t>
+      </w:r>
+      <w:r>
+        <w:rPr>
+          <w:rFonts w:hint="eastAsia"/>
+          <w:sz w:val="28"/>
+          <w:szCs w:val="28"/>
+        </w:rPr>
+        <w:t>嫩枝顶端顶着一朵半开的紫色鸢尾花苞，花瓣蜷缩着，微微向外翻，刚好遮住了最狰狞的那道血痕</w:t>
+      </w:r>
+      <w:r>
+        <w:rPr>
+          <w:rFonts w:hint="eastAsia"/>
+          <w:sz w:val="28"/>
+          <w:szCs w:val="28"/>
+          <w:lang w:val="en-US" w:eastAsia="zh-CN"/>
+        </w:rPr>
+        <w:t>||</w:t>
+      </w:r>
+    </w:p>
+    <w:p>
+      <w:pPr>
+        <w:rPr>
+          <w:rFonts w:hint="eastAsia"/>
+          <w:sz w:val="28"/>
+          <w:szCs w:val="28"/>
+        </w:rPr>
+      </w:pPr>
+    </w:p>
+    <w:p>
+      <w:pPr>
+        <w:rPr>
+          <w:rFonts w:hint="eastAsia"/>
+          <w:sz w:val="28"/>
+          <w:szCs w:val="28"/>
+          <w:lang w:val="en-US" w:eastAsia="zh-CN"/>
+        </w:rPr>
+      </w:pPr>
+      <w:r>
+        <w:rPr>
+          <w:rFonts w:hint="eastAsia"/>
+          <w:sz w:val="28"/>
+          <w:szCs w:val="28"/>
+          <w:lang w:val="en-US" w:eastAsia="zh-CN"/>
+        </w:rPr>
+        <w:t>||</w:t>
+      </w:r>
+      <w:r>
+        <w:rPr>
+          <w:rFonts w:hint="eastAsia"/>
+          <w:sz w:val="28"/>
+          <w:szCs w:val="28"/>
+        </w:rPr>
+        <w:t>他的眼睛睁着</w:t>
+      </w:r>
+      <w:r>
+        <w:rPr>
+          <w:rFonts w:hint="eastAsia"/>
+          <w:sz w:val="28"/>
+          <w:szCs w:val="28"/>
+          <w:lang w:eastAsia="zh-CN"/>
+        </w:rPr>
+        <w:t>，</w:t>
+      </w:r>
+      <w:r>
+        <w:rPr>
+          <w:rFonts w:hint="eastAsia"/>
+          <w:sz w:val="28"/>
+          <w:szCs w:val="28"/>
+        </w:rPr>
+        <w:t>不，不是睁着</w:t>
+      </w:r>
+      <w:r>
+        <w:rPr>
+          <w:rFonts w:hint="eastAsia"/>
+          <w:sz w:val="28"/>
+          <w:szCs w:val="28"/>
+          <w:lang w:eastAsia="zh-CN"/>
+        </w:rPr>
+        <w:t>，</w:t>
+      </w:r>
+      <w:r>
+        <w:rPr>
+          <w:rFonts w:hint="eastAsia"/>
+          <w:sz w:val="28"/>
+          <w:szCs w:val="28"/>
+          <w:lang w:val="en-US" w:eastAsia="zh-CN"/>
+        </w:rPr>
+        <w:t>而是</w:t>
+      </w:r>
+      <w:r>
+        <w:rPr>
+          <w:rFonts w:hint="eastAsia"/>
+          <w:sz w:val="28"/>
+          <w:szCs w:val="28"/>
+        </w:rPr>
+        <w:t>他的眼皮不见了</w:t>
+      </w:r>
+      <w:r>
+        <w:rPr>
+          <w:rFonts w:hint="eastAsia"/>
+          <w:sz w:val="28"/>
+          <w:szCs w:val="28"/>
+          <w:lang w:val="en-US" w:eastAsia="zh-CN"/>
+        </w:rPr>
+        <w:t>||</w:t>
+      </w:r>
+    </w:p>
+    <w:p>
+      <w:pPr>
+        <w:rPr>
+          <w:rFonts w:hint="eastAsia"/>
+          <w:sz w:val="28"/>
+          <w:szCs w:val="28"/>
+          <w:lang w:val="en-US" w:eastAsia="zh-CN"/>
+        </w:rPr>
+      </w:pPr>
+    </w:p>
+    <w:p>
+      <w:pPr>
+        <w:rPr>
+          <w:rFonts w:hint="eastAsia"/>
+          <w:sz w:val="28"/>
+          <w:szCs w:val="28"/>
+          <w:lang w:val="en-US" w:eastAsia="zh-CN"/>
+        </w:rPr>
+      </w:pPr>
+      <w:r>
+        <w:rPr>
+          <w:rFonts w:hint="eastAsia"/>
+          <w:sz w:val="28"/>
+          <w:szCs w:val="28"/>
+          <w:lang w:val="en-US" w:eastAsia="zh-CN"/>
+        </w:rPr>
+        <w:t>||</w:t>
+      </w:r>
+      <w:r>
+        <w:rPr>
+          <w:rFonts w:hint="eastAsia"/>
+          <w:sz w:val="28"/>
+          <w:szCs w:val="28"/>
+        </w:rPr>
+        <w:t>上眼睑和下眼睑都被整齐地切掉，像是用最精细的手术刀沿着眼眶的边缘划了两刀，把皮肤连同睫毛一起完整地剥去了</w:t>
+      </w:r>
+      <w:r>
+        <w:rPr>
+          <w:rFonts w:hint="eastAsia"/>
+          <w:sz w:val="28"/>
+          <w:szCs w:val="28"/>
+          <w:lang w:val="en-US" w:eastAsia="zh-CN"/>
+        </w:rPr>
+        <w:t>||</w:t>
+      </w:r>
+    </w:p>
+    <w:p>
+      <w:pPr>
+        <w:rPr>
+          <w:rFonts w:hint="eastAsia"/>
+          <w:sz w:val="28"/>
+          <w:szCs w:val="28"/>
+          <w:lang w:val="en-US" w:eastAsia="zh-CN"/>
+        </w:rPr>
+      </w:pPr>
+    </w:p>
+    <w:p>
+      <w:pPr>
+        <w:rPr>
+          <w:rFonts w:hint="default" w:eastAsiaTheme="minorEastAsia"/>
+          <w:sz w:val="28"/>
+          <w:szCs w:val="28"/>
+          <w:lang w:val="en-US" w:eastAsia="zh-CN"/>
+        </w:rPr>
+      </w:pPr>
+      <w:r>
+        <w:rPr>
+          <w:rFonts w:hint="eastAsia"/>
+          <w:sz w:val="28"/>
+          <w:szCs w:val="28"/>
+          <w:lang w:val="en-US" w:eastAsia="zh-CN"/>
+        </w:rPr>
+        <w:t>||</w:t>
+      </w:r>
+      <w:r>
+        <w:rPr>
+          <w:rFonts w:hint="eastAsia"/>
+          <w:sz w:val="28"/>
+          <w:szCs w:val="28"/>
+        </w:rPr>
+        <w:t>没有眼皮的眼眶显得格外大，格外深</w:t>
+      </w:r>
+      <w:r>
+        <w:rPr>
+          <w:rFonts w:hint="eastAsia"/>
+          <w:sz w:val="28"/>
+          <w:szCs w:val="28"/>
+          <w:lang w:eastAsia="zh-CN"/>
+        </w:rPr>
+        <w:t>。</w:t>
+      </w:r>
+      <w:r>
+        <w:rPr>
+          <w:rFonts w:hint="eastAsia"/>
+          <w:sz w:val="28"/>
+          <w:szCs w:val="28"/>
+        </w:rPr>
+        <w:t>眼眶的边缘是暗红色的，裸露的肌肉组织已经干缩，紧贴着骨头</w:t>
+      </w:r>
+      <w:r>
+        <w:rPr>
+          <w:rFonts w:hint="eastAsia"/>
+          <w:sz w:val="28"/>
+          <w:szCs w:val="28"/>
+          <w:lang w:val="en-US" w:eastAsia="zh-CN"/>
+        </w:rPr>
+        <w:t>||</w:t>
+      </w:r>
+    </w:p>
+    <w:p>
+      <w:pPr>
+        <w:rPr>
+          <w:rFonts w:hint="eastAsia"/>
+          <w:sz w:val="28"/>
+          <w:szCs w:val="28"/>
+        </w:rPr>
+      </w:pPr>
+    </w:p>
+    <w:p>
+      <w:pPr>
+        <w:rPr>
+          <w:rFonts w:hint="eastAsia"/>
+          <w:sz w:val="28"/>
+          <w:szCs w:val="28"/>
+          <w:lang w:val="en-US" w:eastAsia="zh-CN"/>
+        </w:rPr>
+      </w:pPr>
+      <w:r>
+        <w:rPr>
+          <w:rFonts w:hint="eastAsia"/>
+          <w:sz w:val="28"/>
+          <w:szCs w:val="28"/>
+          <w:lang w:val="en-US" w:eastAsia="zh-CN"/>
+        </w:rPr>
+        <w:t>||</w:t>
+      </w:r>
+      <w:r>
+        <w:rPr>
+          <w:rFonts w:hint="eastAsia"/>
+          <w:sz w:val="28"/>
+          <w:szCs w:val="28"/>
+        </w:rPr>
+        <w:t>而他空洞的眼眶里，各卧着</w:t>
+      </w:r>
+      <w:r>
+        <w:rPr>
+          <w:rFonts w:hint="eastAsia"/>
+          <w:sz w:val="28"/>
+          <w:szCs w:val="28"/>
+          <w:lang w:val="en-US" w:eastAsia="zh-CN"/>
+        </w:rPr>
+        <w:t>一株</w:t>
+      </w:r>
+      <w:r>
+        <w:rPr>
+          <w:rFonts w:hint="eastAsia"/>
+          <w:sz w:val="28"/>
+          <w:szCs w:val="28"/>
+        </w:rPr>
+        <w:t>完全绽放的鸢尾。深紫色的花瓣层层叠叠，从眼眶深处向外翻涌，恰好填满了眼窝的形状</w:t>
+      </w:r>
+      <w:r>
+        <w:rPr>
+          <w:rFonts w:hint="eastAsia"/>
+          <w:sz w:val="28"/>
+          <w:szCs w:val="28"/>
+          <w:lang w:val="en-US" w:eastAsia="zh-CN"/>
+        </w:rPr>
+        <w:t>||</w:t>
+      </w:r>
+    </w:p>
+    <w:p>
+      <w:pPr>
+        <w:rPr>
+          <w:rFonts w:hint="eastAsia"/>
+          <w:sz w:val="28"/>
+          <w:szCs w:val="28"/>
+          <w:lang w:val="en-US" w:eastAsia="zh-CN"/>
+        </w:rPr>
+      </w:pPr>
+    </w:p>
+    <w:p>
+      <w:pPr>
+        <w:rPr>
+          <w:rFonts w:hint="default" w:eastAsiaTheme="minorEastAsia"/>
+          <w:sz w:val="28"/>
+          <w:szCs w:val="28"/>
+          <w:lang w:val="en-US" w:eastAsia="zh-CN"/>
+        </w:rPr>
+      </w:pPr>
+      <w:r>
+        <w:rPr>
+          <w:rFonts w:hint="eastAsia"/>
+          <w:sz w:val="28"/>
+          <w:szCs w:val="28"/>
+          <w:lang w:val="en-US" w:eastAsia="zh-CN"/>
+        </w:rPr>
+        <w:t>||</w:t>
+      </w:r>
+      <w:r>
+        <w:rPr>
+          <w:rFonts w:hint="eastAsia"/>
+          <w:sz w:val="28"/>
+          <w:szCs w:val="28"/>
+        </w:rPr>
+        <w:t>那花开得极盛，紫得发黑，紫得像凝固的血。它们一动不动地嵌在那里，给他</w:t>
+      </w:r>
+      <w:r>
+        <w:rPr>
+          <w:rFonts w:hint="eastAsia"/>
+          <w:sz w:val="28"/>
+          <w:szCs w:val="28"/>
+          <w:lang w:val="en-US" w:eastAsia="zh-CN"/>
+        </w:rPr>
+        <w:t>装</w:t>
+      </w:r>
+      <w:r>
+        <w:rPr>
+          <w:rFonts w:hint="eastAsia"/>
+          <w:sz w:val="28"/>
+          <w:szCs w:val="28"/>
+        </w:rPr>
+        <w:t>上的一双永不闭上的、妖异的眼睛</w:t>
+      </w:r>
+      <w:r>
+        <w:rPr>
+          <w:rFonts w:hint="eastAsia"/>
+          <w:sz w:val="28"/>
+          <w:szCs w:val="28"/>
+          <w:lang w:val="en-US" w:eastAsia="zh-CN"/>
+        </w:rPr>
+        <w:t>||</w:t>
+      </w:r>
+    </w:p>
+    <w:p>
+      <w:pPr>
+        <w:rPr>
+          <w:rFonts w:hint="eastAsia"/>
+          <w:sz w:val="28"/>
+          <w:szCs w:val="28"/>
+        </w:rPr>
+      </w:pPr>
+    </w:p>
+    <w:p>
+      <w:pPr>
+        <w:rPr>
+          <w:rFonts w:hint="eastAsia"/>
+          <w:sz w:val="28"/>
+          <w:szCs w:val="28"/>
+          <w:lang w:val="en-US" w:eastAsia="zh-CN"/>
+        </w:rPr>
+      </w:pPr>
+      <w:r>
+        <w:rPr>
+          <w:rFonts w:hint="eastAsia"/>
+          <w:sz w:val="28"/>
+          <w:szCs w:val="28"/>
+          <w:lang w:val="en-US" w:eastAsia="zh-CN"/>
+        </w:rPr>
+        <w:t>||</w:t>
+      </w:r>
+      <w:r>
+        <w:rPr>
+          <w:rFonts w:hint="eastAsia"/>
+          <w:sz w:val="28"/>
+          <w:szCs w:val="28"/>
+        </w:rPr>
+        <w:t>他的脖颈和心口处，也各有一株在热烈盛放</w:t>
+      </w:r>
+      <w:r>
+        <w:rPr>
+          <w:rFonts w:hint="eastAsia"/>
+          <w:sz w:val="28"/>
+          <w:szCs w:val="28"/>
+          <w:lang w:val="en-US" w:eastAsia="zh-CN"/>
+        </w:rPr>
+        <w:t>||</w:t>
+      </w:r>
+    </w:p>
+    <w:p>
+      <w:pPr>
+        <w:rPr>
+          <w:rFonts w:hint="eastAsia"/>
+          <w:sz w:val="28"/>
+          <w:szCs w:val="28"/>
+          <w:lang w:val="en-US" w:eastAsia="zh-CN"/>
+        </w:rPr>
+      </w:pPr>
+    </w:p>
+    <w:p>
+      <w:pPr>
+        <w:rPr>
+          <w:rFonts w:hint="eastAsia"/>
+          <w:sz w:val="28"/>
+          <w:szCs w:val="28"/>
+          <w:lang w:val="en-US" w:eastAsia="zh-CN"/>
+        </w:rPr>
+      </w:pPr>
+      <w:r>
+        <w:rPr>
+          <w:rFonts w:hint="eastAsia"/>
+          <w:sz w:val="28"/>
+          <w:szCs w:val="28"/>
+          <w:lang w:val="en-US" w:eastAsia="zh-CN"/>
+        </w:rPr>
+        <w:t>||</w:t>
+      </w:r>
+      <w:r>
+        <w:rPr>
+          <w:rFonts w:hint="eastAsia"/>
+          <w:sz w:val="28"/>
+          <w:szCs w:val="28"/>
+        </w:rPr>
+        <w:t>脖颈那株从喉结的位置长出来，茎秆粗壮，顶着三朵花，花盘朝上，像在仰望天空</w:t>
+      </w:r>
+      <w:r>
+        <w:rPr>
+          <w:rFonts w:hint="eastAsia"/>
+          <w:sz w:val="28"/>
+          <w:szCs w:val="28"/>
+          <w:lang w:val="en-US" w:eastAsia="zh-CN"/>
+        </w:rPr>
+        <w:t>||</w:t>
+      </w:r>
+    </w:p>
+    <w:p>
+      <w:pPr>
+        <w:rPr>
+          <w:rFonts w:hint="eastAsia"/>
+          <w:sz w:val="28"/>
+          <w:szCs w:val="28"/>
+          <w:lang w:val="en-US" w:eastAsia="zh-CN"/>
+        </w:rPr>
+      </w:pPr>
+    </w:p>
+    <w:p>
+      <w:pPr>
+        <w:rPr>
+          <w:rFonts w:hint="eastAsia"/>
+          <w:sz w:val="28"/>
+          <w:szCs w:val="28"/>
+          <w:lang w:val="en-US" w:eastAsia="zh-CN"/>
+        </w:rPr>
+      </w:pPr>
+      <w:r>
+        <w:rPr>
+          <w:rFonts w:hint="eastAsia"/>
+          <w:sz w:val="28"/>
+          <w:szCs w:val="28"/>
+          <w:lang w:val="en-US" w:eastAsia="zh-CN"/>
+        </w:rPr>
+        <w:t>||</w:t>
+      </w:r>
+      <w:r>
+        <w:rPr>
+          <w:rFonts w:hint="eastAsia"/>
+          <w:sz w:val="28"/>
+          <w:szCs w:val="28"/>
+        </w:rPr>
+        <w:t>心口那株最是繁茂，数不清的花从被撕裂的衣物缝隙里挤出来，把整片胸口铺成了一片紫色的花田</w:t>
+      </w:r>
+      <w:r>
+        <w:rPr>
+          <w:rFonts w:hint="eastAsia"/>
+          <w:sz w:val="28"/>
+          <w:szCs w:val="28"/>
+          <w:lang w:val="en-US" w:eastAsia="zh-CN"/>
+        </w:rPr>
+        <w:t>||</w:t>
+      </w:r>
+    </w:p>
+    <w:p>
+      <w:pPr>
+        <w:rPr>
+          <w:rFonts w:hint="eastAsia"/>
+          <w:sz w:val="28"/>
+          <w:szCs w:val="28"/>
+          <w:lang w:val="en-US" w:eastAsia="zh-CN"/>
+        </w:rPr>
+      </w:pPr>
+    </w:p>
+    <w:p>
+      <w:pPr>
+        <w:rPr>
+          <w:rFonts w:hint="eastAsia"/>
+          <w:sz w:val="28"/>
+          <w:szCs w:val="28"/>
+          <w:lang w:val="en-US" w:eastAsia="zh-CN"/>
+        </w:rPr>
+      </w:pPr>
+      <w:r>
+        <w:rPr>
+          <w:rFonts w:hint="eastAsia"/>
+          <w:sz w:val="28"/>
+          <w:szCs w:val="28"/>
+          <w:lang w:val="en-US" w:eastAsia="zh-CN"/>
+        </w:rPr>
+        <w:t>||</w:t>
+      </w:r>
+      <w:r>
+        <w:rPr>
+          <w:rFonts w:hint="eastAsia"/>
+          <w:sz w:val="28"/>
+          <w:szCs w:val="28"/>
+        </w:rPr>
+        <w:t>那些花瓣薄如蝉翼，边缘带着细碎的波浪褶皱</w:t>
+      </w:r>
+      <w:r>
+        <w:rPr>
+          <w:rFonts w:hint="eastAsia"/>
+          <w:sz w:val="28"/>
+          <w:szCs w:val="28"/>
+          <w:lang w:eastAsia="zh-CN"/>
+        </w:rPr>
+        <w:t>，</w:t>
+      </w:r>
+      <w:r>
+        <w:rPr>
+          <w:rFonts w:hint="eastAsia"/>
+          <w:sz w:val="28"/>
+          <w:szCs w:val="28"/>
+        </w:rPr>
+        <w:t>像一群停在上</w:t>
+      </w:r>
+      <w:r>
+        <w:rPr>
+          <w:rFonts w:hint="eastAsia"/>
+          <w:sz w:val="28"/>
+          <w:szCs w:val="28"/>
+          <w:lang w:val="en-US" w:eastAsia="zh-CN"/>
+        </w:rPr>
+        <w:t>面</w:t>
+      </w:r>
+      <w:r>
+        <w:rPr>
+          <w:rFonts w:hint="eastAsia"/>
+          <w:sz w:val="28"/>
+          <w:szCs w:val="28"/>
+        </w:rPr>
+        <w:t>歇脚的紫蝴蝶</w:t>
+      </w:r>
+      <w:r>
+        <w:rPr>
+          <w:rFonts w:hint="eastAsia"/>
+          <w:sz w:val="28"/>
+          <w:szCs w:val="28"/>
+          <w:lang w:val="en-US" w:eastAsia="zh-CN"/>
+        </w:rPr>
+        <w:t>||</w:t>
+      </w:r>
+    </w:p>
+    <w:p>
+      <w:pPr>
+        <w:rPr>
+          <w:rFonts w:hint="eastAsia"/>
+          <w:sz w:val="28"/>
+          <w:szCs w:val="28"/>
+          <w:lang w:val="en-US" w:eastAsia="zh-CN"/>
+        </w:rPr>
+      </w:pPr>
+    </w:p>
+    <w:p>
+      <w:pPr>
+        <w:rPr>
+          <w:rFonts w:hint="eastAsia"/>
+          <w:sz w:val="28"/>
+          <w:szCs w:val="28"/>
+          <w:lang w:val="en-US" w:eastAsia="zh-CN"/>
+        </w:rPr>
+      </w:pPr>
+      <w:r>
+        <w:rPr>
+          <w:rFonts w:hint="eastAsia"/>
+          <w:sz w:val="28"/>
+          <w:szCs w:val="28"/>
+          <w:lang w:val="en-US" w:eastAsia="zh-CN"/>
+        </w:rPr>
+        <w:t>||</w:t>
+      </w:r>
+      <w:r>
+        <w:rPr>
+          <w:rFonts w:hint="eastAsia"/>
+          <w:sz w:val="28"/>
+          <w:szCs w:val="28"/>
+        </w:rPr>
+        <w:t>花心里凝着暗红色的汁液，黏稠的，顺着花瓣的纹路慢慢往下淌，在苍白的皮肤上划出一道细长的、蜿蜒的血痕</w:t>
+      </w:r>
+      <w:r>
+        <w:rPr>
+          <w:rFonts w:hint="eastAsia"/>
+          <w:sz w:val="28"/>
+          <w:szCs w:val="28"/>
+          <w:lang w:val="en-US" w:eastAsia="zh-CN"/>
+        </w:rPr>
+        <w:t>||</w:t>
+      </w:r>
+    </w:p>
+    <w:p>
+      <w:pPr>
+        <w:rPr>
+          <w:rFonts w:hint="eastAsia"/>
+          <w:sz w:val="28"/>
+          <w:szCs w:val="28"/>
+        </w:rPr>
+      </w:pPr>
+    </w:p>
+    <w:p>
+      <w:pPr>
+        <w:rPr>
+          <w:rFonts w:hint="eastAsia"/>
+          <w:sz w:val="28"/>
+          <w:szCs w:val="28"/>
+          <w:lang w:val="en-US" w:eastAsia="zh-CN"/>
+        </w:rPr>
+      </w:pPr>
+      <w:r>
+        <w:rPr>
+          <w:rFonts w:hint="eastAsia"/>
+          <w:sz w:val="28"/>
+          <w:szCs w:val="28"/>
+          <w:lang w:val="en-US" w:eastAsia="zh-CN"/>
+        </w:rPr>
+        <w:t>||</w:t>
+      </w:r>
+      <w:r>
+        <w:rPr>
+          <w:rFonts w:hint="eastAsia"/>
+          <w:sz w:val="28"/>
+          <w:szCs w:val="28"/>
+        </w:rPr>
+        <w:t>那</w:t>
+      </w:r>
+      <w:r>
+        <w:rPr>
+          <w:rFonts w:hint="eastAsia"/>
+          <w:sz w:val="28"/>
+          <w:szCs w:val="28"/>
+          <w:lang w:val="en-US" w:eastAsia="zh-CN"/>
+        </w:rPr>
+        <w:t>些</w:t>
+      </w:r>
+      <w:r>
+        <w:rPr>
+          <w:rFonts w:hint="eastAsia"/>
+          <w:sz w:val="28"/>
+          <w:szCs w:val="28"/>
+        </w:rPr>
+        <w:t>花在安静地呼吸</w:t>
+      </w:r>
+      <w:r>
+        <w:rPr>
+          <w:rFonts w:hint="eastAsia"/>
+          <w:sz w:val="28"/>
+          <w:szCs w:val="28"/>
+          <w:lang w:val="en-US" w:eastAsia="zh-CN"/>
+        </w:rPr>
+        <w:t>||</w:t>
+      </w:r>
+    </w:p>
+    <w:p>
+      <w:pPr>
+        <w:rPr>
+          <w:rFonts w:hint="eastAsia"/>
+          <w:sz w:val="28"/>
+          <w:szCs w:val="28"/>
+          <w:lang w:val="en-US" w:eastAsia="zh-CN"/>
+        </w:rPr>
+      </w:pPr>
+    </w:p>
+    <w:p>
+      <w:pPr>
+        <w:rPr>
+          <w:rFonts w:hint="eastAsia"/>
+          <w:sz w:val="28"/>
+          <w:szCs w:val="28"/>
+          <w:lang w:val="en-US" w:eastAsia="zh-CN"/>
+        </w:rPr>
+      </w:pPr>
+      <w:r>
+        <w:rPr>
+          <w:rFonts w:hint="eastAsia"/>
+          <w:sz w:val="28"/>
+          <w:szCs w:val="28"/>
+          <w:lang w:val="en-US" w:eastAsia="zh-CN"/>
+        </w:rPr>
+        <w:t>||</w:t>
+      </w:r>
+      <w:r>
+        <w:rPr>
+          <w:rFonts w:hint="eastAsia"/>
+          <w:sz w:val="28"/>
+          <w:szCs w:val="28"/>
+        </w:rPr>
+        <w:t>没有风，但花瓣在动</w:t>
+      </w:r>
+      <w:r>
+        <w:rPr>
+          <w:rFonts w:hint="eastAsia"/>
+          <w:sz w:val="28"/>
+          <w:szCs w:val="28"/>
+          <w:lang w:eastAsia="zh-CN"/>
+        </w:rPr>
+        <w:t>，</w:t>
+      </w:r>
+      <w:r>
+        <w:rPr>
+          <w:rFonts w:hint="eastAsia"/>
+          <w:sz w:val="28"/>
+          <w:szCs w:val="28"/>
+        </w:rPr>
+        <w:t>随着某种无形的气流轻轻开合，频率慢得像一颗早已停止跳动的心脏，在做最后的、徒劳的搏动</w:t>
+      </w:r>
+      <w:r>
+        <w:rPr>
+          <w:rFonts w:hint="eastAsia"/>
+          <w:sz w:val="28"/>
+          <w:szCs w:val="28"/>
+          <w:lang w:val="en-US" w:eastAsia="zh-CN"/>
+        </w:rPr>
+        <w:t>||</w:t>
+      </w:r>
+    </w:p>
+    <w:p>
+      <w:pPr>
+        <w:rPr>
+          <w:rFonts w:hint="eastAsia"/>
+          <w:sz w:val="28"/>
+          <w:szCs w:val="28"/>
+          <w:lang w:val="en-US" w:eastAsia="zh-CN"/>
+        </w:rPr>
+      </w:pPr>
+    </w:p>
+    <w:p>
+      <w:pPr>
+        <w:rPr>
+          <w:rFonts w:hint="eastAsia"/>
+          <w:sz w:val="28"/>
+          <w:szCs w:val="28"/>
+          <w:lang w:val="en-US" w:eastAsia="zh-CN"/>
+        </w:rPr>
+      </w:pPr>
+      <w:r>
+        <w:rPr>
+          <w:rFonts w:hint="eastAsia"/>
+          <w:sz w:val="28"/>
+          <w:szCs w:val="28"/>
+          <w:lang w:val="en-US" w:eastAsia="zh-CN"/>
+        </w:rPr>
+        <w:t>||</w:t>
+      </w:r>
+      <w:r>
+        <w:rPr>
+          <w:rFonts w:hint="eastAsia"/>
+          <w:sz w:val="28"/>
+          <w:szCs w:val="28"/>
+        </w:rPr>
+        <w:t>每一次开合，都有一股极淡的、甜腻的香气从花心溢出</w:t>
+      </w:r>
+      <w:r>
+        <w:rPr>
+          <w:rFonts w:hint="eastAsia"/>
+          <w:sz w:val="28"/>
+          <w:szCs w:val="28"/>
+          <w:lang w:val="en-US" w:eastAsia="zh-CN"/>
+        </w:rPr>
+        <w:t>||</w:t>
+      </w:r>
+    </w:p>
+    <w:p>
+      <w:pPr>
+        <w:rPr>
+          <w:rFonts w:hint="default"/>
+          <w:sz w:val="28"/>
+          <w:szCs w:val="28"/>
+          <w:lang w:val="en-US" w:eastAsia="zh-CN"/>
+        </w:rPr>
+      </w:pPr>
+    </w:p>
+    <w:p>
+      <w:pPr>
+        <w:rPr>
+          <w:rFonts w:hint="eastAsia"/>
+          <w:sz w:val="28"/>
+          <w:szCs w:val="28"/>
+          <w:lang w:val="en-US" w:eastAsia="zh-CN"/>
+        </w:rPr>
+      </w:pPr>
+      <w:r>
+        <w:rPr>
+          <w:rFonts w:hint="eastAsia"/>
+          <w:sz w:val="28"/>
+          <w:szCs w:val="28"/>
+          <w:lang w:val="en-US" w:eastAsia="zh-CN"/>
+        </w:rPr>
+        <w:t>||</w:t>
+      </w:r>
+      <w:r>
+        <w:rPr>
+          <w:rFonts w:hint="eastAsia"/>
+          <w:sz w:val="28"/>
+          <w:szCs w:val="28"/>
+        </w:rPr>
+        <w:t>耳鸣声像无数根细针，猛地扎进你的耳膜</w:t>
+      </w:r>
+      <w:r>
+        <w:rPr>
+          <w:rFonts w:hint="eastAsia"/>
+          <w:sz w:val="28"/>
+          <w:szCs w:val="28"/>
+          <w:lang w:val="en-US" w:eastAsia="zh-CN"/>
+        </w:rPr>
+        <w:t>||</w:t>
+      </w:r>
+    </w:p>
+    <w:p>
+      <w:pPr>
+        <w:rPr>
+          <w:rFonts w:hint="eastAsia"/>
+          <w:sz w:val="28"/>
+          <w:szCs w:val="28"/>
+          <w:lang w:val="en-US" w:eastAsia="zh-CN"/>
+        </w:rPr>
+      </w:pPr>
+    </w:p>
+    <w:p>
+      <w:pPr>
+        <w:rPr>
+          <w:rFonts w:hint="eastAsia"/>
+          <w:sz w:val="28"/>
+          <w:szCs w:val="28"/>
+          <w:lang w:val="en-US" w:eastAsia="zh-CN"/>
+        </w:rPr>
+      </w:pPr>
+      <w:r>
+        <w:rPr>
+          <w:rFonts w:hint="eastAsia"/>
+          <w:sz w:val="28"/>
+          <w:szCs w:val="28"/>
+          <w:lang w:val="en-US" w:eastAsia="zh-CN"/>
+        </w:rPr>
+        <w:t>||</w:t>
+      </w:r>
+      <w:r>
+        <w:rPr>
+          <w:rFonts w:hint="eastAsia"/>
+          <w:sz w:val="28"/>
+          <w:szCs w:val="28"/>
+        </w:rPr>
+        <w:t>眼前的一切开始扭曲晃动，床板发出不堪重负的咯吱</w:t>
+      </w:r>
+      <w:r>
+        <w:rPr>
+          <w:rFonts w:hint="eastAsia"/>
+          <w:sz w:val="28"/>
+          <w:szCs w:val="28"/>
+          <w:lang w:val="en-US" w:eastAsia="zh-CN"/>
+        </w:rPr>
+        <w:t>声，</w:t>
+      </w:r>
+      <w:r>
+        <w:rPr>
+          <w:rFonts w:hint="eastAsia"/>
+          <w:sz w:val="28"/>
+          <w:szCs w:val="28"/>
+        </w:rPr>
+        <w:t>那几朵鸢尾花也跟着剧烈晃动</w:t>
+      </w:r>
+      <w:r>
+        <w:rPr>
+          <w:rFonts w:hint="eastAsia"/>
+          <w:sz w:val="28"/>
+          <w:szCs w:val="28"/>
+          <w:lang w:val="en-US" w:eastAsia="zh-CN"/>
+        </w:rPr>
+        <w:t>||</w:t>
+      </w:r>
+    </w:p>
+    <w:p>
+      <w:pPr>
+        <w:rPr>
+          <w:rFonts w:hint="eastAsia"/>
+          <w:sz w:val="28"/>
+          <w:szCs w:val="28"/>
+          <w:lang w:val="en-US" w:eastAsia="zh-CN"/>
+        </w:rPr>
+      </w:pPr>
+    </w:p>
+    <w:p>
+      <w:pPr>
+        <w:rPr>
+          <w:rFonts w:hint="eastAsia"/>
+          <w:sz w:val="28"/>
+          <w:szCs w:val="28"/>
+          <w:lang w:val="en-US" w:eastAsia="zh-CN"/>
+        </w:rPr>
+      </w:pPr>
+      <w:r>
+        <w:rPr>
+          <w:rFonts w:hint="eastAsia"/>
+          <w:sz w:val="28"/>
+          <w:szCs w:val="28"/>
+          <w:lang w:val="en-US" w:eastAsia="zh-CN"/>
+        </w:rPr>
+        <w:t>||</w:t>
+      </w:r>
+      <w:r>
+        <w:rPr>
+          <w:rFonts w:hint="eastAsia"/>
+          <w:sz w:val="28"/>
+          <w:szCs w:val="28"/>
+        </w:rPr>
+        <w:t>花瓣上的血珠甩落下来，溅在你的手背上，滚烫得像烙铁</w:t>
+      </w:r>
+      <w:r>
+        <w:rPr>
+          <w:rFonts w:hint="eastAsia"/>
+          <w:sz w:val="28"/>
+          <w:szCs w:val="28"/>
+          <w:lang w:val="en-US" w:eastAsia="zh-CN"/>
+        </w:rPr>
+        <w:t>||</w:t>
+      </w:r>
+    </w:p>
+    <w:p>
+      <w:pPr>
+        <w:rPr>
+          <w:rFonts w:hint="default"/>
+          <w:sz w:val="28"/>
+          <w:szCs w:val="28"/>
+          <w:lang w:val="en-US" w:eastAsia="zh-CN"/>
+        </w:rPr>
+      </w:pPr>
+    </w:p>
+    <w:p>
+      <w:pPr>
+        <w:rPr>
+          <w:rFonts w:hint="eastAsia"/>
+          <w:sz w:val="28"/>
+          <w:szCs w:val="28"/>
+          <w:lang w:val="en-US" w:eastAsia="zh-CN"/>
+        </w:rPr>
+      </w:pPr>
+      <w:r>
+        <w:rPr>
+          <w:rFonts w:hint="eastAsia"/>
+          <w:sz w:val="28"/>
+          <w:szCs w:val="28"/>
+          <w:lang w:val="en-US" w:eastAsia="zh-CN"/>
+        </w:rPr>
+        <w:t>||这片</w:t>
+      </w:r>
+      <w:r>
+        <w:rPr>
+          <w:rFonts w:hint="eastAsia"/>
+          <w:sz w:val="28"/>
+          <w:szCs w:val="28"/>
+        </w:rPr>
+        <w:t>空间</w:t>
+      </w:r>
+      <w:r>
+        <w:rPr>
+          <w:rFonts w:hint="eastAsia"/>
+          <w:sz w:val="28"/>
+          <w:szCs w:val="28"/>
+          <w:lang w:val="en-US" w:eastAsia="zh-CN"/>
+        </w:rPr>
+        <w:t>因你激烈动荡的情绪</w:t>
+      </w:r>
+      <w:r>
+        <w:rPr>
+          <w:rFonts w:hint="eastAsia"/>
+          <w:sz w:val="28"/>
+          <w:szCs w:val="28"/>
+        </w:rPr>
+        <w:t>正在崩溃，只要再失控一点，你就会惊醒</w:t>
+      </w:r>
+      <w:r>
+        <w:rPr>
+          <w:rFonts w:hint="eastAsia"/>
+          <w:sz w:val="28"/>
+          <w:szCs w:val="28"/>
+          <w:lang w:val="en-US" w:eastAsia="zh-CN"/>
+        </w:rPr>
+        <w:t>||</w:t>
+      </w:r>
+    </w:p>
+    <w:p>
+      <w:pPr>
+        <w:rPr>
+          <w:rFonts w:hint="eastAsia"/>
+          <w:sz w:val="28"/>
+          <w:szCs w:val="28"/>
+          <w:lang w:val="en-US" w:eastAsia="zh-CN"/>
+        </w:rPr>
+      </w:pPr>
+    </w:p>
+    <w:p>
+      <w:pPr>
+        <w:rPr>
+          <w:rFonts w:hint="default"/>
+          <w:sz w:val="28"/>
+          <w:szCs w:val="28"/>
+          <w:lang w:val="en-US" w:eastAsia="zh-CN"/>
+        </w:rPr>
+      </w:pPr>
+      <w:r>
+        <w:rPr>
+          <w:rFonts w:hint="eastAsia"/>
+          <w:sz w:val="28"/>
+          <w:szCs w:val="28"/>
+          <w:lang w:val="en-US" w:eastAsia="zh-CN"/>
+        </w:rPr>
+        <w:t>||还不行，你还没有搞清楚这究竟是怎么回事||</w:t>
+      </w:r>
+    </w:p>
+    <w:p>
+      <w:pPr>
+        <w:rPr>
+          <w:rFonts w:hint="default"/>
+          <w:sz w:val="28"/>
+          <w:szCs w:val="28"/>
+          <w:lang w:val="en-US" w:eastAsia="zh-CN"/>
+        </w:rPr>
+      </w:pPr>
+    </w:p>
+    <w:p>
+      <w:pPr>
+        <w:rPr>
+          <w:rFonts w:hint="default" w:eastAsiaTheme="minorEastAsia"/>
+          <w:sz w:val="28"/>
+          <w:szCs w:val="28"/>
+          <w:lang w:val="en-US" w:eastAsia="zh-CN"/>
+        </w:rPr>
+      </w:pPr>
+      <w:r>
+        <w:rPr>
+          <w:rFonts w:hint="eastAsia"/>
+          <w:sz w:val="28"/>
+          <w:szCs w:val="28"/>
+          <w:lang w:val="en-US" w:eastAsia="zh-CN"/>
+        </w:rPr>
+        <w:t>||</w:t>
+      </w:r>
+      <w:r>
+        <w:rPr>
+          <w:rFonts w:hint="eastAsia"/>
+          <w:sz w:val="28"/>
+          <w:szCs w:val="28"/>
+        </w:rPr>
+        <w:t>你强迫自己闭上眼睛，放缓呼吸</w:t>
+      </w:r>
+      <w:r>
+        <w:rPr>
+          <w:rFonts w:hint="eastAsia"/>
+          <w:sz w:val="28"/>
+          <w:szCs w:val="28"/>
+          <w:lang w:val="en-US" w:eastAsia="zh-CN"/>
+        </w:rPr>
+        <w:t>||</w:t>
+      </w:r>
+    </w:p>
+    <w:p>
+      <w:pPr>
+        <w:rPr>
+          <w:rFonts w:hint="eastAsia"/>
+          <w:sz w:val="28"/>
+          <w:szCs w:val="28"/>
+        </w:rPr>
+      </w:pPr>
+    </w:p>
+    <w:p>
+      <w:pPr>
+        <w:rPr>
+          <w:rFonts w:hint="default" w:eastAsiaTheme="minorEastAsia"/>
+          <w:sz w:val="28"/>
+          <w:szCs w:val="28"/>
+          <w:lang w:val="en-US" w:eastAsia="zh-CN"/>
+        </w:rPr>
+      </w:pPr>
+      <w:r>
+        <w:rPr>
+          <w:rFonts w:hint="eastAsia"/>
+          <w:sz w:val="28"/>
+          <w:szCs w:val="28"/>
+          <w:lang w:val="en-US" w:eastAsia="zh-CN"/>
+        </w:rPr>
+        <w:t>||</w:t>
+      </w:r>
+      <w:r>
+        <w:rPr>
+          <w:rFonts w:hint="eastAsia"/>
+          <w:sz w:val="28"/>
+          <w:szCs w:val="28"/>
+        </w:rPr>
+        <w:t>慢慢地，耳鸣声退去，取而代之的是一种能听到自己心脏在胸腔里疯狂跳动</w:t>
+      </w:r>
+      <w:r>
+        <w:rPr>
+          <w:rFonts w:hint="eastAsia"/>
+          <w:sz w:val="28"/>
+          <w:szCs w:val="28"/>
+          <w:lang w:val="en-US" w:eastAsia="zh-CN"/>
+        </w:rPr>
+        <w:t>的寂静</w:t>
+      </w:r>
+      <w:r>
+        <w:rPr>
+          <w:rFonts w:hint="eastAsia"/>
+          <w:sz w:val="28"/>
+          <w:szCs w:val="28"/>
+        </w:rPr>
+        <w:t>，还有……</w:t>
+      </w:r>
+      <w:r>
+        <w:rPr>
+          <w:rFonts w:hint="eastAsia"/>
+          <w:sz w:val="28"/>
+          <w:szCs w:val="28"/>
+          <w:lang w:val="en-US" w:eastAsia="zh-CN"/>
+        </w:rPr>
+        <w:t>||</w:t>
+      </w:r>
+    </w:p>
+    <w:p>
+      <w:pPr>
+        <w:rPr>
+          <w:rFonts w:hint="eastAsia"/>
+          <w:sz w:val="28"/>
+          <w:szCs w:val="28"/>
+        </w:rPr>
+      </w:pPr>
+    </w:p>
+    <w:p>
+      <w:pPr>
+        <w:rPr>
+          <w:rFonts w:hint="default" w:eastAsiaTheme="minorEastAsia"/>
+          <w:sz w:val="28"/>
+          <w:szCs w:val="28"/>
+          <w:lang w:val="en-US" w:eastAsia="zh-CN"/>
+        </w:rPr>
+      </w:pPr>
+      <w:r>
+        <w:rPr>
+          <w:rFonts w:hint="eastAsia"/>
+          <w:sz w:val="28"/>
+          <w:szCs w:val="28"/>
+          <w:lang w:val="en-US" w:eastAsia="zh-CN"/>
+        </w:rPr>
+        <w:t>||</w:t>
+      </w:r>
+      <w:r>
+        <w:rPr>
+          <w:rFonts w:hint="eastAsia"/>
+          <w:sz w:val="28"/>
+          <w:szCs w:val="28"/>
+        </w:rPr>
+        <w:t>一声极轻、极缓的呼吸</w:t>
+      </w:r>
+      <w:r>
+        <w:rPr>
+          <w:rFonts w:hint="eastAsia"/>
+          <w:sz w:val="28"/>
+          <w:szCs w:val="28"/>
+          <w:lang w:val="en-US" w:eastAsia="zh-CN"/>
+        </w:rPr>
+        <w:t>||</w:t>
+      </w:r>
+    </w:p>
+    <w:p>
+      <w:pPr>
+        <w:rPr>
+          <w:rFonts w:hint="eastAsia"/>
+          <w:sz w:val="28"/>
+          <w:szCs w:val="28"/>
+        </w:rPr>
+      </w:pPr>
+    </w:p>
+    <w:p>
+      <w:pPr>
+        <w:rPr>
+          <w:rFonts w:hint="default" w:eastAsiaTheme="minorEastAsia"/>
+          <w:sz w:val="28"/>
+          <w:szCs w:val="28"/>
+          <w:lang w:val="en-US" w:eastAsia="zh-CN"/>
+        </w:rPr>
+      </w:pPr>
+      <w:r>
+        <w:rPr>
+          <w:rFonts w:hint="eastAsia"/>
+          <w:sz w:val="28"/>
+          <w:szCs w:val="28"/>
+          <w:lang w:val="en-US" w:eastAsia="zh-CN"/>
+        </w:rPr>
+        <w:t>||</w:t>
+      </w:r>
+      <w:r>
+        <w:rPr>
+          <w:rFonts w:hint="eastAsia"/>
+          <w:sz w:val="28"/>
+          <w:szCs w:val="28"/>
+        </w:rPr>
+        <w:t>就在你的身侧</w:t>
+      </w:r>
+      <w:r>
+        <w:rPr>
+          <w:rFonts w:hint="eastAsia"/>
+          <w:sz w:val="28"/>
+          <w:szCs w:val="28"/>
+          <w:lang w:val="en-US" w:eastAsia="zh-CN"/>
+        </w:rPr>
+        <w:t>||</w:t>
+      </w:r>
+    </w:p>
+    <w:p>
+      <w:pPr>
+        <w:rPr>
+          <w:rFonts w:hint="eastAsia"/>
+          <w:sz w:val="28"/>
+          <w:szCs w:val="28"/>
+        </w:rPr>
+      </w:pPr>
+    </w:p>
+    <w:p>
+      <w:pPr>
+        <w:rPr>
+          <w:rFonts w:hint="default" w:eastAsiaTheme="minorEastAsia"/>
+          <w:sz w:val="28"/>
+          <w:szCs w:val="28"/>
+          <w:lang w:val="en-US" w:eastAsia="zh-CN"/>
+        </w:rPr>
+      </w:pPr>
+      <w:r>
+        <w:rPr>
+          <w:rFonts w:hint="eastAsia"/>
+          <w:sz w:val="28"/>
+          <w:szCs w:val="28"/>
+          <w:lang w:val="en-US" w:eastAsia="zh-CN"/>
+        </w:rPr>
+        <w:t>||</w:t>
+      </w:r>
+      <w:r>
+        <w:rPr>
+          <w:rFonts w:hint="eastAsia"/>
+          <w:sz w:val="28"/>
+          <w:szCs w:val="28"/>
+        </w:rPr>
+        <w:t>床垫微微凹陷下去一块，带着</w:t>
+      </w:r>
+      <w:r>
+        <w:rPr>
+          <w:rFonts w:hint="eastAsia"/>
+          <w:sz w:val="28"/>
+          <w:szCs w:val="28"/>
+          <w:lang w:val="en-US" w:eastAsia="zh-CN"/>
+        </w:rPr>
+        <w:t>另</w:t>
+      </w:r>
+      <w:r>
+        <w:rPr>
+          <w:rFonts w:hint="eastAsia"/>
+          <w:sz w:val="28"/>
+          <w:szCs w:val="28"/>
+        </w:rPr>
+        <w:t>一个人的重量。你能清晰地感觉到，那个人就躺在你旁边，和你隔着不到一拳的距离</w:t>
+      </w:r>
+      <w:r>
+        <w:rPr>
+          <w:rFonts w:hint="eastAsia"/>
+          <w:sz w:val="28"/>
+          <w:szCs w:val="28"/>
+          <w:lang w:val="en-US" w:eastAsia="zh-CN"/>
+        </w:rPr>
+        <w:t>||</w:t>
+      </w:r>
+    </w:p>
+    <w:p>
+      <w:pPr>
+        <w:rPr>
+          <w:rFonts w:hint="eastAsia"/>
+          <w:sz w:val="28"/>
+          <w:szCs w:val="28"/>
+          <w:lang w:val="en-US" w:eastAsia="zh-CN"/>
+        </w:rPr>
+      </w:pPr>
+    </w:p>
+    <w:p>
+      <w:pPr>
+        <w:rPr>
+          <w:rFonts w:hint="eastAsia"/>
+          <w:sz w:val="28"/>
+          <w:szCs w:val="28"/>
+          <w:lang w:val="en-US" w:eastAsia="zh-CN"/>
+        </w:rPr>
+      </w:pPr>
+      <w:r>
+        <w:rPr>
+          <w:rFonts w:hint="eastAsia"/>
+          <w:sz w:val="28"/>
+          <w:szCs w:val="28"/>
+          <w:lang w:val="en-US" w:eastAsia="zh-CN"/>
+        </w:rPr>
+        <w:t>||他是谁？他怎么进来的？周</w:t>
       </w:r>
       <w:bookmarkStart w:id="0" w:name="_GoBack"/>
       <w:bookmarkEnd w:id="0"/>
+      <w:r>
+        <w:rPr>
+          <w:rFonts w:hint="eastAsia"/>
+          <w:sz w:val="28"/>
+          <w:szCs w:val="28"/>
+          <w:lang w:val="en-US" w:eastAsia="zh-CN"/>
+        </w:rPr>
+        <w:t>杉此刻是不是真的在床板下？||</w:t>
+      </w:r>
+    </w:p>
+    <w:p>
+      <w:pPr>
+        <w:rPr>
+          <w:rFonts w:hint="eastAsia"/>
+          <w:sz w:val="28"/>
+          <w:szCs w:val="28"/>
+          <w:lang w:val="en-US" w:eastAsia="zh-CN"/>
+        </w:rPr>
+      </w:pPr>
+    </w:p>
+    <w:p>
+      <w:pPr>
+        <w:rPr>
+          <w:rFonts w:hint="eastAsia"/>
+          <w:sz w:val="28"/>
+          <w:szCs w:val="28"/>
+          <w:lang w:val="en-US" w:eastAsia="zh-CN"/>
+        </w:rPr>
+      </w:pPr>
+      <w:r>
+        <w:rPr>
+          <w:rFonts w:hint="eastAsia"/>
+          <w:sz w:val="28"/>
+          <w:szCs w:val="28"/>
+          <w:lang w:val="en-US" w:eastAsia="zh-CN"/>
+        </w:rPr>
+        <w:t>||你强迫自己再冷静一些，回忆着进家门以来看到的一切不寻常||</w:t>
+      </w:r>
+    </w:p>
+    <w:p>
+      <w:pPr>
+        <w:rPr>
+          <w:rFonts w:hint="eastAsia"/>
+          <w:sz w:val="28"/>
+          <w:szCs w:val="28"/>
+          <w:lang w:val="en-US" w:eastAsia="zh-CN"/>
+        </w:rPr>
+      </w:pPr>
+    </w:p>
+    <w:p>
+      <w:pPr>
+        <w:rPr>
+          <w:rFonts w:hint="eastAsia"/>
+          <w:color w:val="FF0000"/>
+          <w:sz w:val="28"/>
+          <w:szCs w:val="28"/>
+          <w:highlight w:val="yellow"/>
+          <w:lang w:val="en-US" w:eastAsia="zh-CN"/>
+        </w:rPr>
+      </w:pPr>
+      <w:r>
+        <w:rPr>
+          <w:rFonts w:hint="eastAsia"/>
+          <w:color w:val="FF0000"/>
+          <w:sz w:val="28"/>
+          <w:szCs w:val="28"/>
+          <w:highlight w:val="yellow"/>
+          <w:lang w:val="en-US" w:eastAsia="zh-CN"/>
+        </w:rPr>
+        <w:t>（一段神秘推理/逃脱死亡的方式）</w:t>
+      </w:r>
+    </w:p>
+    <w:p>
+      <w:pPr>
+        <w:rPr>
+          <w:rFonts w:hint="eastAsia"/>
+          <w:color w:val="FF0000"/>
+          <w:sz w:val="28"/>
+          <w:szCs w:val="28"/>
+          <w:highlight w:val="yellow"/>
+          <w:lang w:val="en-US" w:eastAsia="zh-CN"/>
+        </w:rPr>
+      </w:pPr>
+    </w:p>
+    <w:p>
+      <w:pPr>
+        <w:rPr>
+          <w:rFonts w:hint="default"/>
+          <w:sz w:val="28"/>
+          <w:szCs w:val="28"/>
+          <w:lang w:val="en-US" w:eastAsia="zh-CN"/>
+        </w:rPr>
+      </w:pPr>
+      <w:r>
+        <w:rPr>
+          <w:rFonts w:hint="eastAsia"/>
+          <w:sz w:val="28"/>
+          <w:szCs w:val="28"/>
+          <w:lang w:val="en-US" w:eastAsia="zh-CN"/>
+        </w:rPr>
+        <w:t>||</w:t>
+      </w:r>
     </w:p>
     <w:p>
       <w:pPr>
@@ -6915,379 +9876,6 @@
           <w:szCs w:val="28"/>
         </w:rPr>
       </w:pPr>
-    </w:p>
-    <w:p>
-      <w:pPr>
-        <w:rPr>
-          <w:rFonts w:hint="eastAsia"/>
-          <w:sz w:val="28"/>
-          <w:szCs w:val="28"/>
-        </w:rPr>
-      </w:pPr>
-      <w:r>
-        <w:rPr>
-          <w:rFonts w:hint="eastAsia"/>
-          <w:sz w:val="28"/>
-          <w:szCs w:val="28"/>
-        </w:rPr>
-        <w:t>你锁上手机，抬头看着周杉。</w:t>
-      </w:r>
-    </w:p>
-    <w:p>
-      <w:pPr>
-        <w:rPr>
-          <w:rFonts w:hint="eastAsia"/>
-          <w:sz w:val="28"/>
-          <w:szCs w:val="28"/>
-        </w:rPr>
-      </w:pPr>
-    </w:p>
-    <w:p>
-      <w:pPr>
-        <w:rPr>
-          <w:rFonts w:hint="eastAsia"/>
-          <w:sz w:val="28"/>
-          <w:szCs w:val="28"/>
-        </w:rPr>
-      </w:pPr>
-      <w:r>
-        <w:rPr>
-          <w:rFonts w:hint="eastAsia"/>
-          <w:sz w:val="28"/>
-          <w:szCs w:val="28"/>
-        </w:rPr>
-        <w:t>“雨太大了，爬山去不了了。附近有家咖啡厅，去坐坐？”</w:t>
-      </w:r>
-    </w:p>
-    <w:p>
-      <w:pPr>
-        <w:rPr>
-          <w:rFonts w:hint="eastAsia"/>
-          <w:sz w:val="28"/>
-          <w:szCs w:val="28"/>
-        </w:rPr>
-      </w:pPr>
-    </w:p>
-    <w:p>
-      <w:pPr>
-        <w:rPr>
-          <w:rFonts w:hint="eastAsia"/>
-          <w:sz w:val="28"/>
-          <w:szCs w:val="28"/>
-        </w:rPr>
-      </w:pPr>
-      <w:r>
-        <w:rPr>
-          <w:rFonts w:hint="eastAsia"/>
-          <w:sz w:val="28"/>
-          <w:szCs w:val="28"/>
-        </w:rPr>
-        <w:t>他想了想，点了点头。你们撑着伞走进雨里，沿着小区外面的商业街走了一段路，找到一家还在营业的咖啡厅。店里人不多，你们选了靠窗的位置坐下。他点了美式，你点了拿铁。</w:t>
-      </w:r>
-    </w:p>
-    <w:p>
-      <w:pPr>
-        <w:rPr>
-          <w:rFonts w:hint="eastAsia"/>
-          <w:sz w:val="28"/>
-          <w:szCs w:val="28"/>
-        </w:rPr>
-      </w:pPr>
-    </w:p>
-    <w:p>
-      <w:pPr>
-        <w:rPr>
-          <w:rFonts w:hint="eastAsia"/>
-          <w:sz w:val="28"/>
-          <w:szCs w:val="28"/>
-        </w:rPr>
-      </w:pPr>
-      <w:r>
-        <w:rPr>
-          <w:rFonts w:hint="eastAsia"/>
-          <w:sz w:val="28"/>
-          <w:szCs w:val="28"/>
-        </w:rPr>
-        <w:t>“你刚才在看什么？”他忽然问。</w:t>
-      </w:r>
-    </w:p>
-    <w:p>
-      <w:pPr>
-        <w:rPr>
-          <w:rFonts w:hint="eastAsia"/>
-          <w:sz w:val="28"/>
-          <w:szCs w:val="28"/>
-        </w:rPr>
-      </w:pPr>
-    </w:p>
-    <w:p>
-      <w:pPr>
-        <w:rPr>
-          <w:rFonts w:hint="eastAsia"/>
-          <w:sz w:val="28"/>
-          <w:szCs w:val="28"/>
-        </w:rPr>
-      </w:pPr>
-      <w:r>
-        <w:rPr>
-          <w:rFonts w:hint="eastAsia"/>
-          <w:sz w:val="28"/>
-          <w:szCs w:val="28"/>
-        </w:rPr>
-        <w:t>“没什么。”你端起咖啡喝了一口，烫的。</w:t>
-      </w:r>
-    </w:p>
-    <w:p>
-      <w:pPr>
-        <w:rPr>
-          <w:rFonts w:hint="eastAsia"/>
-          <w:sz w:val="28"/>
-          <w:szCs w:val="28"/>
-        </w:rPr>
-      </w:pPr>
-    </w:p>
-    <w:p>
-      <w:pPr>
-        <w:rPr>
-          <w:rFonts w:hint="eastAsia"/>
-          <w:sz w:val="28"/>
-          <w:szCs w:val="28"/>
-        </w:rPr>
-      </w:pPr>
-      <w:r>
-        <w:rPr>
-          <w:rFonts w:hint="eastAsia"/>
-          <w:sz w:val="28"/>
-          <w:szCs w:val="28"/>
-        </w:rPr>
-        <w:t>他没有追问。窗外的雨越下越大，雨水顺着玻璃往下流，把街灯的光晕成一片模糊的橘色。他坐在对面，安静地喝咖啡，偶尔看你一眼。你看他，觉得他比上次见面瘦了一些，下巴的线条更分明了。</w:t>
-      </w:r>
-    </w:p>
-    <w:p>
-      <w:pPr>
-        <w:rPr>
-          <w:rFonts w:hint="eastAsia"/>
-          <w:sz w:val="28"/>
-          <w:szCs w:val="28"/>
-        </w:rPr>
-      </w:pPr>
-    </w:p>
-    <w:p>
-      <w:pPr>
-        <w:rPr>
-          <w:rFonts w:hint="eastAsia"/>
-          <w:sz w:val="28"/>
-          <w:szCs w:val="28"/>
-        </w:rPr>
-      </w:pPr>
-      <w:r>
-        <w:rPr>
-          <w:rFonts w:hint="eastAsia"/>
-          <w:sz w:val="28"/>
-          <w:szCs w:val="28"/>
-        </w:rPr>
-        <w:t>“你最近是不是没好好吃饭？”你问。</w:t>
-      </w:r>
-    </w:p>
-    <w:p>
-      <w:pPr>
-        <w:rPr>
-          <w:rFonts w:hint="eastAsia"/>
-          <w:sz w:val="28"/>
-          <w:szCs w:val="28"/>
-        </w:rPr>
-      </w:pPr>
-    </w:p>
-    <w:p>
-      <w:pPr>
-        <w:rPr>
-          <w:rFonts w:hint="eastAsia"/>
-          <w:sz w:val="28"/>
-          <w:szCs w:val="28"/>
-        </w:rPr>
-      </w:pPr>
-      <w:r>
-        <w:rPr>
-          <w:rFonts w:hint="eastAsia"/>
-          <w:sz w:val="28"/>
-          <w:szCs w:val="28"/>
-        </w:rPr>
-        <w:t>他愣了一下，然后笑了。“你怎么知道？”</w:t>
-      </w:r>
-    </w:p>
-    <w:p>
-      <w:pPr>
-        <w:rPr>
-          <w:rFonts w:hint="eastAsia"/>
-          <w:sz w:val="28"/>
-          <w:szCs w:val="28"/>
-        </w:rPr>
-      </w:pPr>
-    </w:p>
-    <w:p>
-      <w:pPr>
-        <w:rPr>
-          <w:rFonts w:hint="eastAsia"/>
-          <w:sz w:val="28"/>
-          <w:szCs w:val="28"/>
-        </w:rPr>
-      </w:pPr>
-      <w:r>
-        <w:rPr>
-          <w:rFonts w:hint="eastAsia"/>
-          <w:sz w:val="28"/>
-          <w:szCs w:val="28"/>
-        </w:rPr>
-        <w:t>“因为你瘦了。”</w:t>
-      </w:r>
-    </w:p>
-    <w:p>
-      <w:pPr>
-        <w:rPr>
-          <w:rFonts w:hint="eastAsia"/>
-          <w:sz w:val="28"/>
-          <w:szCs w:val="28"/>
-        </w:rPr>
-      </w:pPr>
-    </w:p>
-    <w:p>
-      <w:pPr>
-        <w:rPr>
-          <w:rFonts w:hint="eastAsia"/>
-          <w:sz w:val="28"/>
-          <w:szCs w:val="28"/>
-        </w:rPr>
-      </w:pPr>
-      <w:r>
-        <w:rPr>
-          <w:rFonts w:hint="eastAsia"/>
-          <w:sz w:val="28"/>
-          <w:szCs w:val="28"/>
-        </w:rPr>
-        <w:t>他没有回答，只是伸手过来，把你的手握住了。他的手还是凉的，但握得很紧。</w:t>
-      </w:r>
-    </w:p>
-    <w:p>
-      <w:pPr>
-        <w:rPr>
-          <w:rFonts w:hint="eastAsia"/>
-          <w:sz w:val="28"/>
-          <w:szCs w:val="28"/>
-        </w:rPr>
-      </w:pPr>
-    </w:p>
-    <w:p>
-      <w:pPr>
-        <w:rPr>
-          <w:rFonts w:hint="eastAsia"/>
-          <w:sz w:val="28"/>
-          <w:szCs w:val="28"/>
-        </w:rPr>
-      </w:pPr>
-      <w:r>
-        <w:rPr>
-          <w:rFonts w:hint="eastAsia"/>
-          <w:sz w:val="28"/>
-          <w:szCs w:val="28"/>
-        </w:rPr>
-        <w:t>“等雨停了，”他说，“我们去看电影。”</w:t>
-      </w:r>
-    </w:p>
-    <w:p>
-      <w:pPr>
-        <w:rPr>
-          <w:rFonts w:hint="eastAsia"/>
-          <w:sz w:val="28"/>
-          <w:szCs w:val="28"/>
-        </w:rPr>
-      </w:pPr>
-    </w:p>
-    <w:p>
-      <w:pPr>
-        <w:rPr>
-          <w:rFonts w:hint="eastAsia"/>
-          <w:sz w:val="28"/>
-          <w:szCs w:val="28"/>
-        </w:rPr>
-      </w:pPr>
-      <w:r>
-        <w:rPr>
-          <w:rFonts w:hint="eastAsia"/>
-          <w:sz w:val="28"/>
-          <w:szCs w:val="28"/>
-        </w:rPr>
-        <w:t>“好。”</w:t>
-      </w:r>
-    </w:p>
-    <w:p>
-      <w:pPr>
-        <w:rPr>
-          <w:rFonts w:hint="eastAsia"/>
-          <w:sz w:val="28"/>
-          <w:szCs w:val="28"/>
-        </w:rPr>
-      </w:pPr>
-    </w:p>
-    <w:p>
-      <w:pPr>
-        <w:rPr>
-          <w:rFonts w:hint="eastAsia"/>
-          <w:sz w:val="28"/>
-          <w:szCs w:val="28"/>
-        </w:rPr>
-      </w:pPr>
-      <w:r>
-        <w:rPr>
-          <w:rFonts w:hint="eastAsia"/>
-          <w:sz w:val="28"/>
-          <w:szCs w:val="28"/>
-        </w:rPr>
-        <w:t>你不知道的是，此刻城市的另一端，有一个人撑着伞站在你家楼下，手里拿着一个纸袋。他等了一会儿，看到你家客厅的灯亮着，但没有人来开门。他拨了你的号码，没有人接。他又拨了一次，还是没有人接。他低下头，把纸袋放在单元门口的台阶上，用伞遮住，然后转身走进了雨里。</w:t>
-      </w:r>
-    </w:p>
-    <w:p>
-      <w:pPr>
-        <w:rPr>
-          <w:rFonts w:hint="eastAsia"/>
-          <w:sz w:val="28"/>
-          <w:szCs w:val="28"/>
-        </w:rPr>
-      </w:pPr>
-    </w:p>
-    <w:p>
-      <w:pPr>
-        <w:rPr>
-          <w:rFonts w:hint="eastAsia"/>
-          <w:sz w:val="28"/>
-          <w:szCs w:val="28"/>
-        </w:rPr>
-      </w:pPr>
-      <w:r>
-        <w:rPr>
-          <w:rFonts w:hint="eastAsia"/>
-          <w:sz w:val="28"/>
-          <w:szCs w:val="28"/>
-        </w:rPr>
-        <w:t>后来你回家的时候，在单元门口看到那个纸袋。里面是一本书，扉页上写着一行字：“那天在墓地，我说的话，都是真的。”</w:t>
-      </w:r>
-    </w:p>
-    <w:p>
-      <w:pPr>
-        <w:rPr>
-          <w:rFonts w:hint="eastAsia"/>
-          <w:sz w:val="28"/>
-          <w:szCs w:val="28"/>
-        </w:rPr>
-      </w:pPr>
-    </w:p>
-    <w:p>
-      <w:pPr>
-        <w:rPr>
-          <w:rFonts w:hint="eastAsia"/>
-          <w:sz w:val="28"/>
-          <w:szCs w:val="28"/>
-        </w:rPr>
-      </w:pPr>
       <w:r>
         <w:rPr>
           <w:rFonts w:hint="eastAsia"/>
@@ -7326,7 +9914,6 @@
     <w:p>
       <w:pPr>
         <w:rPr>
-          <w:rFonts w:hint="eastAsia"/>
           <w:sz w:val="28"/>
           <w:szCs w:val="28"/>
         </w:rPr>
@@ -7338,1028 +9925,6 @@
           <w:szCs w:val="28"/>
         </w:rPr>
         <w:t>（触发条件：同时拥有周杉和何行舟的约定）</w:t>
-      </w:r>
-    </w:p>
-    <w:p>
-      <w:pPr>
-        <w:rPr>
-          <w:rFonts w:hint="eastAsia"/>
-          <w:sz w:val="28"/>
-          <w:szCs w:val="28"/>
-        </w:rPr>
-      </w:pPr>
-    </w:p>
-    <w:p>
-      <w:pPr>
-        <w:rPr>
-          <w:rFonts w:hint="eastAsia"/>
-          <w:sz w:val="28"/>
-          <w:szCs w:val="28"/>
-        </w:rPr>
-      </w:pPr>
-      <w:r>
-        <w:rPr>
-          <w:rFonts w:hint="eastAsia"/>
-          <w:sz w:val="28"/>
-          <w:szCs w:val="28"/>
-        </w:rPr>
-        <w:t>你正犹豫怎么回复何行舟，周杉忽然开口：“有人来了。”</w:t>
-      </w:r>
-    </w:p>
-    <w:p>
-      <w:pPr>
-        <w:rPr>
-          <w:rFonts w:hint="eastAsia"/>
-          <w:sz w:val="28"/>
-          <w:szCs w:val="28"/>
-        </w:rPr>
-      </w:pPr>
-    </w:p>
-    <w:p>
-      <w:pPr>
-        <w:rPr>
-          <w:rFonts w:hint="eastAsia"/>
-          <w:sz w:val="28"/>
-          <w:szCs w:val="28"/>
-        </w:rPr>
-      </w:pPr>
-      <w:r>
-        <w:rPr>
-          <w:rFonts w:hint="eastAsia"/>
-          <w:sz w:val="28"/>
-          <w:szCs w:val="28"/>
-        </w:rPr>
-        <w:t>你抬起头，顺着他的视线看过去。小区门口，一个撑着伞的身影正朝这边走过来。路灯的光把他的影子拉得很长，他走得不快，但每一步都很稳。是何行舟。</w:t>
-      </w:r>
-    </w:p>
-    <w:p>
-      <w:pPr>
-        <w:rPr>
-          <w:rFonts w:hint="eastAsia"/>
-          <w:sz w:val="28"/>
-          <w:szCs w:val="28"/>
-        </w:rPr>
-      </w:pPr>
-    </w:p>
-    <w:p>
-      <w:pPr>
-        <w:rPr>
-          <w:rFonts w:hint="eastAsia"/>
-          <w:sz w:val="28"/>
-          <w:szCs w:val="28"/>
-        </w:rPr>
-      </w:pPr>
-      <w:r>
-        <w:rPr>
-          <w:rFonts w:hint="eastAsia"/>
-          <w:sz w:val="28"/>
-          <w:szCs w:val="28"/>
-        </w:rPr>
-        <w:t>周杉没有躲，也没有问。他只是站在那里，看着那个越来越近的身影。何行舟走到你们面前，停下脚步。他看到了周杉，也看到了周杉撑在你头上的伞。他的目光在伞面上停了一下，然后移到你的脸上。</w:t>
-      </w:r>
-    </w:p>
-    <w:p>
-      <w:pPr>
-        <w:rPr>
-          <w:rFonts w:hint="eastAsia"/>
-          <w:sz w:val="28"/>
-          <w:szCs w:val="28"/>
-        </w:rPr>
-      </w:pPr>
-    </w:p>
-    <w:p>
-      <w:pPr>
-        <w:rPr>
-          <w:rFonts w:hint="eastAsia"/>
-          <w:sz w:val="28"/>
-          <w:szCs w:val="28"/>
-        </w:rPr>
-      </w:pPr>
-      <w:r>
-        <w:rPr>
-          <w:rFonts w:hint="eastAsia"/>
-          <w:sz w:val="28"/>
-          <w:szCs w:val="28"/>
-        </w:rPr>
-        <w:t>“他是谁？”何行舟问。</w:t>
-      </w:r>
-    </w:p>
-    <w:p>
-      <w:pPr>
-        <w:rPr>
-          <w:rFonts w:hint="eastAsia"/>
-          <w:sz w:val="28"/>
-          <w:szCs w:val="28"/>
-        </w:rPr>
-      </w:pPr>
-    </w:p>
-    <w:p>
-      <w:pPr>
-        <w:rPr>
-          <w:rFonts w:hint="eastAsia"/>
-          <w:sz w:val="28"/>
-          <w:szCs w:val="28"/>
-        </w:rPr>
-      </w:pPr>
-      <w:r>
-        <w:rPr>
-          <w:rFonts w:hint="eastAsia"/>
-          <w:sz w:val="28"/>
-          <w:szCs w:val="28"/>
-        </w:rPr>
-        <w:t>周杉看着他，没有等你的回答。“我是她男朋友。”</w:t>
-      </w:r>
-    </w:p>
-    <w:p>
-      <w:pPr>
-        <w:rPr>
-          <w:rFonts w:hint="eastAsia"/>
-          <w:sz w:val="28"/>
-          <w:szCs w:val="28"/>
-        </w:rPr>
-      </w:pPr>
-    </w:p>
-    <w:p>
-      <w:pPr>
-        <w:rPr>
-          <w:rFonts w:hint="eastAsia"/>
-          <w:sz w:val="28"/>
-          <w:szCs w:val="28"/>
-        </w:rPr>
-      </w:pPr>
-      <w:r>
-        <w:rPr>
-          <w:rFonts w:hint="eastAsia"/>
-          <w:sz w:val="28"/>
-          <w:szCs w:val="28"/>
-        </w:rPr>
-        <w:t>何行舟沉默了一会儿，然后转过头看着你。“他说的是真的？”</w:t>
-      </w:r>
-    </w:p>
-    <w:p>
-      <w:pPr>
-        <w:rPr>
-          <w:rFonts w:hint="eastAsia"/>
-          <w:sz w:val="28"/>
-          <w:szCs w:val="28"/>
-        </w:rPr>
-      </w:pPr>
-    </w:p>
-    <w:p>
-      <w:pPr>
-        <w:rPr>
-          <w:rFonts w:hint="eastAsia"/>
-          <w:sz w:val="28"/>
-          <w:szCs w:val="28"/>
-        </w:rPr>
-      </w:pPr>
-      <w:r>
-        <w:rPr>
-          <w:rFonts w:hint="eastAsia"/>
-          <w:sz w:val="28"/>
-          <w:szCs w:val="28"/>
-        </w:rPr>
-        <w:t>你张了张嘴，想说点什么，但周杉的手还搭在你肩上，何行舟的目光还落在你脸上。雨越下越大，三个人站在同一把伞下，谁都没有动。</w:t>
-      </w:r>
-    </w:p>
-    <w:p>
-      <w:pPr>
-        <w:rPr>
-          <w:rFonts w:hint="eastAsia"/>
-          <w:sz w:val="28"/>
-          <w:szCs w:val="28"/>
-        </w:rPr>
-      </w:pPr>
-    </w:p>
-    <w:p>
-      <w:pPr>
-        <w:rPr>
-          <w:rFonts w:hint="eastAsia"/>
-          <w:sz w:val="28"/>
-          <w:szCs w:val="28"/>
-        </w:rPr>
-      </w:pPr>
-      <w:r>
-        <w:rPr>
-          <w:rFonts w:hint="eastAsia"/>
-          <w:sz w:val="28"/>
-          <w:szCs w:val="28"/>
-        </w:rPr>
-        <w:t>“你也是。”何行舟忽然说。不是问句，是陈述句。</w:t>
-      </w:r>
-    </w:p>
-    <w:p>
-      <w:pPr>
-        <w:rPr>
-          <w:rFonts w:hint="eastAsia"/>
-          <w:sz w:val="28"/>
-          <w:szCs w:val="28"/>
-        </w:rPr>
-      </w:pPr>
-    </w:p>
-    <w:p>
-      <w:pPr>
-        <w:rPr>
-          <w:rFonts w:hint="eastAsia"/>
-          <w:sz w:val="28"/>
-          <w:szCs w:val="28"/>
-        </w:rPr>
-      </w:pPr>
-      <w:r>
-        <w:rPr>
-          <w:rFonts w:hint="eastAsia"/>
-          <w:sz w:val="28"/>
-          <w:szCs w:val="28"/>
-        </w:rPr>
-        <w:t>你点了点头。</w:t>
-      </w:r>
-    </w:p>
-    <w:p>
-      <w:pPr>
-        <w:rPr>
-          <w:rFonts w:hint="eastAsia"/>
-          <w:sz w:val="28"/>
-          <w:szCs w:val="28"/>
-        </w:rPr>
-      </w:pPr>
-    </w:p>
-    <w:p>
-      <w:pPr>
-        <w:rPr>
-          <w:rFonts w:hint="eastAsia"/>
-          <w:sz w:val="28"/>
-          <w:szCs w:val="28"/>
-        </w:rPr>
-      </w:pPr>
-      <w:r>
-        <w:rPr>
-          <w:rFonts w:hint="eastAsia"/>
-          <w:sz w:val="28"/>
-          <w:szCs w:val="28"/>
-        </w:rPr>
-        <w:t>何行舟低下头，看着地上被雨水冲散的落叶。他沉默了很久，久到你以为他会转身离开。然后他抬起头，看着周杉。</w:t>
-      </w:r>
-    </w:p>
-    <w:p>
-      <w:pPr>
-        <w:rPr>
-          <w:rFonts w:hint="eastAsia"/>
-          <w:sz w:val="28"/>
-          <w:szCs w:val="28"/>
-        </w:rPr>
-      </w:pPr>
-    </w:p>
-    <w:p>
-      <w:pPr>
-        <w:rPr>
-          <w:rFonts w:hint="eastAsia"/>
-          <w:sz w:val="28"/>
-          <w:szCs w:val="28"/>
-        </w:rPr>
-      </w:pPr>
-      <w:r>
-        <w:rPr>
-          <w:rFonts w:hint="eastAsia"/>
-          <w:sz w:val="28"/>
-          <w:szCs w:val="28"/>
-        </w:rPr>
-        <w:t>“我知道你。”他说，</w:t>
-      </w:r>
-    </w:p>
-    <w:p>
-      <w:pPr>
-        <w:rPr>
-          <w:rFonts w:hint="eastAsia"/>
-          <w:sz w:val="28"/>
-          <w:szCs w:val="28"/>
-        </w:rPr>
-      </w:pPr>
-    </w:p>
-    <w:p>
-      <w:pPr>
-        <w:rPr>
-          <w:rFonts w:hint="eastAsia"/>
-          <w:sz w:val="28"/>
-          <w:szCs w:val="28"/>
-        </w:rPr>
-      </w:pPr>
-      <w:r>
-        <w:rPr>
-          <w:rFonts w:hint="eastAsia"/>
-          <w:sz w:val="28"/>
-          <w:szCs w:val="28"/>
-        </w:rPr>
-        <w:t>周杉愣了一下，然后笑了一下。“你知道我？”</w:t>
-      </w:r>
-    </w:p>
-    <w:p>
-      <w:pPr>
-        <w:rPr>
-          <w:rFonts w:hint="eastAsia"/>
-          <w:sz w:val="28"/>
-          <w:szCs w:val="28"/>
-        </w:rPr>
-      </w:pPr>
-    </w:p>
-    <w:p>
-      <w:pPr>
-        <w:rPr>
-          <w:rFonts w:hint="eastAsia"/>
-          <w:sz w:val="28"/>
-          <w:szCs w:val="28"/>
-        </w:rPr>
-      </w:pPr>
-      <w:r>
-        <w:rPr>
-          <w:rFonts w:hint="eastAsia"/>
-          <w:sz w:val="28"/>
-          <w:szCs w:val="28"/>
-        </w:rPr>
-        <w:t>“知道。”何行舟说，“她提起过你。”</w:t>
-      </w:r>
-    </w:p>
-    <w:p>
-      <w:pPr>
-        <w:rPr>
-          <w:rFonts w:hint="eastAsia"/>
-          <w:sz w:val="28"/>
-          <w:szCs w:val="28"/>
-        </w:rPr>
-      </w:pPr>
-    </w:p>
-    <w:p>
-      <w:pPr>
-        <w:rPr>
-          <w:rFonts w:hint="eastAsia"/>
-          <w:sz w:val="28"/>
-          <w:szCs w:val="28"/>
-        </w:rPr>
-      </w:pPr>
-      <w:r>
-        <w:rPr>
-          <w:rFonts w:hint="eastAsia"/>
-          <w:sz w:val="28"/>
-          <w:szCs w:val="28"/>
-        </w:rPr>
-        <w:t>两个男人对视着，雨水从伞沿滴下来，落在他们之间。你站在中间，不知道该怎么办。</w:t>
-      </w:r>
-    </w:p>
-    <w:p>
-      <w:pPr>
-        <w:rPr>
-          <w:rFonts w:hint="eastAsia"/>
-          <w:sz w:val="28"/>
-          <w:szCs w:val="28"/>
-        </w:rPr>
-      </w:pPr>
-    </w:p>
-    <w:p>
-      <w:pPr>
-        <w:rPr>
-          <w:rFonts w:hint="eastAsia"/>
-          <w:sz w:val="28"/>
-          <w:szCs w:val="28"/>
-        </w:rPr>
-      </w:pPr>
-      <w:r>
-        <w:rPr>
-          <w:rFonts w:hint="eastAsia"/>
-          <w:sz w:val="28"/>
-          <w:szCs w:val="28"/>
-        </w:rPr>
-        <w:t>“我不想吵架。”何行舟先开口了。</w:t>
-      </w:r>
-    </w:p>
-    <w:p>
-      <w:pPr>
-        <w:rPr>
-          <w:rFonts w:hint="eastAsia"/>
-          <w:sz w:val="28"/>
-          <w:szCs w:val="28"/>
-        </w:rPr>
-      </w:pPr>
-    </w:p>
-    <w:p>
-      <w:pPr>
-        <w:rPr>
-          <w:rFonts w:hint="eastAsia"/>
-          <w:sz w:val="28"/>
-          <w:szCs w:val="28"/>
-        </w:rPr>
-      </w:pPr>
-      <w:r>
-        <w:rPr>
-          <w:rFonts w:hint="eastAsia"/>
-          <w:sz w:val="28"/>
-          <w:szCs w:val="28"/>
-        </w:rPr>
-        <w:t>“我也不想。”周杉说。</w:t>
-      </w:r>
-    </w:p>
-    <w:p>
-      <w:pPr>
-        <w:rPr>
-          <w:rFonts w:hint="eastAsia"/>
-          <w:sz w:val="28"/>
-          <w:szCs w:val="28"/>
-        </w:rPr>
-      </w:pPr>
-    </w:p>
-    <w:p>
-      <w:pPr>
-        <w:rPr>
-          <w:rFonts w:hint="eastAsia"/>
-          <w:sz w:val="28"/>
-          <w:szCs w:val="28"/>
-        </w:rPr>
-      </w:pPr>
-      <w:r>
-        <w:rPr>
-          <w:rFonts w:hint="eastAsia"/>
-          <w:sz w:val="28"/>
-          <w:szCs w:val="28"/>
-        </w:rPr>
-        <w:t>他们同时看了你一眼，然后又同时移开目光。雨声很大，大到你觉得这个世界只剩下雨和你们三个人。</w:t>
-      </w:r>
-    </w:p>
-    <w:p>
-      <w:pPr>
-        <w:rPr>
-          <w:rFonts w:hint="eastAsia"/>
-          <w:sz w:val="28"/>
-          <w:szCs w:val="28"/>
-        </w:rPr>
-      </w:pPr>
-    </w:p>
-    <w:p>
-      <w:pPr>
-        <w:rPr>
-          <w:rFonts w:hint="eastAsia"/>
-          <w:sz w:val="28"/>
-          <w:szCs w:val="28"/>
-        </w:rPr>
-      </w:pPr>
-      <w:r>
-        <w:rPr>
-          <w:rFonts w:hint="eastAsia"/>
-          <w:sz w:val="28"/>
-          <w:szCs w:val="28"/>
-        </w:rPr>
-        <w:t>“上楼说吧。”你说。</w:t>
-      </w:r>
-    </w:p>
-    <w:p>
-      <w:pPr>
-        <w:rPr>
-          <w:rFonts w:hint="eastAsia"/>
-          <w:sz w:val="28"/>
-          <w:szCs w:val="28"/>
-        </w:rPr>
-      </w:pPr>
-    </w:p>
-    <w:p>
-      <w:pPr>
-        <w:rPr>
-          <w:rFonts w:hint="eastAsia"/>
-          <w:sz w:val="28"/>
-          <w:szCs w:val="28"/>
-        </w:rPr>
-      </w:pPr>
-      <w:r>
-        <w:rPr>
-          <w:rFonts w:hint="eastAsia"/>
-          <w:sz w:val="28"/>
-          <w:szCs w:val="28"/>
-        </w:rPr>
-        <w:t>何行舟看着周杉，周杉看着何行舟。过了几秒，两个人几乎是同时点了点头。</w:t>
-      </w:r>
-    </w:p>
-    <w:p>
-      <w:pPr>
-        <w:rPr>
-          <w:rFonts w:hint="eastAsia"/>
-          <w:sz w:val="28"/>
-          <w:szCs w:val="28"/>
-        </w:rPr>
-      </w:pPr>
-    </w:p>
-    <w:p>
-      <w:pPr>
-        <w:rPr>
-          <w:rFonts w:hint="eastAsia"/>
-          <w:sz w:val="28"/>
-          <w:szCs w:val="28"/>
-        </w:rPr>
-      </w:pPr>
-      <w:r>
-        <w:rPr>
-          <w:rFonts w:hint="eastAsia"/>
-          <w:sz w:val="28"/>
-          <w:szCs w:val="28"/>
-        </w:rPr>
-        <w:t>你走在前面，他们跟在后面。电梯里三个人站成一个三角形，谁都不看谁。你按下楼层键，电梯缓缓上升，数字一格一格地跳。你听到周杉轻轻叹了口气，听到何行舟把湿漉漉的伞收拢的声音。门开了，你走出去，掏出钥匙。</w:t>
-      </w:r>
-    </w:p>
-    <w:p>
-      <w:pPr>
-        <w:rPr>
-          <w:rFonts w:hint="eastAsia"/>
-          <w:sz w:val="28"/>
-          <w:szCs w:val="28"/>
-        </w:rPr>
-      </w:pPr>
-    </w:p>
-    <w:p>
-      <w:pPr>
-        <w:rPr>
-          <w:rFonts w:hint="eastAsia"/>
-          <w:sz w:val="28"/>
-          <w:szCs w:val="28"/>
-        </w:rPr>
-      </w:pPr>
-      <w:r>
-        <w:rPr>
-          <w:rFonts w:hint="eastAsia"/>
-          <w:sz w:val="28"/>
-          <w:szCs w:val="28"/>
-        </w:rPr>
-        <w:t>客厅的灯亮了。你换好鞋，把两双客用拖鞋放在玄关。他们弯腰换鞋的时候，你走进厨房，倒了三杯水。回来的时候，周杉坐在沙发的左边，何行舟坐在右边。中间空着一个位置。你把水放在茶几上，在他们中间坐下。</w:t>
-      </w:r>
-    </w:p>
-    <w:p>
-      <w:pPr>
-        <w:rPr>
-          <w:rFonts w:hint="eastAsia"/>
-          <w:sz w:val="28"/>
-          <w:szCs w:val="28"/>
-        </w:rPr>
-      </w:pPr>
-    </w:p>
-    <w:p>
-      <w:pPr>
-        <w:rPr>
-          <w:rFonts w:hint="eastAsia"/>
-          <w:sz w:val="28"/>
-          <w:szCs w:val="28"/>
-        </w:rPr>
-      </w:pPr>
-      <w:r>
-        <w:rPr>
-          <w:rFonts w:hint="eastAsia"/>
-          <w:sz w:val="28"/>
-          <w:szCs w:val="28"/>
-        </w:rPr>
-        <w:t>“所以，”你开口，“你们想谈什么？”</w:t>
-      </w:r>
-    </w:p>
-    <w:p>
-      <w:pPr>
-        <w:rPr>
-          <w:rFonts w:hint="eastAsia"/>
-          <w:sz w:val="28"/>
-          <w:szCs w:val="28"/>
-        </w:rPr>
-      </w:pPr>
-    </w:p>
-    <w:p>
-      <w:pPr>
-        <w:rPr>
-          <w:rFonts w:hint="eastAsia"/>
-          <w:sz w:val="28"/>
-          <w:szCs w:val="28"/>
-        </w:rPr>
-      </w:pPr>
-      <w:r>
-        <w:rPr>
-          <w:rFonts w:hint="eastAsia"/>
-          <w:sz w:val="28"/>
-          <w:szCs w:val="28"/>
-        </w:rPr>
-        <w:t>周杉端起水杯喝了一口，放下。“你先说。”</w:t>
-      </w:r>
-    </w:p>
-    <w:p>
-      <w:pPr>
-        <w:rPr>
-          <w:rFonts w:hint="eastAsia"/>
-          <w:sz w:val="28"/>
-          <w:szCs w:val="28"/>
-        </w:rPr>
-      </w:pPr>
-    </w:p>
-    <w:p>
-      <w:pPr>
-        <w:rPr>
-          <w:rFonts w:hint="eastAsia"/>
-          <w:sz w:val="28"/>
-          <w:szCs w:val="28"/>
-        </w:rPr>
-      </w:pPr>
-    </w:p>
-    <w:p>
-      <w:pPr>
-        <w:rPr>
-          <w:rFonts w:hint="eastAsia"/>
-          <w:sz w:val="28"/>
-          <w:szCs w:val="28"/>
-        </w:rPr>
-      </w:pPr>
-      <w:r>
-        <w:rPr>
-          <w:rFonts w:hint="eastAsia"/>
-          <w:sz w:val="28"/>
-          <w:szCs w:val="28"/>
-        </w:rPr>
-        <w:t>两个人都沉默了。你坐在中间，觉得自己的心跳声大到他们一定都听到了。</w:t>
-      </w:r>
-    </w:p>
-    <w:p>
-      <w:pPr>
-        <w:rPr>
-          <w:rFonts w:hint="eastAsia"/>
-          <w:sz w:val="28"/>
-          <w:szCs w:val="28"/>
-        </w:rPr>
-      </w:pPr>
-    </w:p>
-    <w:p>
-      <w:pPr>
-        <w:rPr>
-          <w:rFonts w:hint="eastAsia"/>
-          <w:sz w:val="28"/>
-          <w:szCs w:val="28"/>
-        </w:rPr>
-      </w:pPr>
-      <w:r>
-        <w:rPr>
-          <w:rFonts w:hint="eastAsia"/>
-          <w:sz w:val="28"/>
-          <w:szCs w:val="28"/>
-        </w:rPr>
-        <w:t>“那怎么办？”你问。</w:t>
-      </w:r>
-    </w:p>
-    <w:p>
-      <w:pPr>
-        <w:rPr>
-          <w:rFonts w:hint="eastAsia"/>
-          <w:sz w:val="28"/>
-          <w:szCs w:val="28"/>
-        </w:rPr>
-      </w:pPr>
-    </w:p>
-    <w:p>
-      <w:pPr>
-        <w:rPr>
-          <w:rFonts w:hint="eastAsia"/>
-          <w:sz w:val="28"/>
-          <w:szCs w:val="28"/>
-        </w:rPr>
-      </w:pPr>
-      <w:r>
-        <w:rPr>
-          <w:rFonts w:hint="eastAsia"/>
-          <w:sz w:val="28"/>
-          <w:szCs w:val="28"/>
-        </w:rPr>
-        <w:t>周杉看着何行舟，何行舟看着周杉。窗外的雨还在下，很大，大到听不到别的声音。过了很久，何行舟先开口了。</w:t>
-      </w:r>
-    </w:p>
-    <w:p>
-      <w:pPr>
-        <w:rPr>
-          <w:rFonts w:hint="eastAsia"/>
-          <w:sz w:val="28"/>
-          <w:szCs w:val="28"/>
-        </w:rPr>
-      </w:pPr>
-    </w:p>
-    <w:p>
-      <w:pPr>
-        <w:rPr>
-          <w:rFonts w:hint="eastAsia"/>
-          <w:sz w:val="28"/>
-          <w:szCs w:val="28"/>
-        </w:rPr>
-      </w:pPr>
-      <w:r>
-        <w:rPr>
-          <w:rFonts w:hint="eastAsia"/>
-          <w:sz w:val="28"/>
-          <w:szCs w:val="28"/>
-        </w:rPr>
-        <w:t>“我不介意。”他说，声音很轻，像在对自己说。</w:t>
-      </w:r>
-    </w:p>
-    <w:p>
-      <w:pPr>
-        <w:rPr>
-          <w:rFonts w:hint="eastAsia"/>
-          <w:sz w:val="28"/>
-          <w:szCs w:val="28"/>
-        </w:rPr>
-      </w:pPr>
-    </w:p>
-    <w:p>
-      <w:pPr>
-        <w:rPr>
-          <w:rFonts w:hint="eastAsia"/>
-          <w:sz w:val="28"/>
-          <w:szCs w:val="28"/>
-        </w:rPr>
-      </w:pPr>
-      <w:r>
-        <w:rPr>
-          <w:rFonts w:hint="eastAsia"/>
-          <w:sz w:val="28"/>
-          <w:szCs w:val="28"/>
-        </w:rPr>
-        <w:t>周杉愣了一下，转过头看着他。“你说什么？”</w:t>
-      </w:r>
-    </w:p>
-    <w:p>
-      <w:pPr>
-        <w:rPr>
-          <w:rFonts w:hint="eastAsia"/>
-          <w:sz w:val="28"/>
-          <w:szCs w:val="28"/>
-        </w:rPr>
-      </w:pPr>
-    </w:p>
-    <w:p>
-      <w:pPr>
-        <w:rPr>
-          <w:rFonts w:hint="eastAsia"/>
-          <w:sz w:val="28"/>
-          <w:szCs w:val="28"/>
-        </w:rPr>
-      </w:pPr>
-      <w:r>
-        <w:rPr>
-          <w:rFonts w:hint="eastAsia"/>
-          <w:sz w:val="28"/>
-          <w:szCs w:val="28"/>
-        </w:rPr>
-        <w:t>“我说，我不介意。”何行舟抬起头，目光从周杉脸上移到你脸上，</w:t>
-      </w:r>
-    </w:p>
-    <w:p>
-      <w:pPr>
-        <w:rPr>
-          <w:rFonts w:hint="eastAsia"/>
-          <w:sz w:val="28"/>
-          <w:szCs w:val="28"/>
-        </w:rPr>
-      </w:pPr>
-    </w:p>
-    <w:p>
-      <w:pPr>
-        <w:rPr>
-          <w:rFonts w:hint="eastAsia"/>
-          <w:sz w:val="28"/>
-          <w:szCs w:val="28"/>
-        </w:rPr>
-      </w:pPr>
-      <w:r>
-        <w:rPr>
-          <w:rFonts w:hint="eastAsia"/>
-          <w:sz w:val="28"/>
-          <w:szCs w:val="28"/>
-        </w:rPr>
-        <w:t>周杉沉默了很久。你看到他攥着杯子的手指松开了，又攥紧，又松开。他低下头，看着自己膝盖上被雨水打湿的裤脚。</w:t>
-      </w:r>
-    </w:p>
-    <w:p>
-      <w:pPr>
-        <w:rPr>
-          <w:rFonts w:hint="eastAsia"/>
-          <w:sz w:val="28"/>
-          <w:szCs w:val="28"/>
-        </w:rPr>
-      </w:pPr>
-    </w:p>
-    <w:p>
-      <w:pPr>
-        <w:rPr>
-          <w:rFonts w:hint="eastAsia"/>
-          <w:sz w:val="28"/>
-          <w:szCs w:val="28"/>
-        </w:rPr>
-      </w:pPr>
-      <w:r>
-        <w:rPr>
-          <w:rFonts w:hint="eastAsia"/>
-          <w:sz w:val="28"/>
-          <w:szCs w:val="28"/>
-        </w:rPr>
-        <w:t>“我也不介意。”他说，声音有些涩，“但你不能让她难过。”</w:t>
-      </w:r>
-    </w:p>
-    <w:p>
-      <w:pPr>
-        <w:rPr>
-          <w:rFonts w:hint="eastAsia"/>
-          <w:sz w:val="28"/>
-          <w:szCs w:val="28"/>
-        </w:rPr>
-      </w:pPr>
-    </w:p>
-    <w:p>
-      <w:pPr>
-        <w:rPr>
-          <w:rFonts w:hint="eastAsia"/>
-          <w:sz w:val="28"/>
-          <w:szCs w:val="28"/>
-        </w:rPr>
-      </w:pPr>
-      <w:r>
-        <w:rPr>
-          <w:rFonts w:hint="eastAsia"/>
-          <w:sz w:val="28"/>
-          <w:szCs w:val="28"/>
-        </w:rPr>
-        <w:t>何行舟看着他，点了点头。“你也是。”</w:t>
-      </w:r>
-    </w:p>
-    <w:p>
-      <w:pPr>
-        <w:rPr>
-          <w:rFonts w:hint="eastAsia"/>
-          <w:sz w:val="28"/>
-          <w:szCs w:val="28"/>
-        </w:rPr>
-      </w:pPr>
-    </w:p>
-    <w:p>
-      <w:pPr>
-        <w:rPr>
-          <w:rFonts w:hint="eastAsia"/>
-          <w:sz w:val="28"/>
-          <w:szCs w:val="28"/>
-        </w:rPr>
-      </w:pPr>
-      <w:r>
-        <w:rPr>
-          <w:rFonts w:hint="eastAsia"/>
-          <w:sz w:val="28"/>
-          <w:szCs w:val="28"/>
-        </w:rPr>
-        <w:t>两个男人的目光在空气中对撞了一下，然后各自移开。你坐在中间，觉得有什么东西在这一刻发生了变化。不是和解，不是妥协，而是一种更安静的、像是终于放下什么的释然。</w:t>
-      </w:r>
-    </w:p>
-    <w:p>
-      <w:pPr>
-        <w:rPr>
-          <w:rFonts w:hint="eastAsia"/>
-          <w:sz w:val="28"/>
-          <w:szCs w:val="28"/>
-        </w:rPr>
-      </w:pPr>
-    </w:p>
-    <w:p>
-      <w:pPr>
-        <w:rPr>
-          <w:rFonts w:hint="eastAsia"/>
-          <w:sz w:val="28"/>
-          <w:szCs w:val="28"/>
-        </w:rPr>
-      </w:pPr>
-      <w:r>
-        <w:rPr>
-          <w:rFonts w:hint="eastAsia"/>
-          <w:sz w:val="28"/>
-          <w:szCs w:val="28"/>
-        </w:rPr>
-        <w:t>那天晚上雨一直下到很晚。你们三个人坐在客厅里，有一搭没一搭地聊天。周杉问何行舟考研的事，何行舟问他论文的事。你听着他们说话，觉得这个世界很奇怪，又觉得很正常。</w:t>
-      </w:r>
-    </w:p>
-    <w:p>
-      <w:pPr>
-        <w:rPr>
-          <w:rFonts w:hint="eastAsia"/>
-          <w:sz w:val="28"/>
-          <w:szCs w:val="28"/>
-        </w:rPr>
-      </w:pPr>
-    </w:p>
-    <w:p>
-      <w:pPr>
-        <w:rPr>
-          <w:rFonts w:hint="eastAsia"/>
-          <w:sz w:val="28"/>
-          <w:szCs w:val="28"/>
-        </w:rPr>
-      </w:pPr>
-      <w:r>
-        <w:rPr>
-          <w:rFonts w:hint="eastAsia"/>
-          <w:sz w:val="28"/>
-          <w:szCs w:val="28"/>
-        </w:rPr>
-        <w:t>后来何行舟先走了，他说明天还要上班。周杉送他到门口，两个人握了一下手，没有说话。门关上了，周杉走回来，在你旁边坐下。</w:t>
-      </w:r>
-    </w:p>
-    <w:p>
-      <w:pPr>
-        <w:rPr>
-          <w:rFonts w:hint="eastAsia"/>
-          <w:sz w:val="28"/>
-          <w:szCs w:val="28"/>
-        </w:rPr>
-      </w:pPr>
-    </w:p>
-    <w:p>
-      <w:pPr>
-        <w:rPr>
-          <w:rFonts w:hint="eastAsia"/>
-          <w:sz w:val="28"/>
-          <w:szCs w:val="28"/>
-        </w:rPr>
-      </w:pPr>
-      <w:r>
-        <w:rPr>
-          <w:rFonts w:hint="eastAsia"/>
-          <w:sz w:val="28"/>
-          <w:szCs w:val="28"/>
-        </w:rPr>
-        <w:t>“他挺好的。”周杉说。</w:t>
-      </w:r>
-    </w:p>
-    <w:p>
-      <w:pPr>
-        <w:rPr>
-          <w:rFonts w:hint="eastAsia"/>
-          <w:sz w:val="28"/>
-          <w:szCs w:val="28"/>
-        </w:rPr>
-      </w:pPr>
-    </w:p>
-    <w:p>
-      <w:pPr>
-        <w:rPr>
-          <w:rFonts w:hint="eastAsia"/>
-          <w:sz w:val="28"/>
-          <w:szCs w:val="28"/>
-        </w:rPr>
-      </w:pPr>
-      <w:r>
-        <w:rPr>
-          <w:rFonts w:hint="eastAsia"/>
-          <w:sz w:val="28"/>
-          <w:szCs w:val="28"/>
-        </w:rPr>
-        <w:t>“嗯。”</w:t>
-      </w:r>
-    </w:p>
-    <w:p>
-      <w:pPr>
-        <w:rPr>
-          <w:rFonts w:hint="eastAsia"/>
-          <w:sz w:val="28"/>
-          <w:szCs w:val="28"/>
-        </w:rPr>
-      </w:pPr>
-    </w:p>
-    <w:p>
-      <w:pPr>
-        <w:rPr>
-          <w:rFonts w:hint="eastAsia"/>
-          <w:sz w:val="28"/>
-          <w:szCs w:val="28"/>
-        </w:rPr>
-      </w:pPr>
-      <w:r>
-        <w:rPr>
-          <w:rFonts w:hint="eastAsia"/>
-          <w:sz w:val="28"/>
-          <w:szCs w:val="28"/>
-        </w:rPr>
-        <w:t>“你也挺好的。”他又说。</w:t>
-      </w:r>
-    </w:p>
-    <w:p>
-      <w:pPr>
-        <w:rPr>
-          <w:rFonts w:hint="eastAsia"/>
-          <w:sz w:val="28"/>
-          <w:szCs w:val="28"/>
-        </w:rPr>
-      </w:pPr>
-    </w:p>
-    <w:p>
-      <w:pPr>
-        <w:rPr>
-          <w:sz w:val="28"/>
-          <w:szCs w:val="28"/>
-        </w:rPr>
-      </w:pPr>
-      <w:r>
-        <w:rPr>
-          <w:rFonts w:hint="eastAsia"/>
-          <w:sz w:val="28"/>
-          <w:szCs w:val="28"/>
-        </w:rPr>
-        <w:t>你靠过去，把头靠在他肩上。他伸出手，揽住你的肩膀。窗外雨声渐小，客厅的灯还亮着。你知道，这只是一个开始。以后还有很多事需要面对，很多问题需要解决。但至少今晚，雨停了。</w:t>
       </w:r>
     </w:p>
     <w:sectPr>
@@ -8448,7 +10013,7 @@
     <w:lsdException w:qFormat="1" w:unhideWhenUsed="0" w:uiPriority="0" w:semiHidden="0" w:name="Title"/>
     <w:lsdException w:unhideWhenUsed="0" w:uiPriority="0" w:semiHidden="0" w:name="Closing"/>
     <w:lsdException w:unhideWhenUsed="0" w:uiPriority="0" w:semiHidden="0" w:name="Signature"/>
-    <w:lsdException w:unhideWhenUsed="0" w:uiPriority="0" w:name="Default Paragraph Font"/>
+    <w:lsdException w:qFormat="1" w:unhideWhenUsed="0" w:uiPriority="0" w:name="Default Paragraph Font"/>
     <w:lsdException w:unhideWhenUsed="0" w:uiPriority="0" w:semiHidden="0" w:name="Body Text"/>
     <w:lsdException w:unhideWhenUsed="0" w:uiPriority="0" w:semiHidden="0" w:name="Body Text Indent"/>
     <w:lsdException w:unhideWhenUsed="0" w:uiPriority="0" w:semiHidden="0" w:name="List Continue"/>
@@ -8691,6 +10256,7 @@
   <w:style w:type="character" w:default="1" w:styleId="6">
     <w:name w:val="Default Paragraph Font"/>
     <w:semiHidden/>
+    <w:qFormat/>
     <w:uiPriority w:val="0"/>
   </w:style>
   <w:style w:type="table" w:default="1" w:styleId="5">
